--- a/CENTRO PAULA SOUZA.docx
+++ b/CENTRO PAULA SOUZA.docx
@@ -185,11 +185,23 @@
     </w:p>
     <w:p>
       <w:pPr>
-        <w:pStyle w:val="SemEspaamento"/>
+        <w:spacing w:after="0"/>
+        <w:rPr>
+          <w:b/>
+          <w:sz w:val="28"/>
+        </w:rPr>
       </w:pPr>
       <w:r>
         <w:lastRenderedPageBreak/>
-        <w:t>DEDICATÓRIA</w:t>
+        <w:t xml:space="preserve">Aqui ficara a ficha </w:t>
+      </w:r>
+      <w:proofErr w:type="spellStart"/>
+      <w:r>
+        <w:t>catalografica</w:t>
+      </w:r>
+      <w:proofErr w:type="spellEnd"/>
+      <w:r>
+        <w:br w:type="page"/>
       </w:r>
     </w:p>
     <w:p>
@@ -198,8 +210,11 @@
       </w:pPr>
     </w:p>
     <w:p>
-      <w:r>
-        <w:t>Colocar aqui a dedicatória</w:t>
+      <w:pPr>
+        <w:pStyle w:val="SemEspaamento"/>
+      </w:pPr>
+      <w:r>
+        <w:t>DEDICATÓRIA</w:t>
       </w:r>
     </w:p>
     <w:p>
@@ -208,9 +223,18 @@
       </w:pPr>
     </w:p>
     <w:p>
-      <w:pPr>
-        <w:rPr>
-          <w:rFonts w:ascii="Arial" w:hAnsi="Arial"/>
+      <w:r>
+        <w:t>Colocar aqui a dedicatória</w:t>
+      </w:r>
+    </w:p>
+    <w:p>
+      <w:pPr>
+        <w:pStyle w:val="SemEspaamento"/>
+      </w:pPr>
+    </w:p>
+    <w:p>
+      <w:pPr>
+        <w:rPr>
           <w:b/>
           <w:sz w:val="28"/>
         </w:rPr>
@@ -235,11 +259,5067 @@
     </w:p>
     <w:p>
       <w:r>
-        <w:t>Colocar os agradecimentos aquo</w:t>
-      </w:r>
+        <w:t xml:space="preserve">Colocar os agradecimentos </w:t>
+      </w:r>
+      <w:proofErr w:type="spellStart"/>
+      <w:r>
+        <w:t>aquo</w:t>
+      </w:r>
+      <w:proofErr w:type="spellEnd"/>
+    </w:p>
+    <w:p>
+      <w:r>
+        <w:br w:type="page"/>
+      </w:r>
+    </w:p>
+    <w:p>
+      <w:pPr>
+        <w:spacing w:after="10560"/>
+      </w:pPr>
+    </w:p>
+    <w:p/>
+    <w:p/>
+    <w:p/>
+    <w:p>
+      <w:pPr>
+        <w:spacing w:after="100" w:afterAutospacing="1"/>
+      </w:pPr>
+      <w:r>
+        <w:t>Conhecendo tanto a derrota quanto a vitória, andando por aí derramando lágrimas, é assim que você se torna um verdadeiro homem. (</w:t>
+      </w:r>
+      <w:proofErr w:type="spellStart"/>
+      <w:r>
+        <w:t>Shanks</w:t>
+      </w:r>
+      <w:proofErr w:type="spellEnd"/>
+      <w:r>
+        <w:t>)</w:t>
+      </w:r>
+    </w:p>
+    <w:p>
+      <w:pPr>
+        <w:pStyle w:val="SemEspaamento"/>
+      </w:pPr>
+      <w:r>
+        <w:lastRenderedPageBreak/>
+        <w:t>RESUMO</w:t>
+      </w:r>
+    </w:p>
+    <w:p>
+      <w:r>
+        <w:t>Aqui ficara o resumo</w:t>
+      </w:r>
+    </w:p>
+    <w:p>
+      <w:r>
+        <w:br w:type="page"/>
+      </w:r>
+    </w:p>
+    <w:p>
+      <w:pPr>
+        <w:pStyle w:val="SemEspaamento"/>
+      </w:pPr>
+      <w:r>
+        <w:lastRenderedPageBreak/>
+        <w:t>ABSTRACT</w:t>
+      </w:r>
+    </w:p>
+    <w:p>
+      <w:r>
+        <w:t>Aqui vai ficar o resumo em inglês</w:t>
+      </w:r>
+    </w:p>
+    <w:p>
+      <w:r>
+        <w:br w:type="page"/>
+      </w:r>
+    </w:p>
+    <w:p>
+      <w:pPr>
+        <w:pStyle w:val="SemEspaamento"/>
+      </w:pPr>
+      <w:r>
+        <w:lastRenderedPageBreak/>
+        <w:t>INDICE DE ILUSTRACOES</w:t>
+      </w:r>
+    </w:p>
+    <w:p/>
+    <w:p>
+      <w:pPr>
+        <w:tabs>
+          <w:tab w:val="left" w:pos="1432"/>
+        </w:tabs>
+      </w:pPr>
+      <w:r>
+        <w:t>PP</w:t>
+      </w:r>
+    </w:p>
+    <w:p>
+      <w:r>
+        <w:br w:type="page"/>
+      </w:r>
+    </w:p>
+    <w:p>
+      <w:pPr>
+        <w:pStyle w:val="SemEspaamento"/>
+      </w:pPr>
+      <w:r>
+        <w:lastRenderedPageBreak/>
+        <w:t>SUMÁRIO</w:t>
+      </w:r>
+    </w:p>
+    <w:p/>
+    <w:p/>
+    <w:p>
+      <w:r>
+        <w:t>PPPP</w:t>
+      </w:r>
+    </w:p>
+    <w:p>
+      <w:r>
+        <w:br w:type="page"/>
+      </w:r>
+    </w:p>
+    <w:p>
+      <w:pPr>
+        <w:pStyle w:val="Ttulo1"/>
+      </w:pPr>
+      <w:r>
+        <w:lastRenderedPageBreak/>
+        <w:t>INTRODUÇÃO</w:t>
+      </w:r>
+    </w:p>
+    <w:p>
+      <w:proofErr w:type="spellStart"/>
+      <w:r>
+        <w:rPr>
+          <w:rStyle w:val="Forte"/>
+          <w:rFonts w:ascii="Open Sans" w:hAnsi="Open Sans" w:cs="Open Sans"/>
+          <w:color w:val="000000"/>
+          <w:sz w:val="21"/>
+          <w:szCs w:val="21"/>
+          <w:shd w:val="clear" w:color="auto" w:fill="FFFFFF"/>
+        </w:rPr>
+        <w:t>Lorem</w:t>
+      </w:r>
+      <w:proofErr w:type="spellEnd"/>
+      <w:r>
+        <w:rPr>
+          <w:rStyle w:val="Forte"/>
+          <w:rFonts w:ascii="Open Sans" w:hAnsi="Open Sans" w:cs="Open Sans"/>
+          <w:color w:val="000000"/>
+          <w:sz w:val="21"/>
+          <w:szCs w:val="21"/>
+          <w:shd w:val="clear" w:color="auto" w:fill="FFFFFF"/>
+        </w:rPr>
+        <w:t xml:space="preserve"> Ipsum</w:t>
+      </w:r>
+      <w:r>
+        <w:rPr>
+          <w:rFonts w:ascii="Open Sans" w:hAnsi="Open Sans" w:cs="Open Sans"/>
+          <w:color w:val="000000"/>
+          <w:sz w:val="21"/>
+          <w:szCs w:val="21"/>
+          <w:shd w:val="clear" w:color="auto" w:fill="FFFFFF"/>
+        </w:rPr>
+        <w:t> </w:t>
+      </w:r>
+      <w:proofErr w:type="spellStart"/>
+      <w:r>
+        <w:rPr>
+          <w:rFonts w:ascii="Open Sans" w:hAnsi="Open Sans" w:cs="Open Sans"/>
+          <w:color w:val="000000"/>
+          <w:sz w:val="21"/>
+          <w:szCs w:val="21"/>
+          <w:shd w:val="clear" w:color="auto" w:fill="FFFFFF"/>
+        </w:rPr>
+        <w:t>is</w:t>
+      </w:r>
+      <w:proofErr w:type="spellEnd"/>
+      <w:r>
+        <w:rPr>
+          <w:rFonts w:ascii="Open Sans" w:hAnsi="Open Sans" w:cs="Open Sans"/>
+          <w:color w:val="000000"/>
+          <w:sz w:val="21"/>
+          <w:szCs w:val="21"/>
+          <w:shd w:val="clear" w:color="auto" w:fill="FFFFFF"/>
+        </w:rPr>
+        <w:t xml:space="preserve"> </w:t>
+      </w:r>
+      <w:proofErr w:type="spellStart"/>
+      <w:r>
+        <w:rPr>
+          <w:rFonts w:ascii="Open Sans" w:hAnsi="Open Sans" w:cs="Open Sans"/>
+          <w:color w:val="000000"/>
+          <w:sz w:val="21"/>
+          <w:szCs w:val="21"/>
+          <w:shd w:val="clear" w:color="auto" w:fill="FFFFFF"/>
+        </w:rPr>
+        <w:t>simply</w:t>
+      </w:r>
+      <w:proofErr w:type="spellEnd"/>
+      <w:r>
+        <w:rPr>
+          <w:rFonts w:ascii="Open Sans" w:hAnsi="Open Sans" w:cs="Open Sans"/>
+          <w:color w:val="000000"/>
+          <w:sz w:val="21"/>
+          <w:szCs w:val="21"/>
+          <w:shd w:val="clear" w:color="auto" w:fill="FFFFFF"/>
+        </w:rPr>
+        <w:t xml:space="preserve"> </w:t>
+      </w:r>
+      <w:proofErr w:type="spellStart"/>
+      <w:r>
+        <w:rPr>
+          <w:rFonts w:ascii="Open Sans" w:hAnsi="Open Sans" w:cs="Open Sans"/>
+          <w:color w:val="000000"/>
+          <w:sz w:val="21"/>
+          <w:szCs w:val="21"/>
+          <w:shd w:val="clear" w:color="auto" w:fill="FFFFFF"/>
+        </w:rPr>
+        <w:t>dummy</w:t>
+      </w:r>
+      <w:proofErr w:type="spellEnd"/>
+      <w:r>
+        <w:rPr>
+          <w:rFonts w:ascii="Open Sans" w:hAnsi="Open Sans" w:cs="Open Sans"/>
+          <w:color w:val="000000"/>
+          <w:sz w:val="21"/>
+          <w:szCs w:val="21"/>
+          <w:shd w:val="clear" w:color="auto" w:fill="FFFFFF"/>
+        </w:rPr>
+        <w:t xml:space="preserve"> </w:t>
+      </w:r>
+      <w:proofErr w:type="spellStart"/>
+      <w:r>
+        <w:rPr>
+          <w:rFonts w:ascii="Open Sans" w:hAnsi="Open Sans" w:cs="Open Sans"/>
+          <w:color w:val="000000"/>
+          <w:sz w:val="21"/>
+          <w:szCs w:val="21"/>
+          <w:shd w:val="clear" w:color="auto" w:fill="FFFFFF"/>
+        </w:rPr>
+        <w:t>text</w:t>
+      </w:r>
+      <w:proofErr w:type="spellEnd"/>
+      <w:r>
+        <w:rPr>
+          <w:rFonts w:ascii="Open Sans" w:hAnsi="Open Sans" w:cs="Open Sans"/>
+          <w:color w:val="000000"/>
+          <w:sz w:val="21"/>
+          <w:szCs w:val="21"/>
+          <w:shd w:val="clear" w:color="auto" w:fill="FFFFFF"/>
+        </w:rPr>
+        <w:t xml:space="preserve"> </w:t>
+      </w:r>
+      <w:proofErr w:type="spellStart"/>
+      <w:r>
+        <w:rPr>
+          <w:rFonts w:ascii="Open Sans" w:hAnsi="Open Sans" w:cs="Open Sans"/>
+          <w:color w:val="000000"/>
+          <w:sz w:val="21"/>
+          <w:szCs w:val="21"/>
+          <w:shd w:val="clear" w:color="auto" w:fill="FFFFFF"/>
+        </w:rPr>
+        <w:t>of</w:t>
+      </w:r>
+      <w:proofErr w:type="spellEnd"/>
+      <w:r>
+        <w:rPr>
+          <w:rFonts w:ascii="Open Sans" w:hAnsi="Open Sans" w:cs="Open Sans"/>
+          <w:color w:val="000000"/>
+          <w:sz w:val="21"/>
+          <w:szCs w:val="21"/>
+          <w:shd w:val="clear" w:color="auto" w:fill="FFFFFF"/>
+        </w:rPr>
+        <w:t xml:space="preserve"> </w:t>
+      </w:r>
+      <w:proofErr w:type="spellStart"/>
+      <w:r>
+        <w:rPr>
+          <w:rFonts w:ascii="Open Sans" w:hAnsi="Open Sans" w:cs="Open Sans"/>
+          <w:color w:val="000000"/>
+          <w:sz w:val="21"/>
+          <w:szCs w:val="21"/>
+          <w:shd w:val="clear" w:color="auto" w:fill="FFFFFF"/>
+        </w:rPr>
+        <w:t>the</w:t>
+      </w:r>
+      <w:proofErr w:type="spellEnd"/>
+      <w:r>
+        <w:rPr>
+          <w:rFonts w:ascii="Open Sans" w:hAnsi="Open Sans" w:cs="Open Sans"/>
+          <w:color w:val="000000"/>
+          <w:sz w:val="21"/>
+          <w:szCs w:val="21"/>
+          <w:shd w:val="clear" w:color="auto" w:fill="FFFFFF"/>
+        </w:rPr>
+        <w:t xml:space="preserve"> </w:t>
+      </w:r>
+      <w:proofErr w:type="spellStart"/>
+      <w:r>
+        <w:rPr>
+          <w:rFonts w:ascii="Open Sans" w:hAnsi="Open Sans" w:cs="Open Sans"/>
+          <w:color w:val="000000"/>
+          <w:sz w:val="21"/>
+          <w:szCs w:val="21"/>
+          <w:shd w:val="clear" w:color="auto" w:fill="FFFFFF"/>
+        </w:rPr>
+        <w:t>printing</w:t>
+      </w:r>
+      <w:proofErr w:type="spellEnd"/>
+      <w:r>
+        <w:rPr>
+          <w:rFonts w:ascii="Open Sans" w:hAnsi="Open Sans" w:cs="Open Sans"/>
+          <w:color w:val="000000"/>
+          <w:sz w:val="21"/>
+          <w:szCs w:val="21"/>
+          <w:shd w:val="clear" w:color="auto" w:fill="FFFFFF"/>
+        </w:rPr>
+        <w:t xml:space="preserve"> </w:t>
+      </w:r>
+      <w:proofErr w:type="spellStart"/>
+      <w:r>
+        <w:rPr>
+          <w:rFonts w:ascii="Open Sans" w:hAnsi="Open Sans" w:cs="Open Sans"/>
+          <w:color w:val="000000"/>
+          <w:sz w:val="21"/>
+          <w:szCs w:val="21"/>
+          <w:shd w:val="clear" w:color="auto" w:fill="FFFFFF"/>
+        </w:rPr>
+        <w:t>and</w:t>
+      </w:r>
+      <w:proofErr w:type="spellEnd"/>
+      <w:r>
+        <w:rPr>
+          <w:rFonts w:ascii="Open Sans" w:hAnsi="Open Sans" w:cs="Open Sans"/>
+          <w:color w:val="000000"/>
+          <w:sz w:val="21"/>
+          <w:szCs w:val="21"/>
+          <w:shd w:val="clear" w:color="auto" w:fill="FFFFFF"/>
+        </w:rPr>
+        <w:t xml:space="preserve"> </w:t>
+      </w:r>
+      <w:proofErr w:type="spellStart"/>
+      <w:r>
+        <w:rPr>
+          <w:rFonts w:ascii="Open Sans" w:hAnsi="Open Sans" w:cs="Open Sans"/>
+          <w:color w:val="000000"/>
+          <w:sz w:val="21"/>
+          <w:szCs w:val="21"/>
+          <w:shd w:val="clear" w:color="auto" w:fill="FFFFFF"/>
+        </w:rPr>
+        <w:t>typesetting</w:t>
+      </w:r>
+      <w:proofErr w:type="spellEnd"/>
+      <w:r>
+        <w:rPr>
+          <w:rFonts w:ascii="Open Sans" w:hAnsi="Open Sans" w:cs="Open Sans"/>
+          <w:color w:val="000000"/>
+          <w:sz w:val="21"/>
+          <w:szCs w:val="21"/>
+          <w:shd w:val="clear" w:color="auto" w:fill="FFFFFF"/>
+        </w:rPr>
+        <w:t xml:space="preserve"> </w:t>
+      </w:r>
+      <w:proofErr w:type="spellStart"/>
+      <w:r>
+        <w:rPr>
+          <w:rFonts w:ascii="Open Sans" w:hAnsi="Open Sans" w:cs="Open Sans"/>
+          <w:color w:val="000000"/>
+          <w:sz w:val="21"/>
+          <w:szCs w:val="21"/>
+          <w:shd w:val="clear" w:color="auto" w:fill="FFFFFF"/>
+        </w:rPr>
+        <w:t>industry</w:t>
+      </w:r>
+      <w:proofErr w:type="spellEnd"/>
+      <w:r>
+        <w:rPr>
+          <w:rFonts w:ascii="Open Sans" w:hAnsi="Open Sans" w:cs="Open Sans"/>
+          <w:color w:val="000000"/>
+          <w:sz w:val="21"/>
+          <w:szCs w:val="21"/>
+          <w:shd w:val="clear" w:color="auto" w:fill="FFFFFF"/>
+        </w:rPr>
+        <w:t xml:space="preserve">. </w:t>
+      </w:r>
+      <w:proofErr w:type="spellStart"/>
+      <w:r>
+        <w:rPr>
+          <w:rFonts w:ascii="Open Sans" w:hAnsi="Open Sans" w:cs="Open Sans"/>
+          <w:color w:val="000000"/>
+          <w:sz w:val="21"/>
+          <w:szCs w:val="21"/>
+          <w:shd w:val="clear" w:color="auto" w:fill="FFFFFF"/>
+        </w:rPr>
+        <w:t>Lorem</w:t>
+      </w:r>
+      <w:proofErr w:type="spellEnd"/>
+      <w:r>
+        <w:rPr>
+          <w:rFonts w:ascii="Open Sans" w:hAnsi="Open Sans" w:cs="Open Sans"/>
+          <w:color w:val="000000"/>
+          <w:sz w:val="21"/>
+          <w:szCs w:val="21"/>
+          <w:shd w:val="clear" w:color="auto" w:fill="FFFFFF"/>
+        </w:rPr>
+        <w:t xml:space="preserve"> Ipsum </w:t>
+      </w:r>
+      <w:proofErr w:type="spellStart"/>
+      <w:r>
+        <w:rPr>
+          <w:rFonts w:ascii="Open Sans" w:hAnsi="Open Sans" w:cs="Open Sans"/>
+          <w:color w:val="000000"/>
+          <w:sz w:val="21"/>
+          <w:szCs w:val="21"/>
+          <w:shd w:val="clear" w:color="auto" w:fill="FFFFFF"/>
+        </w:rPr>
+        <w:t>has</w:t>
+      </w:r>
+      <w:proofErr w:type="spellEnd"/>
+      <w:r>
+        <w:rPr>
+          <w:rFonts w:ascii="Open Sans" w:hAnsi="Open Sans" w:cs="Open Sans"/>
+          <w:color w:val="000000"/>
+          <w:sz w:val="21"/>
+          <w:szCs w:val="21"/>
+          <w:shd w:val="clear" w:color="auto" w:fill="FFFFFF"/>
+        </w:rPr>
+        <w:t xml:space="preserve"> </w:t>
+      </w:r>
+      <w:proofErr w:type="spellStart"/>
+      <w:r>
+        <w:rPr>
+          <w:rFonts w:ascii="Open Sans" w:hAnsi="Open Sans" w:cs="Open Sans"/>
+          <w:color w:val="000000"/>
+          <w:sz w:val="21"/>
+          <w:szCs w:val="21"/>
+          <w:shd w:val="clear" w:color="auto" w:fill="FFFFFF"/>
+        </w:rPr>
+        <w:t>been</w:t>
+      </w:r>
+      <w:proofErr w:type="spellEnd"/>
+      <w:r>
+        <w:rPr>
+          <w:rFonts w:ascii="Open Sans" w:hAnsi="Open Sans" w:cs="Open Sans"/>
+          <w:color w:val="000000"/>
+          <w:sz w:val="21"/>
+          <w:szCs w:val="21"/>
+          <w:shd w:val="clear" w:color="auto" w:fill="FFFFFF"/>
+        </w:rPr>
+        <w:t xml:space="preserve"> </w:t>
+      </w:r>
+      <w:proofErr w:type="spellStart"/>
+      <w:r>
+        <w:rPr>
+          <w:rFonts w:ascii="Open Sans" w:hAnsi="Open Sans" w:cs="Open Sans"/>
+          <w:color w:val="000000"/>
+          <w:sz w:val="21"/>
+          <w:szCs w:val="21"/>
+          <w:shd w:val="clear" w:color="auto" w:fill="FFFFFF"/>
+        </w:rPr>
+        <w:t>the</w:t>
+      </w:r>
+      <w:proofErr w:type="spellEnd"/>
+      <w:r>
+        <w:rPr>
+          <w:rFonts w:ascii="Open Sans" w:hAnsi="Open Sans" w:cs="Open Sans"/>
+          <w:color w:val="000000"/>
+          <w:sz w:val="21"/>
+          <w:szCs w:val="21"/>
+          <w:shd w:val="clear" w:color="auto" w:fill="FFFFFF"/>
+        </w:rPr>
+        <w:t xml:space="preserve"> </w:t>
+      </w:r>
+      <w:proofErr w:type="spellStart"/>
+      <w:r>
+        <w:rPr>
+          <w:rFonts w:ascii="Open Sans" w:hAnsi="Open Sans" w:cs="Open Sans"/>
+          <w:color w:val="000000"/>
+          <w:sz w:val="21"/>
+          <w:szCs w:val="21"/>
+          <w:shd w:val="clear" w:color="auto" w:fill="FFFFFF"/>
+        </w:rPr>
+        <w:t>industry's</w:t>
+      </w:r>
+      <w:proofErr w:type="spellEnd"/>
+      <w:r>
+        <w:rPr>
+          <w:rFonts w:ascii="Open Sans" w:hAnsi="Open Sans" w:cs="Open Sans"/>
+          <w:color w:val="000000"/>
+          <w:sz w:val="21"/>
+          <w:szCs w:val="21"/>
+          <w:shd w:val="clear" w:color="auto" w:fill="FFFFFF"/>
+        </w:rPr>
+        <w:t xml:space="preserve"> standard </w:t>
+      </w:r>
+      <w:proofErr w:type="spellStart"/>
+      <w:r>
+        <w:rPr>
+          <w:rFonts w:ascii="Open Sans" w:hAnsi="Open Sans" w:cs="Open Sans"/>
+          <w:color w:val="000000"/>
+          <w:sz w:val="21"/>
+          <w:szCs w:val="21"/>
+          <w:shd w:val="clear" w:color="auto" w:fill="FFFFFF"/>
+        </w:rPr>
+        <w:t>dummy</w:t>
+      </w:r>
+      <w:proofErr w:type="spellEnd"/>
+      <w:r>
+        <w:rPr>
+          <w:rFonts w:ascii="Open Sans" w:hAnsi="Open Sans" w:cs="Open Sans"/>
+          <w:color w:val="000000"/>
+          <w:sz w:val="21"/>
+          <w:szCs w:val="21"/>
+          <w:shd w:val="clear" w:color="auto" w:fill="FFFFFF"/>
+        </w:rPr>
+        <w:t xml:space="preserve"> </w:t>
+      </w:r>
+      <w:proofErr w:type="spellStart"/>
+      <w:r>
+        <w:rPr>
+          <w:rFonts w:ascii="Open Sans" w:hAnsi="Open Sans" w:cs="Open Sans"/>
+          <w:color w:val="000000"/>
+          <w:sz w:val="21"/>
+          <w:szCs w:val="21"/>
+          <w:shd w:val="clear" w:color="auto" w:fill="FFFFFF"/>
+        </w:rPr>
+        <w:t>text</w:t>
+      </w:r>
+      <w:proofErr w:type="spellEnd"/>
+      <w:r>
+        <w:rPr>
+          <w:rFonts w:ascii="Open Sans" w:hAnsi="Open Sans" w:cs="Open Sans"/>
+          <w:color w:val="000000"/>
+          <w:sz w:val="21"/>
+          <w:szCs w:val="21"/>
+          <w:shd w:val="clear" w:color="auto" w:fill="FFFFFF"/>
+        </w:rPr>
+        <w:t xml:space="preserve"> </w:t>
+      </w:r>
+      <w:proofErr w:type="spellStart"/>
+      <w:r>
+        <w:rPr>
+          <w:rFonts w:ascii="Open Sans" w:hAnsi="Open Sans" w:cs="Open Sans"/>
+          <w:color w:val="000000"/>
+          <w:sz w:val="21"/>
+          <w:szCs w:val="21"/>
+          <w:shd w:val="clear" w:color="auto" w:fill="FFFFFF"/>
+        </w:rPr>
+        <w:t>ever</w:t>
+      </w:r>
+      <w:proofErr w:type="spellEnd"/>
+      <w:r>
+        <w:rPr>
+          <w:rFonts w:ascii="Open Sans" w:hAnsi="Open Sans" w:cs="Open Sans"/>
+          <w:color w:val="000000"/>
+          <w:sz w:val="21"/>
+          <w:szCs w:val="21"/>
+          <w:shd w:val="clear" w:color="auto" w:fill="FFFFFF"/>
+        </w:rPr>
+        <w:t xml:space="preserve"> </w:t>
+      </w:r>
+      <w:proofErr w:type="spellStart"/>
+      <w:r>
+        <w:rPr>
+          <w:rFonts w:ascii="Open Sans" w:hAnsi="Open Sans" w:cs="Open Sans"/>
+          <w:color w:val="000000"/>
+          <w:sz w:val="21"/>
+          <w:szCs w:val="21"/>
+          <w:shd w:val="clear" w:color="auto" w:fill="FFFFFF"/>
+        </w:rPr>
+        <w:t>since</w:t>
+      </w:r>
+      <w:proofErr w:type="spellEnd"/>
+      <w:r>
+        <w:rPr>
+          <w:rFonts w:ascii="Open Sans" w:hAnsi="Open Sans" w:cs="Open Sans"/>
+          <w:color w:val="000000"/>
+          <w:sz w:val="21"/>
+          <w:szCs w:val="21"/>
+          <w:shd w:val="clear" w:color="auto" w:fill="FFFFFF"/>
+        </w:rPr>
+        <w:t xml:space="preserve"> </w:t>
+      </w:r>
+      <w:proofErr w:type="spellStart"/>
+      <w:r>
+        <w:rPr>
+          <w:rFonts w:ascii="Open Sans" w:hAnsi="Open Sans" w:cs="Open Sans"/>
+          <w:color w:val="000000"/>
+          <w:sz w:val="21"/>
+          <w:szCs w:val="21"/>
+          <w:shd w:val="clear" w:color="auto" w:fill="FFFFFF"/>
+        </w:rPr>
+        <w:t>the</w:t>
+      </w:r>
+      <w:proofErr w:type="spellEnd"/>
+      <w:r>
+        <w:rPr>
+          <w:rFonts w:ascii="Open Sans" w:hAnsi="Open Sans" w:cs="Open Sans"/>
+          <w:color w:val="000000"/>
+          <w:sz w:val="21"/>
+          <w:szCs w:val="21"/>
+          <w:shd w:val="clear" w:color="auto" w:fill="FFFFFF"/>
+        </w:rPr>
+        <w:t xml:space="preserve"> 1500s, </w:t>
+      </w:r>
+      <w:proofErr w:type="spellStart"/>
+      <w:r>
+        <w:rPr>
+          <w:rFonts w:ascii="Open Sans" w:hAnsi="Open Sans" w:cs="Open Sans"/>
+          <w:color w:val="000000"/>
+          <w:sz w:val="21"/>
+          <w:szCs w:val="21"/>
+          <w:shd w:val="clear" w:color="auto" w:fill="FFFFFF"/>
+        </w:rPr>
+        <w:t>when</w:t>
+      </w:r>
+      <w:proofErr w:type="spellEnd"/>
+      <w:r>
+        <w:rPr>
+          <w:rFonts w:ascii="Open Sans" w:hAnsi="Open Sans" w:cs="Open Sans"/>
+          <w:color w:val="000000"/>
+          <w:sz w:val="21"/>
+          <w:szCs w:val="21"/>
+          <w:shd w:val="clear" w:color="auto" w:fill="FFFFFF"/>
+        </w:rPr>
+        <w:t xml:space="preserve"> </w:t>
+      </w:r>
+      <w:proofErr w:type="spellStart"/>
+      <w:r>
+        <w:rPr>
+          <w:rFonts w:ascii="Open Sans" w:hAnsi="Open Sans" w:cs="Open Sans"/>
+          <w:color w:val="000000"/>
+          <w:sz w:val="21"/>
+          <w:szCs w:val="21"/>
+          <w:shd w:val="clear" w:color="auto" w:fill="FFFFFF"/>
+        </w:rPr>
+        <w:t>an</w:t>
+      </w:r>
+      <w:proofErr w:type="spellEnd"/>
+      <w:r>
+        <w:rPr>
+          <w:rFonts w:ascii="Open Sans" w:hAnsi="Open Sans" w:cs="Open Sans"/>
+          <w:color w:val="000000"/>
+          <w:sz w:val="21"/>
+          <w:szCs w:val="21"/>
+          <w:shd w:val="clear" w:color="auto" w:fill="FFFFFF"/>
+        </w:rPr>
+        <w:t xml:space="preserve"> </w:t>
+      </w:r>
+      <w:proofErr w:type="spellStart"/>
+      <w:r>
+        <w:rPr>
+          <w:rFonts w:ascii="Open Sans" w:hAnsi="Open Sans" w:cs="Open Sans"/>
+          <w:color w:val="000000"/>
+          <w:sz w:val="21"/>
+          <w:szCs w:val="21"/>
+          <w:shd w:val="clear" w:color="auto" w:fill="FFFFFF"/>
+        </w:rPr>
+        <w:t>unknown</w:t>
+      </w:r>
+      <w:proofErr w:type="spellEnd"/>
+      <w:r>
+        <w:rPr>
+          <w:rFonts w:ascii="Open Sans" w:hAnsi="Open Sans" w:cs="Open Sans"/>
+          <w:color w:val="000000"/>
+          <w:sz w:val="21"/>
+          <w:szCs w:val="21"/>
+          <w:shd w:val="clear" w:color="auto" w:fill="FFFFFF"/>
+        </w:rPr>
+        <w:t xml:space="preserve"> </w:t>
+      </w:r>
+      <w:proofErr w:type="spellStart"/>
+      <w:r>
+        <w:rPr>
+          <w:rFonts w:ascii="Open Sans" w:hAnsi="Open Sans" w:cs="Open Sans"/>
+          <w:color w:val="000000"/>
+          <w:sz w:val="21"/>
+          <w:szCs w:val="21"/>
+          <w:shd w:val="clear" w:color="auto" w:fill="FFFFFF"/>
+        </w:rPr>
+        <w:t>printer</w:t>
+      </w:r>
+      <w:proofErr w:type="spellEnd"/>
+      <w:r>
+        <w:rPr>
+          <w:rFonts w:ascii="Open Sans" w:hAnsi="Open Sans" w:cs="Open Sans"/>
+          <w:color w:val="000000"/>
+          <w:sz w:val="21"/>
+          <w:szCs w:val="21"/>
+          <w:shd w:val="clear" w:color="auto" w:fill="FFFFFF"/>
+        </w:rPr>
+        <w:t xml:space="preserve"> </w:t>
+      </w:r>
+      <w:proofErr w:type="spellStart"/>
+      <w:r>
+        <w:rPr>
+          <w:rFonts w:ascii="Open Sans" w:hAnsi="Open Sans" w:cs="Open Sans"/>
+          <w:color w:val="000000"/>
+          <w:sz w:val="21"/>
+          <w:szCs w:val="21"/>
+          <w:shd w:val="clear" w:color="auto" w:fill="FFFFFF"/>
+        </w:rPr>
+        <w:t>took</w:t>
+      </w:r>
+      <w:proofErr w:type="spellEnd"/>
+      <w:r>
+        <w:rPr>
+          <w:rFonts w:ascii="Open Sans" w:hAnsi="Open Sans" w:cs="Open Sans"/>
+          <w:color w:val="000000"/>
+          <w:sz w:val="21"/>
+          <w:szCs w:val="21"/>
+          <w:shd w:val="clear" w:color="auto" w:fill="FFFFFF"/>
+        </w:rPr>
+        <w:t xml:space="preserve"> a </w:t>
+      </w:r>
+      <w:proofErr w:type="spellStart"/>
+      <w:r>
+        <w:rPr>
+          <w:rFonts w:ascii="Open Sans" w:hAnsi="Open Sans" w:cs="Open Sans"/>
+          <w:color w:val="000000"/>
+          <w:sz w:val="21"/>
+          <w:szCs w:val="21"/>
+          <w:shd w:val="clear" w:color="auto" w:fill="FFFFFF"/>
+        </w:rPr>
+        <w:t>galley</w:t>
+      </w:r>
+      <w:proofErr w:type="spellEnd"/>
+      <w:r>
+        <w:rPr>
+          <w:rFonts w:ascii="Open Sans" w:hAnsi="Open Sans" w:cs="Open Sans"/>
+          <w:color w:val="000000"/>
+          <w:sz w:val="21"/>
+          <w:szCs w:val="21"/>
+          <w:shd w:val="clear" w:color="auto" w:fill="FFFFFF"/>
+        </w:rPr>
+        <w:t xml:space="preserve"> </w:t>
+      </w:r>
+      <w:proofErr w:type="spellStart"/>
+      <w:r>
+        <w:rPr>
+          <w:rFonts w:ascii="Open Sans" w:hAnsi="Open Sans" w:cs="Open Sans"/>
+          <w:color w:val="000000"/>
+          <w:sz w:val="21"/>
+          <w:szCs w:val="21"/>
+          <w:shd w:val="clear" w:color="auto" w:fill="FFFFFF"/>
+        </w:rPr>
+        <w:t>of</w:t>
+      </w:r>
+      <w:proofErr w:type="spellEnd"/>
+      <w:r>
+        <w:rPr>
+          <w:rFonts w:ascii="Open Sans" w:hAnsi="Open Sans" w:cs="Open Sans"/>
+          <w:color w:val="000000"/>
+          <w:sz w:val="21"/>
+          <w:szCs w:val="21"/>
+          <w:shd w:val="clear" w:color="auto" w:fill="FFFFFF"/>
+        </w:rPr>
+        <w:t xml:space="preserve"> </w:t>
+      </w:r>
+      <w:proofErr w:type="spellStart"/>
+      <w:r>
+        <w:rPr>
+          <w:rFonts w:ascii="Open Sans" w:hAnsi="Open Sans" w:cs="Open Sans"/>
+          <w:color w:val="000000"/>
+          <w:sz w:val="21"/>
+          <w:szCs w:val="21"/>
+          <w:shd w:val="clear" w:color="auto" w:fill="FFFFFF"/>
+        </w:rPr>
+        <w:t>type</w:t>
+      </w:r>
+      <w:proofErr w:type="spellEnd"/>
+      <w:r>
+        <w:rPr>
+          <w:rFonts w:ascii="Open Sans" w:hAnsi="Open Sans" w:cs="Open Sans"/>
+          <w:color w:val="000000"/>
+          <w:sz w:val="21"/>
+          <w:szCs w:val="21"/>
+          <w:shd w:val="clear" w:color="auto" w:fill="FFFFFF"/>
+        </w:rPr>
+        <w:t xml:space="preserve"> </w:t>
+      </w:r>
+      <w:proofErr w:type="spellStart"/>
+      <w:r>
+        <w:rPr>
+          <w:rFonts w:ascii="Open Sans" w:hAnsi="Open Sans" w:cs="Open Sans"/>
+          <w:color w:val="000000"/>
+          <w:sz w:val="21"/>
+          <w:szCs w:val="21"/>
+          <w:shd w:val="clear" w:color="auto" w:fill="FFFFFF"/>
+        </w:rPr>
+        <w:t>and</w:t>
+      </w:r>
+      <w:proofErr w:type="spellEnd"/>
+      <w:r>
+        <w:rPr>
+          <w:rFonts w:ascii="Open Sans" w:hAnsi="Open Sans" w:cs="Open Sans"/>
+          <w:color w:val="000000"/>
+          <w:sz w:val="21"/>
+          <w:szCs w:val="21"/>
+          <w:shd w:val="clear" w:color="auto" w:fill="FFFFFF"/>
+        </w:rPr>
+        <w:t xml:space="preserve"> </w:t>
+      </w:r>
+      <w:proofErr w:type="spellStart"/>
+      <w:r>
+        <w:rPr>
+          <w:rFonts w:ascii="Open Sans" w:hAnsi="Open Sans" w:cs="Open Sans"/>
+          <w:color w:val="000000"/>
+          <w:sz w:val="21"/>
+          <w:szCs w:val="21"/>
+          <w:shd w:val="clear" w:color="auto" w:fill="FFFFFF"/>
+        </w:rPr>
+        <w:t>scrambled</w:t>
+      </w:r>
+      <w:proofErr w:type="spellEnd"/>
+      <w:r>
+        <w:rPr>
+          <w:rFonts w:ascii="Open Sans" w:hAnsi="Open Sans" w:cs="Open Sans"/>
+          <w:color w:val="000000"/>
+          <w:sz w:val="21"/>
+          <w:szCs w:val="21"/>
+          <w:shd w:val="clear" w:color="auto" w:fill="FFFFFF"/>
+        </w:rPr>
+        <w:t xml:space="preserve"> it </w:t>
+      </w:r>
+      <w:proofErr w:type="spellStart"/>
+      <w:r>
+        <w:rPr>
+          <w:rFonts w:ascii="Open Sans" w:hAnsi="Open Sans" w:cs="Open Sans"/>
+          <w:color w:val="000000"/>
+          <w:sz w:val="21"/>
+          <w:szCs w:val="21"/>
+          <w:shd w:val="clear" w:color="auto" w:fill="FFFFFF"/>
+        </w:rPr>
+        <w:t>to</w:t>
+      </w:r>
+      <w:proofErr w:type="spellEnd"/>
+      <w:r>
+        <w:rPr>
+          <w:rFonts w:ascii="Open Sans" w:hAnsi="Open Sans" w:cs="Open Sans"/>
+          <w:color w:val="000000"/>
+          <w:sz w:val="21"/>
+          <w:szCs w:val="21"/>
+          <w:shd w:val="clear" w:color="auto" w:fill="FFFFFF"/>
+        </w:rPr>
+        <w:t xml:space="preserve"> </w:t>
+      </w:r>
+      <w:proofErr w:type="spellStart"/>
+      <w:r>
+        <w:rPr>
+          <w:rFonts w:ascii="Open Sans" w:hAnsi="Open Sans" w:cs="Open Sans"/>
+          <w:color w:val="000000"/>
+          <w:sz w:val="21"/>
+          <w:szCs w:val="21"/>
+          <w:shd w:val="clear" w:color="auto" w:fill="FFFFFF"/>
+        </w:rPr>
+        <w:t>make</w:t>
+      </w:r>
+      <w:proofErr w:type="spellEnd"/>
+      <w:r>
+        <w:rPr>
+          <w:rFonts w:ascii="Open Sans" w:hAnsi="Open Sans" w:cs="Open Sans"/>
+          <w:color w:val="000000"/>
+          <w:sz w:val="21"/>
+          <w:szCs w:val="21"/>
+          <w:shd w:val="clear" w:color="auto" w:fill="FFFFFF"/>
+        </w:rPr>
+        <w:t xml:space="preserve"> a </w:t>
+      </w:r>
+      <w:proofErr w:type="spellStart"/>
+      <w:r>
+        <w:rPr>
+          <w:rFonts w:ascii="Open Sans" w:hAnsi="Open Sans" w:cs="Open Sans"/>
+          <w:color w:val="000000"/>
+          <w:sz w:val="21"/>
+          <w:szCs w:val="21"/>
+          <w:shd w:val="clear" w:color="auto" w:fill="FFFFFF"/>
+        </w:rPr>
+        <w:t>type</w:t>
+      </w:r>
+      <w:proofErr w:type="spellEnd"/>
+      <w:r>
+        <w:rPr>
+          <w:rFonts w:ascii="Open Sans" w:hAnsi="Open Sans" w:cs="Open Sans"/>
+          <w:color w:val="000000"/>
+          <w:sz w:val="21"/>
+          <w:szCs w:val="21"/>
+          <w:shd w:val="clear" w:color="auto" w:fill="FFFFFF"/>
+        </w:rPr>
+        <w:t xml:space="preserve"> </w:t>
+      </w:r>
+      <w:proofErr w:type="spellStart"/>
+      <w:r>
+        <w:rPr>
+          <w:rFonts w:ascii="Open Sans" w:hAnsi="Open Sans" w:cs="Open Sans"/>
+          <w:color w:val="000000"/>
+          <w:sz w:val="21"/>
+          <w:szCs w:val="21"/>
+          <w:shd w:val="clear" w:color="auto" w:fill="FFFFFF"/>
+        </w:rPr>
+        <w:t>specimen</w:t>
+      </w:r>
+      <w:proofErr w:type="spellEnd"/>
+      <w:r>
+        <w:rPr>
+          <w:rFonts w:ascii="Open Sans" w:hAnsi="Open Sans" w:cs="Open Sans"/>
+          <w:color w:val="000000"/>
+          <w:sz w:val="21"/>
+          <w:szCs w:val="21"/>
+          <w:shd w:val="clear" w:color="auto" w:fill="FFFFFF"/>
+        </w:rPr>
+        <w:t xml:space="preserve"> book. It </w:t>
+      </w:r>
+      <w:proofErr w:type="spellStart"/>
+      <w:r>
+        <w:rPr>
+          <w:rFonts w:ascii="Open Sans" w:hAnsi="Open Sans" w:cs="Open Sans"/>
+          <w:color w:val="000000"/>
+          <w:sz w:val="21"/>
+          <w:szCs w:val="21"/>
+          <w:shd w:val="clear" w:color="auto" w:fill="FFFFFF"/>
+        </w:rPr>
+        <w:t>has</w:t>
+      </w:r>
+      <w:proofErr w:type="spellEnd"/>
+      <w:r>
+        <w:rPr>
+          <w:rFonts w:ascii="Open Sans" w:hAnsi="Open Sans" w:cs="Open Sans"/>
+          <w:color w:val="000000"/>
+          <w:sz w:val="21"/>
+          <w:szCs w:val="21"/>
+          <w:shd w:val="clear" w:color="auto" w:fill="FFFFFF"/>
+        </w:rPr>
+        <w:t xml:space="preserve"> </w:t>
+      </w:r>
+      <w:proofErr w:type="spellStart"/>
+      <w:r>
+        <w:rPr>
+          <w:rFonts w:ascii="Open Sans" w:hAnsi="Open Sans" w:cs="Open Sans"/>
+          <w:color w:val="000000"/>
+          <w:sz w:val="21"/>
+          <w:szCs w:val="21"/>
+          <w:shd w:val="clear" w:color="auto" w:fill="FFFFFF"/>
+        </w:rPr>
+        <w:t>survived</w:t>
+      </w:r>
+      <w:proofErr w:type="spellEnd"/>
+      <w:r>
+        <w:rPr>
+          <w:rFonts w:ascii="Open Sans" w:hAnsi="Open Sans" w:cs="Open Sans"/>
+          <w:color w:val="000000"/>
+          <w:sz w:val="21"/>
+          <w:szCs w:val="21"/>
+          <w:shd w:val="clear" w:color="auto" w:fill="FFFFFF"/>
+        </w:rPr>
+        <w:t xml:space="preserve"> </w:t>
+      </w:r>
+      <w:proofErr w:type="spellStart"/>
+      <w:r>
+        <w:rPr>
+          <w:rFonts w:ascii="Open Sans" w:hAnsi="Open Sans" w:cs="Open Sans"/>
+          <w:color w:val="000000"/>
+          <w:sz w:val="21"/>
+          <w:szCs w:val="21"/>
+          <w:shd w:val="clear" w:color="auto" w:fill="FFFFFF"/>
+        </w:rPr>
+        <w:t>not</w:t>
+      </w:r>
+      <w:proofErr w:type="spellEnd"/>
+      <w:r>
+        <w:rPr>
+          <w:rFonts w:ascii="Open Sans" w:hAnsi="Open Sans" w:cs="Open Sans"/>
+          <w:color w:val="000000"/>
+          <w:sz w:val="21"/>
+          <w:szCs w:val="21"/>
+          <w:shd w:val="clear" w:color="auto" w:fill="FFFFFF"/>
+        </w:rPr>
+        <w:t xml:space="preserve"> </w:t>
+      </w:r>
+      <w:proofErr w:type="spellStart"/>
+      <w:r>
+        <w:rPr>
+          <w:rFonts w:ascii="Open Sans" w:hAnsi="Open Sans" w:cs="Open Sans"/>
+          <w:color w:val="000000"/>
+          <w:sz w:val="21"/>
+          <w:szCs w:val="21"/>
+          <w:shd w:val="clear" w:color="auto" w:fill="FFFFFF"/>
+        </w:rPr>
+        <w:t>only</w:t>
+      </w:r>
+      <w:proofErr w:type="spellEnd"/>
+      <w:r>
+        <w:rPr>
+          <w:rFonts w:ascii="Open Sans" w:hAnsi="Open Sans" w:cs="Open Sans"/>
+          <w:color w:val="000000"/>
+          <w:sz w:val="21"/>
+          <w:szCs w:val="21"/>
+          <w:shd w:val="clear" w:color="auto" w:fill="FFFFFF"/>
+        </w:rPr>
+        <w:t xml:space="preserve"> </w:t>
+      </w:r>
+      <w:proofErr w:type="spellStart"/>
+      <w:r>
+        <w:rPr>
+          <w:rFonts w:ascii="Open Sans" w:hAnsi="Open Sans" w:cs="Open Sans"/>
+          <w:color w:val="000000"/>
+          <w:sz w:val="21"/>
+          <w:szCs w:val="21"/>
+          <w:shd w:val="clear" w:color="auto" w:fill="FFFFFF"/>
+        </w:rPr>
+        <w:t>five</w:t>
+      </w:r>
+      <w:proofErr w:type="spellEnd"/>
+      <w:r>
+        <w:rPr>
+          <w:rFonts w:ascii="Open Sans" w:hAnsi="Open Sans" w:cs="Open Sans"/>
+          <w:color w:val="000000"/>
+          <w:sz w:val="21"/>
+          <w:szCs w:val="21"/>
+          <w:shd w:val="clear" w:color="auto" w:fill="FFFFFF"/>
+        </w:rPr>
+        <w:t xml:space="preserve"> </w:t>
+      </w:r>
+      <w:proofErr w:type="spellStart"/>
+      <w:r>
+        <w:rPr>
+          <w:rFonts w:ascii="Open Sans" w:hAnsi="Open Sans" w:cs="Open Sans"/>
+          <w:color w:val="000000"/>
+          <w:sz w:val="21"/>
+          <w:szCs w:val="21"/>
+          <w:shd w:val="clear" w:color="auto" w:fill="FFFFFF"/>
+        </w:rPr>
+        <w:t>centuries</w:t>
+      </w:r>
+      <w:proofErr w:type="spellEnd"/>
+      <w:r>
+        <w:rPr>
+          <w:rFonts w:ascii="Open Sans" w:hAnsi="Open Sans" w:cs="Open Sans"/>
+          <w:color w:val="000000"/>
+          <w:sz w:val="21"/>
+          <w:szCs w:val="21"/>
+          <w:shd w:val="clear" w:color="auto" w:fill="FFFFFF"/>
+        </w:rPr>
+        <w:t xml:space="preserve">, </w:t>
+      </w:r>
+      <w:proofErr w:type="spellStart"/>
+      <w:r>
+        <w:rPr>
+          <w:rFonts w:ascii="Open Sans" w:hAnsi="Open Sans" w:cs="Open Sans"/>
+          <w:color w:val="000000"/>
+          <w:sz w:val="21"/>
+          <w:szCs w:val="21"/>
+          <w:shd w:val="clear" w:color="auto" w:fill="FFFFFF"/>
+        </w:rPr>
+        <w:t>but</w:t>
+      </w:r>
+      <w:proofErr w:type="spellEnd"/>
+      <w:r>
+        <w:rPr>
+          <w:rFonts w:ascii="Open Sans" w:hAnsi="Open Sans" w:cs="Open Sans"/>
+          <w:color w:val="000000"/>
+          <w:sz w:val="21"/>
+          <w:szCs w:val="21"/>
+          <w:shd w:val="clear" w:color="auto" w:fill="FFFFFF"/>
+        </w:rPr>
+        <w:t xml:space="preserve"> </w:t>
+      </w:r>
+      <w:proofErr w:type="spellStart"/>
+      <w:r>
+        <w:rPr>
+          <w:rFonts w:ascii="Open Sans" w:hAnsi="Open Sans" w:cs="Open Sans"/>
+          <w:color w:val="000000"/>
+          <w:sz w:val="21"/>
+          <w:szCs w:val="21"/>
+          <w:shd w:val="clear" w:color="auto" w:fill="FFFFFF"/>
+        </w:rPr>
+        <w:t>also</w:t>
+      </w:r>
+      <w:proofErr w:type="spellEnd"/>
+      <w:r>
+        <w:rPr>
+          <w:rFonts w:ascii="Open Sans" w:hAnsi="Open Sans" w:cs="Open Sans"/>
+          <w:color w:val="000000"/>
+          <w:sz w:val="21"/>
+          <w:szCs w:val="21"/>
+          <w:shd w:val="clear" w:color="auto" w:fill="FFFFFF"/>
+        </w:rPr>
+        <w:t xml:space="preserve"> </w:t>
+      </w:r>
+      <w:proofErr w:type="spellStart"/>
+      <w:r>
+        <w:rPr>
+          <w:rFonts w:ascii="Open Sans" w:hAnsi="Open Sans" w:cs="Open Sans"/>
+          <w:color w:val="000000"/>
+          <w:sz w:val="21"/>
+          <w:szCs w:val="21"/>
+          <w:shd w:val="clear" w:color="auto" w:fill="FFFFFF"/>
+        </w:rPr>
+        <w:t>the</w:t>
+      </w:r>
+      <w:proofErr w:type="spellEnd"/>
+      <w:r>
+        <w:rPr>
+          <w:rFonts w:ascii="Open Sans" w:hAnsi="Open Sans" w:cs="Open Sans"/>
+          <w:color w:val="000000"/>
+          <w:sz w:val="21"/>
+          <w:szCs w:val="21"/>
+          <w:shd w:val="clear" w:color="auto" w:fill="FFFFFF"/>
+        </w:rPr>
+        <w:t xml:space="preserve"> </w:t>
+      </w:r>
+      <w:proofErr w:type="spellStart"/>
+      <w:r>
+        <w:rPr>
+          <w:rFonts w:ascii="Open Sans" w:hAnsi="Open Sans" w:cs="Open Sans"/>
+          <w:color w:val="000000"/>
+          <w:sz w:val="21"/>
+          <w:szCs w:val="21"/>
+          <w:shd w:val="clear" w:color="auto" w:fill="FFFFFF"/>
+        </w:rPr>
+        <w:t>leap</w:t>
+      </w:r>
+      <w:proofErr w:type="spellEnd"/>
+      <w:r>
+        <w:rPr>
+          <w:rFonts w:ascii="Open Sans" w:hAnsi="Open Sans" w:cs="Open Sans"/>
+          <w:color w:val="000000"/>
+          <w:sz w:val="21"/>
+          <w:szCs w:val="21"/>
+          <w:shd w:val="clear" w:color="auto" w:fill="FFFFFF"/>
+        </w:rPr>
+        <w:t xml:space="preserve"> </w:t>
+      </w:r>
+      <w:proofErr w:type="spellStart"/>
+      <w:r>
+        <w:rPr>
+          <w:rFonts w:ascii="Open Sans" w:hAnsi="Open Sans" w:cs="Open Sans"/>
+          <w:color w:val="000000"/>
+          <w:sz w:val="21"/>
+          <w:szCs w:val="21"/>
+          <w:shd w:val="clear" w:color="auto" w:fill="FFFFFF"/>
+        </w:rPr>
+        <w:t>into</w:t>
+      </w:r>
+      <w:proofErr w:type="spellEnd"/>
+      <w:r>
+        <w:rPr>
+          <w:rFonts w:ascii="Open Sans" w:hAnsi="Open Sans" w:cs="Open Sans"/>
+          <w:color w:val="000000"/>
+          <w:sz w:val="21"/>
+          <w:szCs w:val="21"/>
+          <w:shd w:val="clear" w:color="auto" w:fill="FFFFFF"/>
+        </w:rPr>
+        <w:t xml:space="preserve"> </w:t>
+      </w:r>
+      <w:proofErr w:type="spellStart"/>
+      <w:r>
+        <w:rPr>
+          <w:rFonts w:ascii="Open Sans" w:hAnsi="Open Sans" w:cs="Open Sans"/>
+          <w:color w:val="000000"/>
+          <w:sz w:val="21"/>
+          <w:szCs w:val="21"/>
+          <w:shd w:val="clear" w:color="auto" w:fill="FFFFFF"/>
+        </w:rPr>
+        <w:t>electronic</w:t>
+      </w:r>
+      <w:proofErr w:type="spellEnd"/>
+      <w:r>
+        <w:rPr>
+          <w:rFonts w:ascii="Open Sans" w:hAnsi="Open Sans" w:cs="Open Sans"/>
+          <w:color w:val="000000"/>
+          <w:sz w:val="21"/>
+          <w:szCs w:val="21"/>
+          <w:shd w:val="clear" w:color="auto" w:fill="FFFFFF"/>
+        </w:rPr>
+        <w:t xml:space="preserve"> </w:t>
+      </w:r>
+      <w:proofErr w:type="spellStart"/>
+      <w:r>
+        <w:rPr>
+          <w:rFonts w:ascii="Open Sans" w:hAnsi="Open Sans" w:cs="Open Sans"/>
+          <w:color w:val="000000"/>
+          <w:sz w:val="21"/>
+          <w:szCs w:val="21"/>
+          <w:shd w:val="clear" w:color="auto" w:fill="FFFFFF"/>
+        </w:rPr>
+        <w:t>typesetting</w:t>
+      </w:r>
+      <w:proofErr w:type="spellEnd"/>
+      <w:r>
+        <w:rPr>
+          <w:rFonts w:ascii="Open Sans" w:hAnsi="Open Sans" w:cs="Open Sans"/>
+          <w:color w:val="000000"/>
+          <w:sz w:val="21"/>
+          <w:szCs w:val="21"/>
+          <w:shd w:val="clear" w:color="auto" w:fill="FFFFFF"/>
+        </w:rPr>
+        <w:t xml:space="preserve">, </w:t>
+      </w:r>
+      <w:proofErr w:type="spellStart"/>
+      <w:r>
+        <w:rPr>
+          <w:rFonts w:ascii="Open Sans" w:hAnsi="Open Sans" w:cs="Open Sans"/>
+          <w:color w:val="000000"/>
+          <w:sz w:val="21"/>
+          <w:szCs w:val="21"/>
+          <w:shd w:val="clear" w:color="auto" w:fill="FFFFFF"/>
+        </w:rPr>
+        <w:t>remaining</w:t>
+      </w:r>
+      <w:proofErr w:type="spellEnd"/>
+      <w:r>
+        <w:rPr>
+          <w:rFonts w:ascii="Open Sans" w:hAnsi="Open Sans" w:cs="Open Sans"/>
+          <w:color w:val="000000"/>
+          <w:sz w:val="21"/>
+          <w:szCs w:val="21"/>
+          <w:shd w:val="clear" w:color="auto" w:fill="FFFFFF"/>
+        </w:rPr>
+        <w:t xml:space="preserve"> </w:t>
+      </w:r>
+      <w:proofErr w:type="spellStart"/>
+      <w:r>
+        <w:rPr>
+          <w:rFonts w:ascii="Open Sans" w:hAnsi="Open Sans" w:cs="Open Sans"/>
+          <w:color w:val="000000"/>
+          <w:sz w:val="21"/>
+          <w:szCs w:val="21"/>
+          <w:shd w:val="clear" w:color="auto" w:fill="FFFFFF"/>
+        </w:rPr>
+        <w:t>essentially</w:t>
+      </w:r>
+      <w:proofErr w:type="spellEnd"/>
+      <w:r>
+        <w:rPr>
+          <w:rFonts w:ascii="Open Sans" w:hAnsi="Open Sans" w:cs="Open Sans"/>
+          <w:color w:val="000000"/>
+          <w:sz w:val="21"/>
+          <w:szCs w:val="21"/>
+          <w:shd w:val="clear" w:color="auto" w:fill="FFFFFF"/>
+        </w:rPr>
+        <w:t xml:space="preserve"> </w:t>
+      </w:r>
+      <w:proofErr w:type="spellStart"/>
+      <w:r>
+        <w:rPr>
+          <w:rFonts w:ascii="Open Sans" w:hAnsi="Open Sans" w:cs="Open Sans"/>
+          <w:color w:val="000000"/>
+          <w:sz w:val="21"/>
+          <w:szCs w:val="21"/>
+          <w:shd w:val="clear" w:color="auto" w:fill="FFFFFF"/>
+        </w:rPr>
+        <w:t>unchanged</w:t>
+      </w:r>
+      <w:proofErr w:type="spellEnd"/>
+      <w:r>
+        <w:rPr>
+          <w:rFonts w:ascii="Open Sans" w:hAnsi="Open Sans" w:cs="Open Sans"/>
+          <w:color w:val="000000"/>
+          <w:sz w:val="21"/>
+          <w:szCs w:val="21"/>
+          <w:shd w:val="clear" w:color="auto" w:fill="FFFFFF"/>
+        </w:rPr>
+        <w:t xml:space="preserve">. It </w:t>
+      </w:r>
+      <w:proofErr w:type="spellStart"/>
+      <w:r>
+        <w:rPr>
+          <w:rFonts w:ascii="Open Sans" w:hAnsi="Open Sans" w:cs="Open Sans"/>
+          <w:color w:val="000000"/>
+          <w:sz w:val="21"/>
+          <w:szCs w:val="21"/>
+          <w:shd w:val="clear" w:color="auto" w:fill="FFFFFF"/>
+        </w:rPr>
+        <w:t>was</w:t>
+      </w:r>
+      <w:proofErr w:type="spellEnd"/>
+      <w:r>
+        <w:rPr>
+          <w:rFonts w:ascii="Open Sans" w:hAnsi="Open Sans" w:cs="Open Sans"/>
+          <w:color w:val="000000"/>
+          <w:sz w:val="21"/>
+          <w:szCs w:val="21"/>
+          <w:shd w:val="clear" w:color="auto" w:fill="FFFFFF"/>
+        </w:rPr>
+        <w:t xml:space="preserve"> </w:t>
+      </w:r>
+      <w:proofErr w:type="spellStart"/>
+      <w:r>
+        <w:rPr>
+          <w:rFonts w:ascii="Open Sans" w:hAnsi="Open Sans" w:cs="Open Sans"/>
+          <w:color w:val="000000"/>
+          <w:sz w:val="21"/>
+          <w:szCs w:val="21"/>
+          <w:shd w:val="clear" w:color="auto" w:fill="FFFFFF"/>
+        </w:rPr>
+        <w:t>popularised</w:t>
+      </w:r>
+      <w:proofErr w:type="spellEnd"/>
+      <w:r>
+        <w:rPr>
+          <w:rFonts w:ascii="Open Sans" w:hAnsi="Open Sans" w:cs="Open Sans"/>
+          <w:color w:val="000000"/>
+          <w:sz w:val="21"/>
+          <w:szCs w:val="21"/>
+          <w:shd w:val="clear" w:color="auto" w:fill="FFFFFF"/>
+        </w:rPr>
+        <w:t xml:space="preserve"> in </w:t>
+      </w:r>
+      <w:proofErr w:type="spellStart"/>
+      <w:r>
+        <w:rPr>
+          <w:rFonts w:ascii="Open Sans" w:hAnsi="Open Sans" w:cs="Open Sans"/>
+          <w:color w:val="000000"/>
+          <w:sz w:val="21"/>
+          <w:szCs w:val="21"/>
+          <w:shd w:val="clear" w:color="auto" w:fill="FFFFFF"/>
+        </w:rPr>
+        <w:t>the</w:t>
+      </w:r>
+      <w:proofErr w:type="spellEnd"/>
+      <w:r>
+        <w:rPr>
+          <w:rFonts w:ascii="Open Sans" w:hAnsi="Open Sans" w:cs="Open Sans"/>
+          <w:color w:val="000000"/>
+          <w:sz w:val="21"/>
+          <w:szCs w:val="21"/>
+          <w:shd w:val="clear" w:color="auto" w:fill="FFFFFF"/>
+        </w:rPr>
+        <w:t xml:space="preserve"> 1960s </w:t>
+      </w:r>
+      <w:proofErr w:type="spellStart"/>
+      <w:r>
+        <w:rPr>
+          <w:rFonts w:ascii="Open Sans" w:hAnsi="Open Sans" w:cs="Open Sans"/>
+          <w:color w:val="000000"/>
+          <w:sz w:val="21"/>
+          <w:szCs w:val="21"/>
+          <w:shd w:val="clear" w:color="auto" w:fill="FFFFFF"/>
+        </w:rPr>
+        <w:t>with</w:t>
+      </w:r>
+      <w:proofErr w:type="spellEnd"/>
+      <w:r>
+        <w:rPr>
+          <w:rFonts w:ascii="Open Sans" w:hAnsi="Open Sans" w:cs="Open Sans"/>
+          <w:color w:val="000000"/>
+          <w:sz w:val="21"/>
+          <w:szCs w:val="21"/>
+          <w:shd w:val="clear" w:color="auto" w:fill="FFFFFF"/>
+        </w:rPr>
+        <w:t xml:space="preserve"> </w:t>
+      </w:r>
+      <w:proofErr w:type="spellStart"/>
+      <w:r>
+        <w:rPr>
+          <w:rFonts w:ascii="Open Sans" w:hAnsi="Open Sans" w:cs="Open Sans"/>
+          <w:color w:val="000000"/>
+          <w:sz w:val="21"/>
+          <w:szCs w:val="21"/>
+          <w:shd w:val="clear" w:color="auto" w:fill="FFFFFF"/>
+        </w:rPr>
+        <w:t>the</w:t>
+      </w:r>
+      <w:proofErr w:type="spellEnd"/>
+      <w:r>
+        <w:rPr>
+          <w:rFonts w:ascii="Open Sans" w:hAnsi="Open Sans" w:cs="Open Sans"/>
+          <w:color w:val="000000"/>
+          <w:sz w:val="21"/>
+          <w:szCs w:val="21"/>
+          <w:shd w:val="clear" w:color="auto" w:fill="FFFFFF"/>
+        </w:rPr>
+        <w:t xml:space="preserve"> release </w:t>
+      </w:r>
+      <w:proofErr w:type="spellStart"/>
+      <w:r>
+        <w:rPr>
+          <w:rFonts w:ascii="Open Sans" w:hAnsi="Open Sans" w:cs="Open Sans"/>
+          <w:color w:val="000000"/>
+          <w:sz w:val="21"/>
+          <w:szCs w:val="21"/>
+          <w:shd w:val="clear" w:color="auto" w:fill="FFFFFF"/>
+        </w:rPr>
+        <w:t>of</w:t>
+      </w:r>
+      <w:proofErr w:type="spellEnd"/>
+      <w:r>
+        <w:rPr>
+          <w:rFonts w:ascii="Open Sans" w:hAnsi="Open Sans" w:cs="Open Sans"/>
+          <w:color w:val="000000"/>
+          <w:sz w:val="21"/>
+          <w:szCs w:val="21"/>
+          <w:shd w:val="clear" w:color="auto" w:fill="FFFFFF"/>
+        </w:rPr>
+        <w:t xml:space="preserve"> </w:t>
+      </w:r>
+      <w:proofErr w:type="spellStart"/>
+      <w:r>
+        <w:rPr>
+          <w:rFonts w:ascii="Open Sans" w:hAnsi="Open Sans" w:cs="Open Sans"/>
+          <w:color w:val="000000"/>
+          <w:sz w:val="21"/>
+          <w:szCs w:val="21"/>
+          <w:shd w:val="clear" w:color="auto" w:fill="FFFFFF"/>
+        </w:rPr>
+        <w:t>Letraset</w:t>
+      </w:r>
+      <w:proofErr w:type="spellEnd"/>
+      <w:r>
+        <w:rPr>
+          <w:rFonts w:ascii="Open Sans" w:hAnsi="Open Sans" w:cs="Open Sans"/>
+          <w:color w:val="000000"/>
+          <w:sz w:val="21"/>
+          <w:szCs w:val="21"/>
+          <w:shd w:val="clear" w:color="auto" w:fill="FFFFFF"/>
+        </w:rPr>
+        <w:t xml:space="preserve"> </w:t>
+      </w:r>
+      <w:proofErr w:type="spellStart"/>
+      <w:r>
+        <w:rPr>
+          <w:rFonts w:ascii="Open Sans" w:hAnsi="Open Sans" w:cs="Open Sans"/>
+          <w:color w:val="000000"/>
+          <w:sz w:val="21"/>
+          <w:szCs w:val="21"/>
+          <w:shd w:val="clear" w:color="auto" w:fill="FFFFFF"/>
+        </w:rPr>
+        <w:t>sheets</w:t>
+      </w:r>
+      <w:proofErr w:type="spellEnd"/>
+      <w:r>
+        <w:rPr>
+          <w:rFonts w:ascii="Open Sans" w:hAnsi="Open Sans" w:cs="Open Sans"/>
+          <w:color w:val="000000"/>
+          <w:sz w:val="21"/>
+          <w:szCs w:val="21"/>
+          <w:shd w:val="clear" w:color="auto" w:fill="FFFFFF"/>
+        </w:rPr>
+        <w:t xml:space="preserve"> </w:t>
+      </w:r>
+      <w:proofErr w:type="spellStart"/>
+      <w:r>
+        <w:rPr>
+          <w:rFonts w:ascii="Open Sans" w:hAnsi="Open Sans" w:cs="Open Sans"/>
+          <w:color w:val="000000"/>
+          <w:sz w:val="21"/>
+          <w:szCs w:val="21"/>
+          <w:shd w:val="clear" w:color="auto" w:fill="FFFFFF"/>
+        </w:rPr>
+        <w:t>containing</w:t>
+      </w:r>
+      <w:proofErr w:type="spellEnd"/>
+      <w:r>
+        <w:rPr>
+          <w:rFonts w:ascii="Open Sans" w:hAnsi="Open Sans" w:cs="Open Sans"/>
+          <w:color w:val="000000"/>
+          <w:sz w:val="21"/>
+          <w:szCs w:val="21"/>
+          <w:shd w:val="clear" w:color="auto" w:fill="FFFFFF"/>
+        </w:rPr>
+        <w:t xml:space="preserve"> </w:t>
+      </w:r>
+      <w:proofErr w:type="spellStart"/>
+      <w:r>
+        <w:rPr>
+          <w:rFonts w:ascii="Open Sans" w:hAnsi="Open Sans" w:cs="Open Sans"/>
+          <w:color w:val="000000"/>
+          <w:sz w:val="21"/>
+          <w:szCs w:val="21"/>
+          <w:shd w:val="clear" w:color="auto" w:fill="FFFFFF"/>
+        </w:rPr>
+        <w:t>Lorem</w:t>
+      </w:r>
+      <w:proofErr w:type="spellEnd"/>
+      <w:r>
+        <w:rPr>
+          <w:rFonts w:ascii="Open Sans" w:hAnsi="Open Sans" w:cs="Open Sans"/>
+          <w:color w:val="000000"/>
+          <w:sz w:val="21"/>
+          <w:szCs w:val="21"/>
+          <w:shd w:val="clear" w:color="auto" w:fill="FFFFFF"/>
+        </w:rPr>
+        <w:t xml:space="preserve"> Ipsum </w:t>
+      </w:r>
+      <w:proofErr w:type="spellStart"/>
+      <w:r>
+        <w:rPr>
+          <w:rFonts w:ascii="Open Sans" w:hAnsi="Open Sans" w:cs="Open Sans"/>
+          <w:color w:val="000000"/>
+          <w:sz w:val="21"/>
+          <w:szCs w:val="21"/>
+          <w:shd w:val="clear" w:color="auto" w:fill="FFFFFF"/>
+        </w:rPr>
+        <w:t>passages</w:t>
+      </w:r>
+      <w:proofErr w:type="spellEnd"/>
+      <w:r>
+        <w:rPr>
+          <w:rFonts w:ascii="Open Sans" w:hAnsi="Open Sans" w:cs="Open Sans"/>
+          <w:color w:val="000000"/>
+          <w:sz w:val="21"/>
+          <w:szCs w:val="21"/>
+          <w:shd w:val="clear" w:color="auto" w:fill="FFFFFF"/>
+        </w:rPr>
+        <w:t xml:space="preserve">, </w:t>
+      </w:r>
+      <w:proofErr w:type="spellStart"/>
+      <w:r>
+        <w:rPr>
+          <w:rFonts w:ascii="Open Sans" w:hAnsi="Open Sans" w:cs="Open Sans"/>
+          <w:color w:val="000000"/>
+          <w:sz w:val="21"/>
+          <w:szCs w:val="21"/>
+          <w:shd w:val="clear" w:color="auto" w:fill="FFFFFF"/>
+        </w:rPr>
+        <w:t>and</w:t>
+      </w:r>
+      <w:proofErr w:type="spellEnd"/>
+      <w:r>
+        <w:rPr>
+          <w:rFonts w:ascii="Open Sans" w:hAnsi="Open Sans" w:cs="Open Sans"/>
+          <w:color w:val="000000"/>
+          <w:sz w:val="21"/>
+          <w:szCs w:val="21"/>
+          <w:shd w:val="clear" w:color="auto" w:fill="FFFFFF"/>
+        </w:rPr>
+        <w:t xml:space="preserve"> more </w:t>
+      </w:r>
+      <w:proofErr w:type="spellStart"/>
+      <w:r>
+        <w:rPr>
+          <w:rFonts w:ascii="Open Sans" w:hAnsi="Open Sans" w:cs="Open Sans"/>
+          <w:color w:val="000000"/>
+          <w:sz w:val="21"/>
+          <w:szCs w:val="21"/>
+          <w:shd w:val="clear" w:color="auto" w:fill="FFFFFF"/>
+        </w:rPr>
+        <w:t>recently</w:t>
+      </w:r>
+      <w:proofErr w:type="spellEnd"/>
+      <w:r>
+        <w:rPr>
+          <w:rFonts w:ascii="Open Sans" w:hAnsi="Open Sans" w:cs="Open Sans"/>
+          <w:color w:val="000000"/>
+          <w:sz w:val="21"/>
+          <w:szCs w:val="21"/>
+          <w:shd w:val="clear" w:color="auto" w:fill="FFFFFF"/>
+        </w:rPr>
+        <w:t xml:space="preserve"> </w:t>
+      </w:r>
+      <w:proofErr w:type="spellStart"/>
+      <w:r>
+        <w:rPr>
+          <w:rFonts w:ascii="Open Sans" w:hAnsi="Open Sans" w:cs="Open Sans"/>
+          <w:color w:val="000000"/>
+          <w:sz w:val="21"/>
+          <w:szCs w:val="21"/>
+          <w:shd w:val="clear" w:color="auto" w:fill="FFFFFF"/>
+        </w:rPr>
+        <w:t>with</w:t>
+      </w:r>
+      <w:proofErr w:type="spellEnd"/>
+      <w:r>
+        <w:rPr>
+          <w:rFonts w:ascii="Open Sans" w:hAnsi="Open Sans" w:cs="Open Sans"/>
+          <w:color w:val="000000"/>
+          <w:sz w:val="21"/>
+          <w:szCs w:val="21"/>
+          <w:shd w:val="clear" w:color="auto" w:fill="FFFFFF"/>
+        </w:rPr>
+        <w:t xml:space="preserve"> desktop </w:t>
+      </w:r>
+      <w:proofErr w:type="spellStart"/>
+      <w:r>
+        <w:rPr>
+          <w:rFonts w:ascii="Open Sans" w:hAnsi="Open Sans" w:cs="Open Sans"/>
+          <w:color w:val="000000"/>
+          <w:sz w:val="21"/>
+          <w:szCs w:val="21"/>
+          <w:shd w:val="clear" w:color="auto" w:fill="FFFFFF"/>
+        </w:rPr>
+        <w:t>publishing</w:t>
+      </w:r>
+      <w:proofErr w:type="spellEnd"/>
+      <w:r>
+        <w:rPr>
+          <w:rFonts w:ascii="Open Sans" w:hAnsi="Open Sans" w:cs="Open Sans"/>
+          <w:color w:val="000000"/>
+          <w:sz w:val="21"/>
+          <w:szCs w:val="21"/>
+          <w:shd w:val="clear" w:color="auto" w:fill="FFFFFF"/>
+        </w:rPr>
+        <w:t xml:space="preserve"> software </w:t>
+      </w:r>
+      <w:proofErr w:type="spellStart"/>
+      <w:r>
+        <w:rPr>
+          <w:rFonts w:ascii="Open Sans" w:hAnsi="Open Sans" w:cs="Open Sans"/>
+          <w:color w:val="000000"/>
+          <w:sz w:val="21"/>
+          <w:szCs w:val="21"/>
+          <w:shd w:val="clear" w:color="auto" w:fill="FFFFFF"/>
+        </w:rPr>
+        <w:t>like</w:t>
+      </w:r>
+      <w:proofErr w:type="spellEnd"/>
+      <w:r>
+        <w:rPr>
+          <w:rFonts w:ascii="Open Sans" w:hAnsi="Open Sans" w:cs="Open Sans"/>
+          <w:color w:val="000000"/>
+          <w:sz w:val="21"/>
+          <w:szCs w:val="21"/>
+          <w:shd w:val="clear" w:color="auto" w:fill="FFFFFF"/>
+        </w:rPr>
+        <w:t xml:space="preserve"> </w:t>
+      </w:r>
+      <w:proofErr w:type="spellStart"/>
+      <w:r>
+        <w:rPr>
+          <w:rFonts w:ascii="Open Sans" w:hAnsi="Open Sans" w:cs="Open Sans"/>
+          <w:color w:val="000000"/>
+          <w:sz w:val="21"/>
+          <w:szCs w:val="21"/>
+          <w:shd w:val="clear" w:color="auto" w:fill="FFFFFF"/>
+        </w:rPr>
+        <w:t>Aldus</w:t>
+      </w:r>
+      <w:proofErr w:type="spellEnd"/>
+      <w:r>
+        <w:rPr>
+          <w:rFonts w:ascii="Open Sans" w:hAnsi="Open Sans" w:cs="Open Sans"/>
+          <w:color w:val="000000"/>
+          <w:sz w:val="21"/>
+          <w:szCs w:val="21"/>
+          <w:shd w:val="clear" w:color="auto" w:fill="FFFFFF"/>
+        </w:rPr>
+        <w:t xml:space="preserve"> PageMaker </w:t>
+      </w:r>
+      <w:proofErr w:type="spellStart"/>
+      <w:r>
+        <w:rPr>
+          <w:rFonts w:ascii="Open Sans" w:hAnsi="Open Sans" w:cs="Open Sans"/>
+          <w:color w:val="000000"/>
+          <w:sz w:val="21"/>
+          <w:szCs w:val="21"/>
+          <w:shd w:val="clear" w:color="auto" w:fill="FFFFFF"/>
+        </w:rPr>
+        <w:t>including</w:t>
+      </w:r>
+      <w:proofErr w:type="spellEnd"/>
+      <w:r>
+        <w:rPr>
+          <w:rFonts w:ascii="Open Sans" w:hAnsi="Open Sans" w:cs="Open Sans"/>
+          <w:color w:val="000000"/>
+          <w:sz w:val="21"/>
+          <w:szCs w:val="21"/>
+          <w:shd w:val="clear" w:color="auto" w:fill="FFFFFF"/>
+        </w:rPr>
+        <w:t xml:space="preserve"> </w:t>
+      </w:r>
+      <w:proofErr w:type="spellStart"/>
+      <w:r>
+        <w:rPr>
+          <w:rFonts w:ascii="Open Sans" w:hAnsi="Open Sans" w:cs="Open Sans"/>
+          <w:color w:val="000000"/>
+          <w:sz w:val="21"/>
+          <w:szCs w:val="21"/>
+          <w:shd w:val="clear" w:color="auto" w:fill="FFFFFF"/>
+        </w:rPr>
+        <w:t>versions</w:t>
+      </w:r>
+      <w:proofErr w:type="spellEnd"/>
+      <w:r>
+        <w:rPr>
+          <w:rFonts w:ascii="Open Sans" w:hAnsi="Open Sans" w:cs="Open Sans"/>
+          <w:color w:val="000000"/>
+          <w:sz w:val="21"/>
+          <w:szCs w:val="21"/>
+          <w:shd w:val="clear" w:color="auto" w:fill="FFFFFF"/>
+        </w:rPr>
+        <w:t xml:space="preserve"> </w:t>
+      </w:r>
+      <w:proofErr w:type="spellStart"/>
+      <w:r>
+        <w:rPr>
+          <w:rFonts w:ascii="Open Sans" w:hAnsi="Open Sans" w:cs="Open Sans"/>
+          <w:color w:val="000000"/>
+          <w:sz w:val="21"/>
+          <w:szCs w:val="21"/>
+          <w:shd w:val="clear" w:color="auto" w:fill="FFFFFF"/>
+        </w:rPr>
+        <w:t>of</w:t>
+      </w:r>
+      <w:proofErr w:type="spellEnd"/>
+      <w:r>
+        <w:rPr>
+          <w:rFonts w:ascii="Open Sans" w:hAnsi="Open Sans" w:cs="Open Sans"/>
+          <w:color w:val="000000"/>
+          <w:sz w:val="21"/>
+          <w:szCs w:val="21"/>
+          <w:shd w:val="clear" w:color="auto" w:fill="FFFFFF"/>
+        </w:rPr>
+        <w:t xml:space="preserve"> </w:t>
+      </w:r>
+      <w:proofErr w:type="spellStart"/>
+      <w:r>
+        <w:rPr>
+          <w:rFonts w:ascii="Open Sans" w:hAnsi="Open Sans" w:cs="Open Sans"/>
+          <w:color w:val="000000"/>
+          <w:sz w:val="21"/>
+          <w:szCs w:val="21"/>
+          <w:shd w:val="clear" w:color="auto" w:fill="FFFFFF"/>
+        </w:rPr>
+        <w:t>Lorem</w:t>
+      </w:r>
+      <w:proofErr w:type="spellEnd"/>
+      <w:r>
+        <w:rPr>
+          <w:rFonts w:ascii="Open Sans" w:hAnsi="Open Sans" w:cs="Open Sans"/>
+          <w:color w:val="000000"/>
+          <w:sz w:val="21"/>
+          <w:szCs w:val="21"/>
+          <w:shd w:val="clear" w:color="auto" w:fill="FFFFFF"/>
+        </w:rPr>
+        <w:t xml:space="preserve"> Ipsum.</w:t>
+      </w:r>
+    </w:p>
+    <w:p>
+      <w:pPr>
+        <w:pStyle w:val="Ttulo2"/>
+      </w:pPr>
+      <w:r>
+        <w:t xml:space="preserve">Problemática </w:t>
+      </w:r>
+    </w:p>
+    <w:p>
+      <w:proofErr w:type="spellStart"/>
+      <w:r>
+        <w:rPr>
+          <w:rStyle w:val="Forte"/>
+          <w:rFonts w:ascii="Open Sans" w:hAnsi="Open Sans" w:cs="Open Sans"/>
+          <w:color w:val="000000"/>
+          <w:sz w:val="21"/>
+          <w:szCs w:val="21"/>
+          <w:shd w:val="clear" w:color="auto" w:fill="FFFFFF"/>
+        </w:rPr>
+        <w:t>Lorem</w:t>
+      </w:r>
+      <w:proofErr w:type="spellEnd"/>
+      <w:r>
+        <w:rPr>
+          <w:rStyle w:val="Forte"/>
+          <w:rFonts w:ascii="Open Sans" w:hAnsi="Open Sans" w:cs="Open Sans"/>
+          <w:color w:val="000000"/>
+          <w:sz w:val="21"/>
+          <w:szCs w:val="21"/>
+          <w:shd w:val="clear" w:color="auto" w:fill="FFFFFF"/>
+        </w:rPr>
+        <w:t xml:space="preserve"> Ipsum</w:t>
+      </w:r>
+      <w:r>
+        <w:rPr>
+          <w:rFonts w:ascii="Open Sans" w:hAnsi="Open Sans" w:cs="Open Sans"/>
+          <w:color w:val="000000"/>
+          <w:sz w:val="21"/>
+          <w:szCs w:val="21"/>
+          <w:shd w:val="clear" w:color="auto" w:fill="FFFFFF"/>
+        </w:rPr>
+        <w:t> </w:t>
+      </w:r>
+      <w:proofErr w:type="spellStart"/>
+      <w:r>
+        <w:rPr>
+          <w:rFonts w:ascii="Open Sans" w:hAnsi="Open Sans" w:cs="Open Sans"/>
+          <w:color w:val="000000"/>
+          <w:sz w:val="21"/>
+          <w:szCs w:val="21"/>
+          <w:shd w:val="clear" w:color="auto" w:fill="FFFFFF"/>
+        </w:rPr>
+        <w:t>is</w:t>
+      </w:r>
+      <w:proofErr w:type="spellEnd"/>
+      <w:r>
+        <w:rPr>
+          <w:rFonts w:ascii="Open Sans" w:hAnsi="Open Sans" w:cs="Open Sans"/>
+          <w:color w:val="000000"/>
+          <w:sz w:val="21"/>
+          <w:szCs w:val="21"/>
+          <w:shd w:val="clear" w:color="auto" w:fill="FFFFFF"/>
+        </w:rPr>
+        <w:t xml:space="preserve"> </w:t>
+      </w:r>
+      <w:proofErr w:type="spellStart"/>
+      <w:r>
+        <w:rPr>
+          <w:rFonts w:ascii="Open Sans" w:hAnsi="Open Sans" w:cs="Open Sans"/>
+          <w:color w:val="000000"/>
+          <w:sz w:val="21"/>
+          <w:szCs w:val="21"/>
+          <w:shd w:val="clear" w:color="auto" w:fill="FFFFFF"/>
+        </w:rPr>
+        <w:t>simply</w:t>
+      </w:r>
+      <w:proofErr w:type="spellEnd"/>
+      <w:r>
+        <w:rPr>
+          <w:rFonts w:ascii="Open Sans" w:hAnsi="Open Sans" w:cs="Open Sans"/>
+          <w:color w:val="000000"/>
+          <w:sz w:val="21"/>
+          <w:szCs w:val="21"/>
+          <w:shd w:val="clear" w:color="auto" w:fill="FFFFFF"/>
+        </w:rPr>
+        <w:t xml:space="preserve"> </w:t>
+      </w:r>
+      <w:proofErr w:type="spellStart"/>
+      <w:r>
+        <w:rPr>
+          <w:rFonts w:ascii="Open Sans" w:hAnsi="Open Sans" w:cs="Open Sans"/>
+          <w:color w:val="000000"/>
+          <w:sz w:val="21"/>
+          <w:szCs w:val="21"/>
+          <w:shd w:val="clear" w:color="auto" w:fill="FFFFFF"/>
+        </w:rPr>
+        <w:t>dummy</w:t>
+      </w:r>
+      <w:proofErr w:type="spellEnd"/>
+      <w:r>
+        <w:rPr>
+          <w:rFonts w:ascii="Open Sans" w:hAnsi="Open Sans" w:cs="Open Sans"/>
+          <w:color w:val="000000"/>
+          <w:sz w:val="21"/>
+          <w:szCs w:val="21"/>
+          <w:shd w:val="clear" w:color="auto" w:fill="FFFFFF"/>
+        </w:rPr>
+        <w:t xml:space="preserve"> </w:t>
+      </w:r>
+      <w:proofErr w:type="spellStart"/>
+      <w:r>
+        <w:rPr>
+          <w:rFonts w:ascii="Open Sans" w:hAnsi="Open Sans" w:cs="Open Sans"/>
+          <w:color w:val="000000"/>
+          <w:sz w:val="21"/>
+          <w:szCs w:val="21"/>
+          <w:shd w:val="clear" w:color="auto" w:fill="FFFFFF"/>
+        </w:rPr>
+        <w:t>text</w:t>
+      </w:r>
+      <w:proofErr w:type="spellEnd"/>
+      <w:r>
+        <w:rPr>
+          <w:rFonts w:ascii="Open Sans" w:hAnsi="Open Sans" w:cs="Open Sans"/>
+          <w:color w:val="000000"/>
+          <w:sz w:val="21"/>
+          <w:szCs w:val="21"/>
+          <w:shd w:val="clear" w:color="auto" w:fill="FFFFFF"/>
+        </w:rPr>
+        <w:t xml:space="preserve"> </w:t>
+      </w:r>
+      <w:proofErr w:type="spellStart"/>
+      <w:r>
+        <w:rPr>
+          <w:rFonts w:ascii="Open Sans" w:hAnsi="Open Sans" w:cs="Open Sans"/>
+          <w:color w:val="000000"/>
+          <w:sz w:val="21"/>
+          <w:szCs w:val="21"/>
+          <w:shd w:val="clear" w:color="auto" w:fill="FFFFFF"/>
+        </w:rPr>
+        <w:t>of</w:t>
+      </w:r>
+      <w:proofErr w:type="spellEnd"/>
+      <w:r>
+        <w:rPr>
+          <w:rFonts w:ascii="Open Sans" w:hAnsi="Open Sans" w:cs="Open Sans"/>
+          <w:color w:val="000000"/>
+          <w:sz w:val="21"/>
+          <w:szCs w:val="21"/>
+          <w:shd w:val="clear" w:color="auto" w:fill="FFFFFF"/>
+        </w:rPr>
+        <w:t xml:space="preserve"> </w:t>
+      </w:r>
+      <w:proofErr w:type="spellStart"/>
+      <w:r>
+        <w:rPr>
+          <w:rFonts w:ascii="Open Sans" w:hAnsi="Open Sans" w:cs="Open Sans"/>
+          <w:color w:val="000000"/>
+          <w:sz w:val="21"/>
+          <w:szCs w:val="21"/>
+          <w:shd w:val="clear" w:color="auto" w:fill="FFFFFF"/>
+        </w:rPr>
+        <w:t>the</w:t>
+      </w:r>
+      <w:proofErr w:type="spellEnd"/>
+      <w:r>
+        <w:rPr>
+          <w:rFonts w:ascii="Open Sans" w:hAnsi="Open Sans" w:cs="Open Sans"/>
+          <w:color w:val="000000"/>
+          <w:sz w:val="21"/>
+          <w:szCs w:val="21"/>
+          <w:shd w:val="clear" w:color="auto" w:fill="FFFFFF"/>
+        </w:rPr>
+        <w:t xml:space="preserve"> </w:t>
+      </w:r>
+      <w:proofErr w:type="spellStart"/>
+      <w:r>
+        <w:rPr>
+          <w:rFonts w:ascii="Open Sans" w:hAnsi="Open Sans" w:cs="Open Sans"/>
+          <w:color w:val="000000"/>
+          <w:sz w:val="21"/>
+          <w:szCs w:val="21"/>
+          <w:shd w:val="clear" w:color="auto" w:fill="FFFFFF"/>
+        </w:rPr>
+        <w:t>printing</w:t>
+      </w:r>
+      <w:proofErr w:type="spellEnd"/>
+      <w:r>
+        <w:rPr>
+          <w:rFonts w:ascii="Open Sans" w:hAnsi="Open Sans" w:cs="Open Sans"/>
+          <w:color w:val="000000"/>
+          <w:sz w:val="21"/>
+          <w:szCs w:val="21"/>
+          <w:shd w:val="clear" w:color="auto" w:fill="FFFFFF"/>
+        </w:rPr>
+        <w:t xml:space="preserve"> </w:t>
+      </w:r>
+      <w:proofErr w:type="spellStart"/>
+      <w:r>
+        <w:rPr>
+          <w:rFonts w:ascii="Open Sans" w:hAnsi="Open Sans" w:cs="Open Sans"/>
+          <w:color w:val="000000"/>
+          <w:sz w:val="21"/>
+          <w:szCs w:val="21"/>
+          <w:shd w:val="clear" w:color="auto" w:fill="FFFFFF"/>
+        </w:rPr>
+        <w:t>and</w:t>
+      </w:r>
+      <w:proofErr w:type="spellEnd"/>
+      <w:r>
+        <w:rPr>
+          <w:rFonts w:ascii="Open Sans" w:hAnsi="Open Sans" w:cs="Open Sans"/>
+          <w:color w:val="000000"/>
+          <w:sz w:val="21"/>
+          <w:szCs w:val="21"/>
+          <w:shd w:val="clear" w:color="auto" w:fill="FFFFFF"/>
+        </w:rPr>
+        <w:t xml:space="preserve"> </w:t>
+      </w:r>
+      <w:proofErr w:type="spellStart"/>
+      <w:r>
+        <w:rPr>
+          <w:rFonts w:ascii="Open Sans" w:hAnsi="Open Sans" w:cs="Open Sans"/>
+          <w:color w:val="000000"/>
+          <w:sz w:val="21"/>
+          <w:szCs w:val="21"/>
+          <w:shd w:val="clear" w:color="auto" w:fill="FFFFFF"/>
+        </w:rPr>
+        <w:t>typesetting</w:t>
+      </w:r>
+      <w:proofErr w:type="spellEnd"/>
+      <w:r>
+        <w:rPr>
+          <w:rFonts w:ascii="Open Sans" w:hAnsi="Open Sans" w:cs="Open Sans"/>
+          <w:color w:val="000000"/>
+          <w:sz w:val="21"/>
+          <w:szCs w:val="21"/>
+          <w:shd w:val="clear" w:color="auto" w:fill="FFFFFF"/>
+        </w:rPr>
+        <w:t xml:space="preserve"> </w:t>
+      </w:r>
+      <w:proofErr w:type="spellStart"/>
+      <w:r>
+        <w:rPr>
+          <w:rFonts w:ascii="Open Sans" w:hAnsi="Open Sans" w:cs="Open Sans"/>
+          <w:color w:val="000000"/>
+          <w:sz w:val="21"/>
+          <w:szCs w:val="21"/>
+          <w:shd w:val="clear" w:color="auto" w:fill="FFFFFF"/>
+        </w:rPr>
+        <w:t>industry</w:t>
+      </w:r>
+      <w:proofErr w:type="spellEnd"/>
+      <w:r>
+        <w:rPr>
+          <w:rFonts w:ascii="Open Sans" w:hAnsi="Open Sans" w:cs="Open Sans"/>
+          <w:color w:val="000000"/>
+          <w:sz w:val="21"/>
+          <w:szCs w:val="21"/>
+          <w:shd w:val="clear" w:color="auto" w:fill="FFFFFF"/>
+        </w:rPr>
+        <w:t xml:space="preserve">. </w:t>
+      </w:r>
+      <w:proofErr w:type="spellStart"/>
+      <w:r>
+        <w:rPr>
+          <w:rFonts w:ascii="Open Sans" w:hAnsi="Open Sans" w:cs="Open Sans"/>
+          <w:color w:val="000000"/>
+          <w:sz w:val="21"/>
+          <w:szCs w:val="21"/>
+          <w:shd w:val="clear" w:color="auto" w:fill="FFFFFF"/>
+        </w:rPr>
+        <w:t>Lorem</w:t>
+      </w:r>
+      <w:proofErr w:type="spellEnd"/>
+      <w:r>
+        <w:rPr>
+          <w:rFonts w:ascii="Open Sans" w:hAnsi="Open Sans" w:cs="Open Sans"/>
+          <w:color w:val="000000"/>
+          <w:sz w:val="21"/>
+          <w:szCs w:val="21"/>
+          <w:shd w:val="clear" w:color="auto" w:fill="FFFFFF"/>
+        </w:rPr>
+        <w:t xml:space="preserve"> Ipsum </w:t>
+      </w:r>
+      <w:proofErr w:type="spellStart"/>
+      <w:r>
+        <w:rPr>
+          <w:rFonts w:ascii="Open Sans" w:hAnsi="Open Sans" w:cs="Open Sans"/>
+          <w:color w:val="000000"/>
+          <w:sz w:val="21"/>
+          <w:szCs w:val="21"/>
+          <w:shd w:val="clear" w:color="auto" w:fill="FFFFFF"/>
+        </w:rPr>
+        <w:t>has</w:t>
+      </w:r>
+      <w:proofErr w:type="spellEnd"/>
+      <w:r>
+        <w:rPr>
+          <w:rFonts w:ascii="Open Sans" w:hAnsi="Open Sans" w:cs="Open Sans"/>
+          <w:color w:val="000000"/>
+          <w:sz w:val="21"/>
+          <w:szCs w:val="21"/>
+          <w:shd w:val="clear" w:color="auto" w:fill="FFFFFF"/>
+        </w:rPr>
+        <w:t xml:space="preserve"> </w:t>
+      </w:r>
+      <w:proofErr w:type="spellStart"/>
+      <w:r>
+        <w:rPr>
+          <w:rFonts w:ascii="Open Sans" w:hAnsi="Open Sans" w:cs="Open Sans"/>
+          <w:color w:val="000000"/>
+          <w:sz w:val="21"/>
+          <w:szCs w:val="21"/>
+          <w:shd w:val="clear" w:color="auto" w:fill="FFFFFF"/>
+        </w:rPr>
+        <w:t>been</w:t>
+      </w:r>
+      <w:proofErr w:type="spellEnd"/>
+      <w:r>
+        <w:rPr>
+          <w:rFonts w:ascii="Open Sans" w:hAnsi="Open Sans" w:cs="Open Sans"/>
+          <w:color w:val="000000"/>
+          <w:sz w:val="21"/>
+          <w:szCs w:val="21"/>
+          <w:shd w:val="clear" w:color="auto" w:fill="FFFFFF"/>
+        </w:rPr>
+        <w:t xml:space="preserve"> </w:t>
+      </w:r>
+      <w:proofErr w:type="spellStart"/>
+      <w:r>
+        <w:rPr>
+          <w:rFonts w:ascii="Open Sans" w:hAnsi="Open Sans" w:cs="Open Sans"/>
+          <w:color w:val="000000"/>
+          <w:sz w:val="21"/>
+          <w:szCs w:val="21"/>
+          <w:shd w:val="clear" w:color="auto" w:fill="FFFFFF"/>
+        </w:rPr>
+        <w:t>the</w:t>
+      </w:r>
+      <w:proofErr w:type="spellEnd"/>
+      <w:r>
+        <w:rPr>
+          <w:rFonts w:ascii="Open Sans" w:hAnsi="Open Sans" w:cs="Open Sans"/>
+          <w:color w:val="000000"/>
+          <w:sz w:val="21"/>
+          <w:szCs w:val="21"/>
+          <w:shd w:val="clear" w:color="auto" w:fill="FFFFFF"/>
+        </w:rPr>
+        <w:t xml:space="preserve"> </w:t>
+      </w:r>
+      <w:proofErr w:type="spellStart"/>
+      <w:r>
+        <w:rPr>
+          <w:rFonts w:ascii="Open Sans" w:hAnsi="Open Sans" w:cs="Open Sans"/>
+          <w:color w:val="000000"/>
+          <w:sz w:val="21"/>
+          <w:szCs w:val="21"/>
+          <w:shd w:val="clear" w:color="auto" w:fill="FFFFFF"/>
+        </w:rPr>
+        <w:t>industry's</w:t>
+      </w:r>
+      <w:proofErr w:type="spellEnd"/>
+      <w:r>
+        <w:rPr>
+          <w:rFonts w:ascii="Open Sans" w:hAnsi="Open Sans" w:cs="Open Sans"/>
+          <w:color w:val="000000"/>
+          <w:sz w:val="21"/>
+          <w:szCs w:val="21"/>
+          <w:shd w:val="clear" w:color="auto" w:fill="FFFFFF"/>
+        </w:rPr>
+        <w:t xml:space="preserve"> standard </w:t>
+      </w:r>
+      <w:proofErr w:type="spellStart"/>
+      <w:r>
+        <w:rPr>
+          <w:rFonts w:ascii="Open Sans" w:hAnsi="Open Sans" w:cs="Open Sans"/>
+          <w:color w:val="000000"/>
+          <w:sz w:val="21"/>
+          <w:szCs w:val="21"/>
+          <w:shd w:val="clear" w:color="auto" w:fill="FFFFFF"/>
+        </w:rPr>
+        <w:t>dummy</w:t>
+      </w:r>
+      <w:proofErr w:type="spellEnd"/>
+      <w:r>
+        <w:rPr>
+          <w:rFonts w:ascii="Open Sans" w:hAnsi="Open Sans" w:cs="Open Sans"/>
+          <w:color w:val="000000"/>
+          <w:sz w:val="21"/>
+          <w:szCs w:val="21"/>
+          <w:shd w:val="clear" w:color="auto" w:fill="FFFFFF"/>
+        </w:rPr>
+        <w:t xml:space="preserve"> </w:t>
+      </w:r>
+      <w:proofErr w:type="spellStart"/>
+      <w:r>
+        <w:rPr>
+          <w:rFonts w:ascii="Open Sans" w:hAnsi="Open Sans" w:cs="Open Sans"/>
+          <w:color w:val="000000"/>
+          <w:sz w:val="21"/>
+          <w:szCs w:val="21"/>
+          <w:shd w:val="clear" w:color="auto" w:fill="FFFFFF"/>
+        </w:rPr>
+        <w:t>text</w:t>
+      </w:r>
+      <w:proofErr w:type="spellEnd"/>
+      <w:r>
+        <w:rPr>
+          <w:rFonts w:ascii="Open Sans" w:hAnsi="Open Sans" w:cs="Open Sans"/>
+          <w:color w:val="000000"/>
+          <w:sz w:val="21"/>
+          <w:szCs w:val="21"/>
+          <w:shd w:val="clear" w:color="auto" w:fill="FFFFFF"/>
+        </w:rPr>
+        <w:t xml:space="preserve"> </w:t>
+      </w:r>
+      <w:proofErr w:type="spellStart"/>
+      <w:r>
+        <w:rPr>
+          <w:rFonts w:ascii="Open Sans" w:hAnsi="Open Sans" w:cs="Open Sans"/>
+          <w:color w:val="000000"/>
+          <w:sz w:val="21"/>
+          <w:szCs w:val="21"/>
+          <w:shd w:val="clear" w:color="auto" w:fill="FFFFFF"/>
+        </w:rPr>
+        <w:t>ever</w:t>
+      </w:r>
+      <w:proofErr w:type="spellEnd"/>
+      <w:r>
+        <w:rPr>
+          <w:rFonts w:ascii="Open Sans" w:hAnsi="Open Sans" w:cs="Open Sans"/>
+          <w:color w:val="000000"/>
+          <w:sz w:val="21"/>
+          <w:szCs w:val="21"/>
+          <w:shd w:val="clear" w:color="auto" w:fill="FFFFFF"/>
+        </w:rPr>
+        <w:t xml:space="preserve"> </w:t>
+      </w:r>
+      <w:proofErr w:type="spellStart"/>
+      <w:r>
+        <w:rPr>
+          <w:rFonts w:ascii="Open Sans" w:hAnsi="Open Sans" w:cs="Open Sans"/>
+          <w:color w:val="000000"/>
+          <w:sz w:val="21"/>
+          <w:szCs w:val="21"/>
+          <w:shd w:val="clear" w:color="auto" w:fill="FFFFFF"/>
+        </w:rPr>
+        <w:t>since</w:t>
+      </w:r>
+      <w:proofErr w:type="spellEnd"/>
+      <w:r>
+        <w:rPr>
+          <w:rFonts w:ascii="Open Sans" w:hAnsi="Open Sans" w:cs="Open Sans"/>
+          <w:color w:val="000000"/>
+          <w:sz w:val="21"/>
+          <w:szCs w:val="21"/>
+          <w:shd w:val="clear" w:color="auto" w:fill="FFFFFF"/>
+        </w:rPr>
+        <w:t xml:space="preserve"> </w:t>
+      </w:r>
+      <w:proofErr w:type="spellStart"/>
+      <w:r>
+        <w:rPr>
+          <w:rFonts w:ascii="Open Sans" w:hAnsi="Open Sans" w:cs="Open Sans"/>
+          <w:color w:val="000000"/>
+          <w:sz w:val="21"/>
+          <w:szCs w:val="21"/>
+          <w:shd w:val="clear" w:color="auto" w:fill="FFFFFF"/>
+        </w:rPr>
+        <w:t>the</w:t>
+      </w:r>
+      <w:proofErr w:type="spellEnd"/>
+      <w:r>
+        <w:rPr>
+          <w:rFonts w:ascii="Open Sans" w:hAnsi="Open Sans" w:cs="Open Sans"/>
+          <w:color w:val="000000"/>
+          <w:sz w:val="21"/>
+          <w:szCs w:val="21"/>
+          <w:shd w:val="clear" w:color="auto" w:fill="FFFFFF"/>
+        </w:rPr>
+        <w:t xml:space="preserve"> 1500s, </w:t>
+      </w:r>
+      <w:proofErr w:type="spellStart"/>
+      <w:r>
+        <w:rPr>
+          <w:rFonts w:ascii="Open Sans" w:hAnsi="Open Sans" w:cs="Open Sans"/>
+          <w:color w:val="000000"/>
+          <w:sz w:val="21"/>
+          <w:szCs w:val="21"/>
+          <w:shd w:val="clear" w:color="auto" w:fill="FFFFFF"/>
+        </w:rPr>
+        <w:t>when</w:t>
+      </w:r>
+      <w:proofErr w:type="spellEnd"/>
+      <w:r>
+        <w:rPr>
+          <w:rFonts w:ascii="Open Sans" w:hAnsi="Open Sans" w:cs="Open Sans"/>
+          <w:color w:val="000000"/>
+          <w:sz w:val="21"/>
+          <w:szCs w:val="21"/>
+          <w:shd w:val="clear" w:color="auto" w:fill="FFFFFF"/>
+        </w:rPr>
+        <w:t xml:space="preserve"> </w:t>
+      </w:r>
+      <w:proofErr w:type="spellStart"/>
+      <w:r>
+        <w:rPr>
+          <w:rFonts w:ascii="Open Sans" w:hAnsi="Open Sans" w:cs="Open Sans"/>
+          <w:color w:val="000000"/>
+          <w:sz w:val="21"/>
+          <w:szCs w:val="21"/>
+          <w:shd w:val="clear" w:color="auto" w:fill="FFFFFF"/>
+        </w:rPr>
+        <w:t>an</w:t>
+      </w:r>
+      <w:proofErr w:type="spellEnd"/>
+      <w:r>
+        <w:rPr>
+          <w:rFonts w:ascii="Open Sans" w:hAnsi="Open Sans" w:cs="Open Sans"/>
+          <w:color w:val="000000"/>
+          <w:sz w:val="21"/>
+          <w:szCs w:val="21"/>
+          <w:shd w:val="clear" w:color="auto" w:fill="FFFFFF"/>
+        </w:rPr>
+        <w:t xml:space="preserve"> </w:t>
+      </w:r>
+      <w:proofErr w:type="spellStart"/>
+      <w:r>
+        <w:rPr>
+          <w:rFonts w:ascii="Open Sans" w:hAnsi="Open Sans" w:cs="Open Sans"/>
+          <w:color w:val="000000"/>
+          <w:sz w:val="21"/>
+          <w:szCs w:val="21"/>
+          <w:shd w:val="clear" w:color="auto" w:fill="FFFFFF"/>
+        </w:rPr>
+        <w:t>unknown</w:t>
+      </w:r>
+      <w:proofErr w:type="spellEnd"/>
+      <w:r>
+        <w:rPr>
+          <w:rFonts w:ascii="Open Sans" w:hAnsi="Open Sans" w:cs="Open Sans"/>
+          <w:color w:val="000000"/>
+          <w:sz w:val="21"/>
+          <w:szCs w:val="21"/>
+          <w:shd w:val="clear" w:color="auto" w:fill="FFFFFF"/>
+        </w:rPr>
+        <w:t xml:space="preserve"> </w:t>
+      </w:r>
+      <w:proofErr w:type="spellStart"/>
+      <w:r>
+        <w:rPr>
+          <w:rFonts w:ascii="Open Sans" w:hAnsi="Open Sans" w:cs="Open Sans"/>
+          <w:color w:val="000000"/>
+          <w:sz w:val="21"/>
+          <w:szCs w:val="21"/>
+          <w:shd w:val="clear" w:color="auto" w:fill="FFFFFF"/>
+        </w:rPr>
+        <w:t>printer</w:t>
+      </w:r>
+      <w:proofErr w:type="spellEnd"/>
+      <w:r>
+        <w:rPr>
+          <w:rFonts w:ascii="Open Sans" w:hAnsi="Open Sans" w:cs="Open Sans"/>
+          <w:color w:val="000000"/>
+          <w:sz w:val="21"/>
+          <w:szCs w:val="21"/>
+          <w:shd w:val="clear" w:color="auto" w:fill="FFFFFF"/>
+        </w:rPr>
+        <w:t xml:space="preserve"> </w:t>
+      </w:r>
+      <w:proofErr w:type="spellStart"/>
+      <w:r>
+        <w:rPr>
+          <w:rFonts w:ascii="Open Sans" w:hAnsi="Open Sans" w:cs="Open Sans"/>
+          <w:color w:val="000000"/>
+          <w:sz w:val="21"/>
+          <w:szCs w:val="21"/>
+          <w:shd w:val="clear" w:color="auto" w:fill="FFFFFF"/>
+        </w:rPr>
+        <w:t>took</w:t>
+      </w:r>
+      <w:proofErr w:type="spellEnd"/>
+      <w:r>
+        <w:rPr>
+          <w:rFonts w:ascii="Open Sans" w:hAnsi="Open Sans" w:cs="Open Sans"/>
+          <w:color w:val="000000"/>
+          <w:sz w:val="21"/>
+          <w:szCs w:val="21"/>
+          <w:shd w:val="clear" w:color="auto" w:fill="FFFFFF"/>
+        </w:rPr>
+        <w:t xml:space="preserve"> a </w:t>
+      </w:r>
+      <w:proofErr w:type="spellStart"/>
+      <w:r>
+        <w:rPr>
+          <w:rFonts w:ascii="Open Sans" w:hAnsi="Open Sans" w:cs="Open Sans"/>
+          <w:color w:val="000000"/>
+          <w:sz w:val="21"/>
+          <w:szCs w:val="21"/>
+          <w:shd w:val="clear" w:color="auto" w:fill="FFFFFF"/>
+        </w:rPr>
+        <w:t>galley</w:t>
+      </w:r>
+      <w:proofErr w:type="spellEnd"/>
+      <w:r>
+        <w:rPr>
+          <w:rFonts w:ascii="Open Sans" w:hAnsi="Open Sans" w:cs="Open Sans"/>
+          <w:color w:val="000000"/>
+          <w:sz w:val="21"/>
+          <w:szCs w:val="21"/>
+          <w:shd w:val="clear" w:color="auto" w:fill="FFFFFF"/>
+        </w:rPr>
+        <w:t xml:space="preserve"> </w:t>
+      </w:r>
+      <w:proofErr w:type="spellStart"/>
+      <w:r>
+        <w:rPr>
+          <w:rFonts w:ascii="Open Sans" w:hAnsi="Open Sans" w:cs="Open Sans"/>
+          <w:color w:val="000000"/>
+          <w:sz w:val="21"/>
+          <w:szCs w:val="21"/>
+          <w:shd w:val="clear" w:color="auto" w:fill="FFFFFF"/>
+        </w:rPr>
+        <w:t>of</w:t>
+      </w:r>
+      <w:proofErr w:type="spellEnd"/>
+      <w:r>
+        <w:rPr>
+          <w:rFonts w:ascii="Open Sans" w:hAnsi="Open Sans" w:cs="Open Sans"/>
+          <w:color w:val="000000"/>
+          <w:sz w:val="21"/>
+          <w:szCs w:val="21"/>
+          <w:shd w:val="clear" w:color="auto" w:fill="FFFFFF"/>
+        </w:rPr>
+        <w:t xml:space="preserve"> </w:t>
+      </w:r>
+      <w:proofErr w:type="spellStart"/>
+      <w:r>
+        <w:rPr>
+          <w:rFonts w:ascii="Open Sans" w:hAnsi="Open Sans" w:cs="Open Sans"/>
+          <w:color w:val="000000"/>
+          <w:sz w:val="21"/>
+          <w:szCs w:val="21"/>
+          <w:shd w:val="clear" w:color="auto" w:fill="FFFFFF"/>
+        </w:rPr>
+        <w:t>type</w:t>
+      </w:r>
+      <w:proofErr w:type="spellEnd"/>
+      <w:r>
+        <w:rPr>
+          <w:rFonts w:ascii="Open Sans" w:hAnsi="Open Sans" w:cs="Open Sans"/>
+          <w:color w:val="000000"/>
+          <w:sz w:val="21"/>
+          <w:szCs w:val="21"/>
+          <w:shd w:val="clear" w:color="auto" w:fill="FFFFFF"/>
+        </w:rPr>
+        <w:t xml:space="preserve"> </w:t>
+      </w:r>
+      <w:proofErr w:type="spellStart"/>
+      <w:r>
+        <w:rPr>
+          <w:rFonts w:ascii="Open Sans" w:hAnsi="Open Sans" w:cs="Open Sans"/>
+          <w:color w:val="000000"/>
+          <w:sz w:val="21"/>
+          <w:szCs w:val="21"/>
+          <w:shd w:val="clear" w:color="auto" w:fill="FFFFFF"/>
+        </w:rPr>
+        <w:t>and</w:t>
+      </w:r>
+      <w:proofErr w:type="spellEnd"/>
+      <w:r>
+        <w:rPr>
+          <w:rFonts w:ascii="Open Sans" w:hAnsi="Open Sans" w:cs="Open Sans"/>
+          <w:color w:val="000000"/>
+          <w:sz w:val="21"/>
+          <w:szCs w:val="21"/>
+          <w:shd w:val="clear" w:color="auto" w:fill="FFFFFF"/>
+        </w:rPr>
+        <w:t xml:space="preserve"> </w:t>
+      </w:r>
+      <w:proofErr w:type="spellStart"/>
+      <w:r>
+        <w:rPr>
+          <w:rFonts w:ascii="Open Sans" w:hAnsi="Open Sans" w:cs="Open Sans"/>
+          <w:color w:val="000000"/>
+          <w:sz w:val="21"/>
+          <w:szCs w:val="21"/>
+          <w:shd w:val="clear" w:color="auto" w:fill="FFFFFF"/>
+        </w:rPr>
+        <w:t>scrambled</w:t>
+      </w:r>
+      <w:proofErr w:type="spellEnd"/>
+      <w:r>
+        <w:rPr>
+          <w:rFonts w:ascii="Open Sans" w:hAnsi="Open Sans" w:cs="Open Sans"/>
+          <w:color w:val="000000"/>
+          <w:sz w:val="21"/>
+          <w:szCs w:val="21"/>
+          <w:shd w:val="clear" w:color="auto" w:fill="FFFFFF"/>
+        </w:rPr>
+        <w:t xml:space="preserve"> it </w:t>
+      </w:r>
+      <w:proofErr w:type="spellStart"/>
+      <w:r>
+        <w:rPr>
+          <w:rFonts w:ascii="Open Sans" w:hAnsi="Open Sans" w:cs="Open Sans"/>
+          <w:color w:val="000000"/>
+          <w:sz w:val="21"/>
+          <w:szCs w:val="21"/>
+          <w:shd w:val="clear" w:color="auto" w:fill="FFFFFF"/>
+        </w:rPr>
+        <w:t>to</w:t>
+      </w:r>
+      <w:proofErr w:type="spellEnd"/>
+      <w:r>
+        <w:rPr>
+          <w:rFonts w:ascii="Open Sans" w:hAnsi="Open Sans" w:cs="Open Sans"/>
+          <w:color w:val="000000"/>
+          <w:sz w:val="21"/>
+          <w:szCs w:val="21"/>
+          <w:shd w:val="clear" w:color="auto" w:fill="FFFFFF"/>
+        </w:rPr>
+        <w:t xml:space="preserve"> </w:t>
+      </w:r>
+      <w:proofErr w:type="spellStart"/>
+      <w:r>
+        <w:rPr>
+          <w:rFonts w:ascii="Open Sans" w:hAnsi="Open Sans" w:cs="Open Sans"/>
+          <w:color w:val="000000"/>
+          <w:sz w:val="21"/>
+          <w:szCs w:val="21"/>
+          <w:shd w:val="clear" w:color="auto" w:fill="FFFFFF"/>
+        </w:rPr>
+        <w:t>make</w:t>
+      </w:r>
+      <w:proofErr w:type="spellEnd"/>
+      <w:r>
+        <w:rPr>
+          <w:rFonts w:ascii="Open Sans" w:hAnsi="Open Sans" w:cs="Open Sans"/>
+          <w:color w:val="000000"/>
+          <w:sz w:val="21"/>
+          <w:szCs w:val="21"/>
+          <w:shd w:val="clear" w:color="auto" w:fill="FFFFFF"/>
+        </w:rPr>
+        <w:t xml:space="preserve"> a </w:t>
+      </w:r>
+      <w:proofErr w:type="spellStart"/>
+      <w:r>
+        <w:rPr>
+          <w:rFonts w:ascii="Open Sans" w:hAnsi="Open Sans" w:cs="Open Sans"/>
+          <w:color w:val="000000"/>
+          <w:sz w:val="21"/>
+          <w:szCs w:val="21"/>
+          <w:shd w:val="clear" w:color="auto" w:fill="FFFFFF"/>
+        </w:rPr>
+        <w:t>type</w:t>
+      </w:r>
+      <w:proofErr w:type="spellEnd"/>
+      <w:r>
+        <w:rPr>
+          <w:rFonts w:ascii="Open Sans" w:hAnsi="Open Sans" w:cs="Open Sans"/>
+          <w:color w:val="000000"/>
+          <w:sz w:val="21"/>
+          <w:szCs w:val="21"/>
+          <w:shd w:val="clear" w:color="auto" w:fill="FFFFFF"/>
+        </w:rPr>
+        <w:t xml:space="preserve"> </w:t>
+      </w:r>
+      <w:proofErr w:type="spellStart"/>
+      <w:r>
+        <w:rPr>
+          <w:rFonts w:ascii="Open Sans" w:hAnsi="Open Sans" w:cs="Open Sans"/>
+          <w:color w:val="000000"/>
+          <w:sz w:val="21"/>
+          <w:szCs w:val="21"/>
+          <w:shd w:val="clear" w:color="auto" w:fill="FFFFFF"/>
+        </w:rPr>
+        <w:t>specimen</w:t>
+      </w:r>
+      <w:proofErr w:type="spellEnd"/>
+      <w:r>
+        <w:rPr>
+          <w:rFonts w:ascii="Open Sans" w:hAnsi="Open Sans" w:cs="Open Sans"/>
+          <w:color w:val="000000"/>
+          <w:sz w:val="21"/>
+          <w:szCs w:val="21"/>
+          <w:shd w:val="clear" w:color="auto" w:fill="FFFFFF"/>
+        </w:rPr>
+        <w:t xml:space="preserve"> book. It </w:t>
+      </w:r>
+      <w:proofErr w:type="spellStart"/>
+      <w:r>
+        <w:rPr>
+          <w:rFonts w:ascii="Open Sans" w:hAnsi="Open Sans" w:cs="Open Sans"/>
+          <w:color w:val="000000"/>
+          <w:sz w:val="21"/>
+          <w:szCs w:val="21"/>
+          <w:shd w:val="clear" w:color="auto" w:fill="FFFFFF"/>
+        </w:rPr>
+        <w:t>has</w:t>
+      </w:r>
+      <w:proofErr w:type="spellEnd"/>
+      <w:r>
+        <w:rPr>
+          <w:rFonts w:ascii="Open Sans" w:hAnsi="Open Sans" w:cs="Open Sans"/>
+          <w:color w:val="000000"/>
+          <w:sz w:val="21"/>
+          <w:szCs w:val="21"/>
+          <w:shd w:val="clear" w:color="auto" w:fill="FFFFFF"/>
+        </w:rPr>
+        <w:t xml:space="preserve"> </w:t>
+      </w:r>
+      <w:proofErr w:type="spellStart"/>
+      <w:r>
+        <w:rPr>
+          <w:rFonts w:ascii="Open Sans" w:hAnsi="Open Sans" w:cs="Open Sans"/>
+          <w:color w:val="000000"/>
+          <w:sz w:val="21"/>
+          <w:szCs w:val="21"/>
+          <w:shd w:val="clear" w:color="auto" w:fill="FFFFFF"/>
+        </w:rPr>
+        <w:t>survived</w:t>
+      </w:r>
+      <w:proofErr w:type="spellEnd"/>
+      <w:r>
+        <w:rPr>
+          <w:rFonts w:ascii="Open Sans" w:hAnsi="Open Sans" w:cs="Open Sans"/>
+          <w:color w:val="000000"/>
+          <w:sz w:val="21"/>
+          <w:szCs w:val="21"/>
+          <w:shd w:val="clear" w:color="auto" w:fill="FFFFFF"/>
+        </w:rPr>
+        <w:t xml:space="preserve"> </w:t>
+      </w:r>
+      <w:proofErr w:type="spellStart"/>
+      <w:r>
+        <w:rPr>
+          <w:rFonts w:ascii="Open Sans" w:hAnsi="Open Sans" w:cs="Open Sans"/>
+          <w:color w:val="000000"/>
+          <w:sz w:val="21"/>
+          <w:szCs w:val="21"/>
+          <w:shd w:val="clear" w:color="auto" w:fill="FFFFFF"/>
+        </w:rPr>
+        <w:t>not</w:t>
+      </w:r>
+      <w:proofErr w:type="spellEnd"/>
+      <w:r>
+        <w:rPr>
+          <w:rFonts w:ascii="Open Sans" w:hAnsi="Open Sans" w:cs="Open Sans"/>
+          <w:color w:val="000000"/>
+          <w:sz w:val="21"/>
+          <w:szCs w:val="21"/>
+          <w:shd w:val="clear" w:color="auto" w:fill="FFFFFF"/>
+        </w:rPr>
+        <w:t xml:space="preserve"> </w:t>
+      </w:r>
+      <w:proofErr w:type="spellStart"/>
+      <w:r>
+        <w:rPr>
+          <w:rFonts w:ascii="Open Sans" w:hAnsi="Open Sans" w:cs="Open Sans"/>
+          <w:color w:val="000000"/>
+          <w:sz w:val="21"/>
+          <w:szCs w:val="21"/>
+          <w:shd w:val="clear" w:color="auto" w:fill="FFFFFF"/>
+        </w:rPr>
+        <w:t>only</w:t>
+      </w:r>
+      <w:proofErr w:type="spellEnd"/>
+      <w:r>
+        <w:rPr>
+          <w:rFonts w:ascii="Open Sans" w:hAnsi="Open Sans" w:cs="Open Sans"/>
+          <w:color w:val="000000"/>
+          <w:sz w:val="21"/>
+          <w:szCs w:val="21"/>
+          <w:shd w:val="clear" w:color="auto" w:fill="FFFFFF"/>
+        </w:rPr>
+        <w:t xml:space="preserve"> </w:t>
+      </w:r>
+      <w:proofErr w:type="spellStart"/>
+      <w:r>
+        <w:rPr>
+          <w:rFonts w:ascii="Open Sans" w:hAnsi="Open Sans" w:cs="Open Sans"/>
+          <w:color w:val="000000"/>
+          <w:sz w:val="21"/>
+          <w:szCs w:val="21"/>
+          <w:shd w:val="clear" w:color="auto" w:fill="FFFFFF"/>
+        </w:rPr>
+        <w:t>five</w:t>
+      </w:r>
+      <w:proofErr w:type="spellEnd"/>
+      <w:r>
+        <w:rPr>
+          <w:rFonts w:ascii="Open Sans" w:hAnsi="Open Sans" w:cs="Open Sans"/>
+          <w:color w:val="000000"/>
+          <w:sz w:val="21"/>
+          <w:szCs w:val="21"/>
+          <w:shd w:val="clear" w:color="auto" w:fill="FFFFFF"/>
+        </w:rPr>
+        <w:t xml:space="preserve"> </w:t>
+      </w:r>
+      <w:proofErr w:type="spellStart"/>
+      <w:r>
+        <w:rPr>
+          <w:rFonts w:ascii="Open Sans" w:hAnsi="Open Sans" w:cs="Open Sans"/>
+          <w:color w:val="000000"/>
+          <w:sz w:val="21"/>
+          <w:szCs w:val="21"/>
+          <w:shd w:val="clear" w:color="auto" w:fill="FFFFFF"/>
+        </w:rPr>
+        <w:t>centuries</w:t>
+      </w:r>
+      <w:proofErr w:type="spellEnd"/>
+      <w:r>
+        <w:rPr>
+          <w:rFonts w:ascii="Open Sans" w:hAnsi="Open Sans" w:cs="Open Sans"/>
+          <w:color w:val="000000"/>
+          <w:sz w:val="21"/>
+          <w:szCs w:val="21"/>
+          <w:shd w:val="clear" w:color="auto" w:fill="FFFFFF"/>
+        </w:rPr>
+        <w:t xml:space="preserve">, </w:t>
+      </w:r>
+      <w:proofErr w:type="spellStart"/>
+      <w:r>
+        <w:rPr>
+          <w:rFonts w:ascii="Open Sans" w:hAnsi="Open Sans" w:cs="Open Sans"/>
+          <w:color w:val="000000"/>
+          <w:sz w:val="21"/>
+          <w:szCs w:val="21"/>
+          <w:shd w:val="clear" w:color="auto" w:fill="FFFFFF"/>
+        </w:rPr>
+        <w:t>but</w:t>
+      </w:r>
+      <w:proofErr w:type="spellEnd"/>
+      <w:r>
+        <w:rPr>
+          <w:rFonts w:ascii="Open Sans" w:hAnsi="Open Sans" w:cs="Open Sans"/>
+          <w:color w:val="000000"/>
+          <w:sz w:val="21"/>
+          <w:szCs w:val="21"/>
+          <w:shd w:val="clear" w:color="auto" w:fill="FFFFFF"/>
+        </w:rPr>
+        <w:t xml:space="preserve"> </w:t>
+      </w:r>
+      <w:proofErr w:type="spellStart"/>
+      <w:r>
+        <w:rPr>
+          <w:rFonts w:ascii="Open Sans" w:hAnsi="Open Sans" w:cs="Open Sans"/>
+          <w:color w:val="000000"/>
+          <w:sz w:val="21"/>
+          <w:szCs w:val="21"/>
+          <w:shd w:val="clear" w:color="auto" w:fill="FFFFFF"/>
+        </w:rPr>
+        <w:t>also</w:t>
+      </w:r>
+      <w:proofErr w:type="spellEnd"/>
+      <w:r>
+        <w:rPr>
+          <w:rFonts w:ascii="Open Sans" w:hAnsi="Open Sans" w:cs="Open Sans"/>
+          <w:color w:val="000000"/>
+          <w:sz w:val="21"/>
+          <w:szCs w:val="21"/>
+          <w:shd w:val="clear" w:color="auto" w:fill="FFFFFF"/>
+        </w:rPr>
+        <w:t xml:space="preserve"> </w:t>
+      </w:r>
+      <w:proofErr w:type="spellStart"/>
+      <w:r>
+        <w:rPr>
+          <w:rFonts w:ascii="Open Sans" w:hAnsi="Open Sans" w:cs="Open Sans"/>
+          <w:color w:val="000000"/>
+          <w:sz w:val="21"/>
+          <w:szCs w:val="21"/>
+          <w:shd w:val="clear" w:color="auto" w:fill="FFFFFF"/>
+        </w:rPr>
+        <w:t>the</w:t>
+      </w:r>
+      <w:proofErr w:type="spellEnd"/>
+      <w:r>
+        <w:rPr>
+          <w:rFonts w:ascii="Open Sans" w:hAnsi="Open Sans" w:cs="Open Sans"/>
+          <w:color w:val="000000"/>
+          <w:sz w:val="21"/>
+          <w:szCs w:val="21"/>
+          <w:shd w:val="clear" w:color="auto" w:fill="FFFFFF"/>
+        </w:rPr>
+        <w:t xml:space="preserve"> </w:t>
+      </w:r>
+      <w:proofErr w:type="spellStart"/>
+      <w:r>
+        <w:rPr>
+          <w:rFonts w:ascii="Open Sans" w:hAnsi="Open Sans" w:cs="Open Sans"/>
+          <w:color w:val="000000"/>
+          <w:sz w:val="21"/>
+          <w:szCs w:val="21"/>
+          <w:shd w:val="clear" w:color="auto" w:fill="FFFFFF"/>
+        </w:rPr>
+        <w:t>leap</w:t>
+      </w:r>
+      <w:proofErr w:type="spellEnd"/>
+      <w:r>
+        <w:rPr>
+          <w:rFonts w:ascii="Open Sans" w:hAnsi="Open Sans" w:cs="Open Sans"/>
+          <w:color w:val="000000"/>
+          <w:sz w:val="21"/>
+          <w:szCs w:val="21"/>
+          <w:shd w:val="clear" w:color="auto" w:fill="FFFFFF"/>
+        </w:rPr>
+        <w:t xml:space="preserve"> </w:t>
+      </w:r>
+      <w:proofErr w:type="spellStart"/>
+      <w:r>
+        <w:rPr>
+          <w:rFonts w:ascii="Open Sans" w:hAnsi="Open Sans" w:cs="Open Sans"/>
+          <w:color w:val="000000"/>
+          <w:sz w:val="21"/>
+          <w:szCs w:val="21"/>
+          <w:shd w:val="clear" w:color="auto" w:fill="FFFFFF"/>
+        </w:rPr>
+        <w:t>into</w:t>
+      </w:r>
+      <w:proofErr w:type="spellEnd"/>
+      <w:r>
+        <w:rPr>
+          <w:rFonts w:ascii="Open Sans" w:hAnsi="Open Sans" w:cs="Open Sans"/>
+          <w:color w:val="000000"/>
+          <w:sz w:val="21"/>
+          <w:szCs w:val="21"/>
+          <w:shd w:val="clear" w:color="auto" w:fill="FFFFFF"/>
+        </w:rPr>
+        <w:t xml:space="preserve"> </w:t>
+      </w:r>
+      <w:proofErr w:type="spellStart"/>
+      <w:r>
+        <w:rPr>
+          <w:rFonts w:ascii="Open Sans" w:hAnsi="Open Sans" w:cs="Open Sans"/>
+          <w:color w:val="000000"/>
+          <w:sz w:val="21"/>
+          <w:szCs w:val="21"/>
+          <w:shd w:val="clear" w:color="auto" w:fill="FFFFFF"/>
+        </w:rPr>
+        <w:t>electronic</w:t>
+      </w:r>
+      <w:proofErr w:type="spellEnd"/>
+      <w:r>
+        <w:rPr>
+          <w:rFonts w:ascii="Open Sans" w:hAnsi="Open Sans" w:cs="Open Sans"/>
+          <w:color w:val="000000"/>
+          <w:sz w:val="21"/>
+          <w:szCs w:val="21"/>
+          <w:shd w:val="clear" w:color="auto" w:fill="FFFFFF"/>
+        </w:rPr>
+        <w:t xml:space="preserve"> </w:t>
+      </w:r>
+      <w:proofErr w:type="spellStart"/>
+      <w:r>
+        <w:rPr>
+          <w:rFonts w:ascii="Open Sans" w:hAnsi="Open Sans" w:cs="Open Sans"/>
+          <w:color w:val="000000"/>
+          <w:sz w:val="21"/>
+          <w:szCs w:val="21"/>
+          <w:shd w:val="clear" w:color="auto" w:fill="FFFFFF"/>
+        </w:rPr>
+        <w:t>typesetting</w:t>
+      </w:r>
+      <w:proofErr w:type="spellEnd"/>
+      <w:r>
+        <w:rPr>
+          <w:rFonts w:ascii="Open Sans" w:hAnsi="Open Sans" w:cs="Open Sans"/>
+          <w:color w:val="000000"/>
+          <w:sz w:val="21"/>
+          <w:szCs w:val="21"/>
+          <w:shd w:val="clear" w:color="auto" w:fill="FFFFFF"/>
+        </w:rPr>
+        <w:t xml:space="preserve">, </w:t>
+      </w:r>
+      <w:proofErr w:type="spellStart"/>
+      <w:r>
+        <w:rPr>
+          <w:rFonts w:ascii="Open Sans" w:hAnsi="Open Sans" w:cs="Open Sans"/>
+          <w:color w:val="000000"/>
+          <w:sz w:val="21"/>
+          <w:szCs w:val="21"/>
+          <w:shd w:val="clear" w:color="auto" w:fill="FFFFFF"/>
+        </w:rPr>
+        <w:t>remaining</w:t>
+      </w:r>
+      <w:proofErr w:type="spellEnd"/>
+      <w:r>
+        <w:rPr>
+          <w:rFonts w:ascii="Open Sans" w:hAnsi="Open Sans" w:cs="Open Sans"/>
+          <w:color w:val="000000"/>
+          <w:sz w:val="21"/>
+          <w:szCs w:val="21"/>
+          <w:shd w:val="clear" w:color="auto" w:fill="FFFFFF"/>
+        </w:rPr>
+        <w:t xml:space="preserve"> </w:t>
+      </w:r>
+      <w:proofErr w:type="spellStart"/>
+      <w:r>
+        <w:rPr>
+          <w:rFonts w:ascii="Open Sans" w:hAnsi="Open Sans" w:cs="Open Sans"/>
+          <w:color w:val="000000"/>
+          <w:sz w:val="21"/>
+          <w:szCs w:val="21"/>
+          <w:shd w:val="clear" w:color="auto" w:fill="FFFFFF"/>
+        </w:rPr>
+        <w:t>essentially</w:t>
+      </w:r>
+      <w:proofErr w:type="spellEnd"/>
+      <w:r>
+        <w:rPr>
+          <w:rFonts w:ascii="Open Sans" w:hAnsi="Open Sans" w:cs="Open Sans"/>
+          <w:color w:val="000000"/>
+          <w:sz w:val="21"/>
+          <w:szCs w:val="21"/>
+          <w:shd w:val="clear" w:color="auto" w:fill="FFFFFF"/>
+        </w:rPr>
+        <w:t xml:space="preserve"> </w:t>
+      </w:r>
+      <w:proofErr w:type="spellStart"/>
+      <w:r>
+        <w:rPr>
+          <w:rFonts w:ascii="Open Sans" w:hAnsi="Open Sans" w:cs="Open Sans"/>
+          <w:color w:val="000000"/>
+          <w:sz w:val="21"/>
+          <w:szCs w:val="21"/>
+          <w:shd w:val="clear" w:color="auto" w:fill="FFFFFF"/>
+        </w:rPr>
+        <w:t>unchanged</w:t>
+      </w:r>
+      <w:proofErr w:type="spellEnd"/>
+      <w:r>
+        <w:rPr>
+          <w:rFonts w:ascii="Open Sans" w:hAnsi="Open Sans" w:cs="Open Sans"/>
+          <w:color w:val="000000"/>
+          <w:sz w:val="21"/>
+          <w:szCs w:val="21"/>
+          <w:shd w:val="clear" w:color="auto" w:fill="FFFFFF"/>
+        </w:rPr>
+        <w:t xml:space="preserve">. It </w:t>
+      </w:r>
+      <w:proofErr w:type="spellStart"/>
+      <w:r>
+        <w:rPr>
+          <w:rFonts w:ascii="Open Sans" w:hAnsi="Open Sans" w:cs="Open Sans"/>
+          <w:color w:val="000000"/>
+          <w:sz w:val="21"/>
+          <w:szCs w:val="21"/>
+          <w:shd w:val="clear" w:color="auto" w:fill="FFFFFF"/>
+        </w:rPr>
+        <w:t>was</w:t>
+      </w:r>
+      <w:proofErr w:type="spellEnd"/>
+      <w:r>
+        <w:rPr>
+          <w:rFonts w:ascii="Open Sans" w:hAnsi="Open Sans" w:cs="Open Sans"/>
+          <w:color w:val="000000"/>
+          <w:sz w:val="21"/>
+          <w:szCs w:val="21"/>
+          <w:shd w:val="clear" w:color="auto" w:fill="FFFFFF"/>
+        </w:rPr>
+        <w:t xml:space="preserve"> </w:t>
+      </w:r>
+      <w:proofErr w:type="spellStart"/>
+      <w:r>
+        <w:rPr>
+          <w:rFonts w:ascii="Open Sans" w:hAnsi="Open Sans" w:cs="Open Sans"/>
+          <w:color w:val="000000"/>
+          <w:sz w:val="21"/>
+          <w:szCs w:val="21"/>
+          <w:shd w:val="clear" w:color="auto" w:fill="FFFFFF"/>
+        </w:rPr>
+        <w:t>popularised</w:t>
+      </w:r>
+      <w:proofErr w:type="spellEnd"/>
+      <w:r>
+        <w:rPr>
+          <w:rFonts w:ascii="Open Sans" w:hAnsi="Open Sans" w:cs="Open Sans"/>
+          <w:color w:val="000000"/>
+          <w:sz w:val="21"/>
+          <w:szCs w:val="21"/>
+          <w:shd w:val="clear" w:color="auto" w:fill="FFFFFF"/>
+        </w:rPr>
+        <w:t xml:space="preserve"> in </w:t>
+      </w:r>
+      <w:proofErr w:type="spellStart"/>
+      <w:r>
+        <w:rPr>
+          <w:rFonts w:ascii="Open Sans" w:hAnsi="Open Sans" w:cs="Open Sans"/>
+          <w:color w:val="000000"/>
+          <w:sz w:val="21"/>
+          <w:szCs w:val="21"/>
+          <w:shd w:val="clear" w:color="auto" w:fill="FFFFFF"/>
+        </w:rPr>
+        <w:t>the</w:t>
+      </w:r>
+      <w:proofErr w:type="spellEnd"/>
+      <w:r>
+        <w:rPr>
+          <w:rFonts w:ascii="Open Sans" w:hAnsi="Open Sans" w:cs="Open Sans"/>
+          <w:color w:val="000000"/>
+          <w:sz w:val="21"/>
+          <w:szCs w:val="21"/>
+          <w:shd w:val="clear" w:color="auto" w:fill="FFFFFF"/>
+        </w:rPr>
+        <w:t xml:space="preserve"> 1960s </w:t>
+      </w:r>
+      <w:proofErr w:type="spellStart"/>
+      <w:r>
+        <w:rPr>
+          <w:rFonts w:ascii="Open Sans" w:hAnsi="Open Sans" w:cs="Open Sans"/>
+          <w:color w:val="000000"/>
+          <w:sz w:val="21"/>
+          <w:szCs w:val="21"/>
+          <w:shd w:val="clear" w:color="auto" w:fill="FFFFFF"/>
+        </w:rPr>
+        <w:t>with</w:t>
+      </w:r>
+      <w:proofErr w:type="spellEnd"/>
+      <w:r>
+        <w:rPr>
+          <w:rFonts w:ascii="Open Sans" w:hAnsi="Open Sans" w:cs="Open Sans"/>
+          <w:color w:val="000000"/>
+          <w:sz w:val="21"/>
+          <w:szCs w:val="21"/>
+          <w:shd w:val="clear" w:color="auto" w:fill="FFFFFF"/>
+        </w:rPr>
+        <w:t xml:space="preserve"> </w:t>
+      </w:r>
+      <w:proofErr w:type="spellStart"/>
+      <w:r>
+        <w:rPr>
+          <w:rFonts w:ascii="Open Sans" w:hAnsi="Open Sans" w:cs="Open Sans"/>
+          <w:color w:val="000000"/>
+          <w:sz w:val="21"/>
+          <w:szCs w:val="21"/>
+          <w:shd w:val="clear" w:color="auto" w:fill="FFFFFF"/>
+        </w:rPr>
+        <w:t>the</w:t>
+      </w:r>
+      <w:proofErr w:type="spellEnd"/>
+      <w:r>
+        <w:rPr>
+          <w:rFonts w:ascii="Open Sans" w:hAnsi="Open Sans" w:cs="Open Sans"/>
+          <w:color w:val="000000"/>
+          <w:sz w:val="21"/>
+          <w:szCs w:val="21"/>
+          <w:shd w:val="clear" w:color="auto" w:fill="FFFFFF"/>
+        </w:rPr>
+        <w:t xml:space="preserve"> release </w:t>
+      </w:r>
+      <w:proofErr w:type="spellStart"/>
+      <w:r>
+        <w:rPr>
+          <w:rFonts w:ascii="Open Sans" w:hAnsi="Open Sans" w:cs="Open Sans"/>
+          <w:color w:val="000000"/>
+          <w:sz w:val="21"/>
+          <w:szCs w:val="21"/>
+          <w:shd w:val="clear" w:color="auto" w:fill="FFFFFF"/>
+        </w:rPr>
+        <w:t>of</w:t>
+      </w:r>
+      <w:proofErr w:type="spellEnd"/>
+      <w:r>
+        <w:rPr>
+          <w:rFonts w:ascii="Open Sans" w:hAnsi="Open Sans" w:cs="Open Sans"/>
+          <w:color w:val="000000"/>
+          <w:sz w:val="21"/>
+          <w:szCs w:val="21"/>
+          <w:shd w:val="clear" w:color="auto" w:fill="FFFFFF"/>
+        </w:rPr>
+        <w:t xml:space="preserve"> </w:t>
+      </w:r>
+      <w:proofErr w:type="spellStart"/>
+      <w:r>
+        <w:rPr>
+          <w:rFonts w:ascii="Open Sans" w:hAnsi="Open Sans" w:cs="Open Sans"/>
+          <w:color w:val="000000"/>
+          <w:sz w:val="21"/>
+          <w:szCs w:val="21"/>
+          <w:shd w:val="clear" w:color="auto" w:fill="FFFFFF"/>
+        </w:rPr>
+        <w:t>Letraset</w:t>
+      </w:r>
+      <w:proofErr w:type="spellEnd"/>
+      <w:r>
+        <w:rPr>
+          <w:rFonts w:ascii="Open Sans" w:hAnsi="Open Sans" w:cs="Open Sans"/>
+          <w:color w:val="000000"/>
+          <w:sz w:val="21"/>
+          <w:szCs w:val="21"/>
+          <w:shd w:val="clear" w:color="auto" w:fill="FFFFFF"/>
+        </w:rPr>
+        <w:t xml:space="preserve"> </w:t>
+      </w:r>
+      <w:proofErr w:type="spellStart"/>
+      <w:r>
+        <w:rPr>
+          <w:rFonts w:ascii="Open Sans" w:hAnsi="Open Sans" w:cs="Open Sans"/>
+          <w:color w:val="000000"/>
+          <w:sz w:val="21"/>
+          <w:szCs w:val="21"/>
+          <w:shd w:val="clear" w:color="auto" w:fill="FFFFFF"/>
+        </w:rPr>
+        <w:t>sheets</w:t>
+      </w:r>
+      <w:proofErr w:type="spellEnd"/>
+      <w:r>
+        <w:rPr>
+          <w:rFonts w:ascii="Open Sans" w:hAnsi="Open Sans" w:cs="Open Sans"/>
+          <w:color w:val="000000"/>
+          <w:sz w:val="21"/>
+          <w:szCs w:val="21"/>
+          <w:shd w:val="clear" w:color="auto" w:fill="FFFFFF"/>
+        </w:rPr>
+        <w:t xml:space="preserve"> </w:t>
+      </w:r>
+      <w:proofErr w:type="spellStart"/>
+      <w:r>
+        <w:rPr>
+          <w:rFonts w:ascii="Open Sans" w:hAnsi="Open Sans" w:cs="Open Sans"/>
+          <w:color w:val="000000"/>
+          <w:sz w:val="21"/>
+          <w:szCs w:val="21"/>
+          <w:shd w:val="clear" w:color="auto" w:fill="FFFFFF"/>
+        </w:rPr>
+        <w:t>containing</w:t>
+      </w:r>
+      <w:proofErr w:type="spellEnd"/>
+      <w:r>
+        <w:rPr>
+          <w:rFonts w:ascii="Open Sans" w:hAnsi="Open Sans" w:cs="Open Sans"/>
+          <w:color w:val="000000"/>
+          <w:sz w:val="21"/>
+          <w:szCs w:val="21"/>
+          <w:shd w:val="clear" w:color="auto" w:fill="FFFFFF"/>
+        </w:rPr>
+        <w:t xml:space="preserve"> </w:t>
+      </w:r>
+      <w:proofErr w:type="spellStart"/>
+      <w:r>
+        <w:rPr>
+          <w:rFonts w:ascii="Open Sans" w:hAnsi="Open Sans" w:cs="Open Sans"/>
+          <w:color w:val="000000"/>
+          <w:sz w:val="21"/>
+          <w:szCs w:val="21"/>
+          <w:shd w:val="clear" w:color="auto" w:fill="FFFFFF"/>
+        </w:rPr>
+        <w:t>Lorem</w:t>
+      </w:r>
+      <w:proofErr w:type="spellEnd"/>
+      <w:r>
+        <w:rPr>
+          <w:rFonts w:ascii="Open Sans" w:hAnsi="Open Sans" w:cs="Open Sans"/>
+          <w:color w:val="000000"/>
+          <w:sz w:val="21"/>
+          <w:szCs w:val="21"/>
+          <w:shd w:val="clear" w:color="auto" w:fill="FFFFFF"/>
+        </w:rPr>
+        <w:t xml:space="preserve"> Ipsum </w:t>
+      </w:r>
+      <w:proofErr w:type="spellStart"/>
+      <w:r>
+        <w:rPr>
+          <w:rFonts w:ascii="Open Sans" w:hAnsi="Open Sans" w:cs="Open Sans"/>
+          <w:color w:val="000000"/>
+          <w:sz w:val="21"/>
+          <w:szCs w:val="21"/>
+          <w:shd w:val="clear" w:color="auto" w:fill="FFFFFF"/>
+        </w:rPr>
+        <w:t>passages</w:t>
+      </w:r>
+      <w:proofErr w:type="spellEnd"/>
+      <w:r>
+        <w:rPr>
+          <w:rFonts w:ascii="Open Sans" w:hAnsi="Open Sans" w:cs="Open Sans"/>
+          <w:color w:val="000000"/>
+          <w:sz w:val="21"/>
+          <w:szCs w:val="21"/>
+          <w:shd w:val="clear" w:color="auto" w:fill="FFFFFF"/>
+        </w:rPr>
+        <w:t xml:space="preserve">, </w:t>
+      </w:r>
+      <w:proofErr w:type="spellStart"/>
+      <w:r>
+        <w:rPr>
+          <w:rFonts w:ascii="Open Sans" w:hAnsi="Open Sans" w:cs="Open Sans"/>
+          <w:color w:val="000000"/>
+          <w:sz w:val="21"/>
+          <w:szCs w:val="21"/>
+          <w:shd w:val="clear" w:color="auto" w:fill="FFFFFF"/>
+        </w:rPr>
+        <w:t>and</w:t>
+      </w:r>
+      <w:proofErr w:type="spellEnd"/>
+      <w:r>
+        <w:rPr>
+          <w:rFonts w:ascii="Open Sans" w:hAnsi="Open Sans" w:cs="Open Sans"/>
+          <w:color w:val="000000"/>
+          <w:sz w:val="21"/>
+          <w:szCs w:val="21"/>
+          <w:shd w:val="clear" w:color="auto" w:fill="FFFFFF"/>
+        </w:rPr>
+        <w:t xml:space="preserve"> more </w:t>
+      </w:r>
+      <w:proofErr w:type="spellStart"/>
+      <w:r>
+        <w:rPr>
+          <w:rFonts w:ascii="Open Sans" w:hAnsi="Open Sans" w:cs="Open Sans"/>
+          <w:color w:val="000000"/>
+          <w:sz w:val="21"/>
+          <w:szCs w:val="21"/>
+          <w:shd w:val="clear" w:color="auto" w:fill="FFFFFF"/>
+        </w:rPr>
+        <w:t>recently</w:t>
+      </w:r>
+      <w:proofErr w:type="spellEnd"/>
+      <w:r>
+        <w:rPr>
+          <w:rFonts w:ascii="Open Sans" w:hAnsi="Open Sans" w:cs="Open Sans"/>
+          <w:color w:val="000000"/>
+          <w:sz w:val="21"/>
+          <w:szCs w:val="21"/>
+          <w:shd w:val="clear" w:color="auto" w:fill="FFFFFF"/>
+        </w:rPr>
+        <w:t xml:space="preserve"> </w:t>
+      </w:r>
+      <w:proofErr w:type="spellStart"/>
+      <w:r>
+        <w:rPr>
+          <w:rFonts w:ascii="Open Sans" w:hAnsi="Open Sans" w:cs="Open Sans"/>
+          <w:color w:val="000000"/>
+          <w:sz w:val="21"/>
+          <w:szCs w:val="21"/>
+          <w:shd w:val="clear" w:color="auto" w:fill="FFFFFF"/>
+        </w:rPr>
+        <w:t>with</w:t>
+      </w:r>
+      <w:proofErr w:type="spellEnd"/>
+      <w:r>
+        <w:rPr>
+          <w:rFonts w:ascii="Open Sans" w:hAnsi="Open Sans" w:cs="Open Sans"/>
+          <w:color w:val="000000"/>
+          <w:sz w:val="21"/>
+          <w:szCs w:val="21"/>
+          <w:shd w:val="clear" w:color="auto" w:fill="FFFFFF"/>
+        </w:rPr>
+        <w:t xml:space="preserve"> desktop </w:t>
+      </w:r>
+      <w:proofErr w:type="spellStart"/>
+      <w:r>
+        <w:rPr>
+          <w:rFonts w:ascii="Open Sans" w:hAnsi="Open Sans" w:cs="Open Sans"/>
+          <w:color w:val="000000"/>
+          <w:sz w:val="21"/>
+          <w:szCs w:val="21"/>
+          <w:shd w:val="clear" w:color="auto" w:fill="FFFFFF"/>
+        </w:rPr>
+        <w:t>publishing</w:t>
+      </w:r>
+      <w:proofErr w:type="spellEnd"/>
+      <w:r>
+        <w:rPr>
+          <w:rFonts w:ascii="Open Sans" w:hAnsi="Open Sans" w:cs="Open Sans"/>
+          <w:color w:val="000000"/>
+          <w:sz w:val="21"/>
+          <w:szCs w:val="21"/>
+          <w:shd w:val="clear" w:color="auto" w:fill="FFFFFF"/>
+        </w:rPr>
+        <w:t xml:space="preserve"> software </w:t>
+      </w:r>
+      <w:proofErr w:type="spellStart"/>
+      <w:r>
+        <w:rPr>
+          <w:rFonts w:ascii="Open Sans" w:hAnsi="Open Sans" w:cs="Open Sans"/>
+          <w:color w:val="000000"/>
+          <w:sz w:val="21"/>
+          <w:szCs w:val="21"/>
+          <w:shd w:val="clear" w:color="auto" w:fill="FFFFFF"/>
+        </w:rPr>
+        <w:t>like</w:t>
+      </w:r>
+      <w:proofErr w:type="spellEnd"/>
+      <w:r>
+        <w:rPr>
+          <w:rFonts w:ascii="Open Sans" w:hAnsi="Open Sans" w:cs="Open Sans"/>
+          <w:color w:val="000000"/>
+          <w:sz w:val="21"/>
+          <w:szCs w:val="21"/>
+          <w:shd w:val="clear" w:color="auto" w:fill="FFFFFF"/>
+        </w:rPr>
+        <w:t xml:space="preserve"> </w:t>
+      </w:r>
+      <w:proofErr w:type="spellStart"/>
+      <w:r>
+        <w:rPr>
+          <w:rFonts w:ascii="Open Sans" w:hAnsi="Open Sans" w:cs="Open Sans"/>
+          <w:color w:val="000000"/>
+          <w:sz w:val="21"/>
+          <w:szCs w:val="21"/>
+          <w:shd w:val="clear" w:color="auto" w:fill="FFFFFF"/>
+        </w:rPr>
+        <w:t>Aldus</w:t>
+      </w:r>
+      <w:proofErr w:type="spellEnd"/>
+      <w:r>
+        <w:rPr>
+          <w:rFonts w:ascii="Open Sans" w:hAnsi="Open Sans" w:cs="Open Sans"/>
+          <w:color w:val="000000"/>
+          <w:sz w:val="21"/>
+          <w:szCs w:val="21"/>
+          <w:shd w:val="clear" w:color="auto" w:fill="FFFFFF"/>
+        </w:rPr>
+        <w:t xml:space="preserve"> PageMaker </w:t>
+      </w:r>
+      <w:proofErr w:type="spellStart"/>
+      <w:r>
+        <w:rPr>
+          <w:rFonts w:ascii="Open Sans" w:hAnsi="Open Sans" w:cs="Open Sans"/>
+          <w:color w:val="000000"/>
+          <w:sz w:val="21"/>
+          <w:szCs w:val="21"/>
+          <w:shd w:val="clear" w:color="auto" w:fill="FFFFFF"/>
+        </w:rPr>
+        <w:t>including</w:t>
+      </w:r>
+      <w:proofErr w:type="spellEnd"/>
+      <w:r>
+        <w:rPr>
+          <w:rFonts w:ascii="Open Sans" w:hAnsi="Open Sans" w:cs="Open Sans"/>
+          <w:color w:val="000000"/>
+          <w:sz w:val="21"/>
+          <w:szCs w:val="21"/>
+          <w:shd w:val="clear" w:color="auto" w:fill="FFFFFF"/>
+        </w:rPr>
+        <w:t xml:space="preserve"> </w:t>
+      </w:r>
+      <w:proofErr w:type="spellStart"/>
+      <w:r>
+        <w:rPr>
+          <w:rFonts w:ascii="Open Sans" w:hAnsi="Open Sans" w:cs="Open Sans"/>
+          <w:color w:val="000000"/>
+          <w:sz w:val="21"/>
+          <w:szCs w:val="21"/>
+          <w:shd w:val="clear" w:color="auto" w:fill="FFFFFF"/>
+        </w:rPr>
+        <w:t>versions</w:t>
+      </w:r>
+      <w:proofErr w:type="spellEnd"/>
+      <w:r>
+        <w:rPr>
+          <w:rFonts w:ascii="Open Sans" w:hAnsi="Open Sans" w:cs="Open Sans"/>
+          <w:color w:val="000000"/>
+          <w:sz w:val="21"/>
+          <w:szCs w:val="21"/>
+          <w:shd w:val="clear" w:color="auto" w:fill="FFFFFF"/>
+        </w:rPr>
+        <w:t xml:space="preserve"> </w:t>
+      </w:r>
+      <w:proofErr w:type="spellStart"/>
+      <w:r>
+        <w:rPr>
+          <w:rFonts w:ascii="Open Sans" w:hAnsi="Open Sans" w:cs="Open Sans"/>
+          <w:color w:val="000000"/>
+          <w:sz w:val="21"/>
+          <w:szCs w:val="21"/>
+          <w:shd w:val="clear" w:color="auto" w:fill="FFFFFF"/>
+        </w:rPr>
+        <w:t>of</w:t>
+      </w:r>
+      <w:proofErr w:type="spellEnd"/>
+      <w:r>
+        <w:rPr>
+          <w:rFonts w:ascii="Open Sans" w:hAnsi="Open Sans" w:cs="Open Sans"/>
+          <w:color w:val="000000"/>
+          <w:sz w:val="21"/>
+          <w:szCs w:val="21"/>
+          <w:shd w:val="clear" w:color="auto" w:fill="FFFFFF"/>
+        </w:rPr>
+        <w:t xml:space="preserve"> </w:t>
+      </w:r>
+      <w:proofErr w:type="spellStart"/>
+      <w:r>
+        <w:rPr>
+          <w:rFonts w:ascii="Open Sans" w:hAnsi="Open Sans" w:cs="Open Sans"/>
+          <w:color w:val="000000"/>
+          <w:sz w:val="21"/>
+          <w:szCs w:val="21"/>
+          <w:shd w:val="clear" w:color="auto" w:fill="FFFFFF"/>
+        </w:rPr>
+        <w:t>Lorem</w:t>
+      </w:r>
+      <w:proofErr w:type="spellEnd"/>
+      <w:r>
+        <w:rPr>
+          <w:rFonts w:ascii="Open Sans" w:hAnsi="Open Sans" w:cs="Open Sans"/>
+          <w:color w:val="000000"/>
+          <w:sz w:val="21"/>
+          <w:szCs w:val="21"/>
+          <w:shd w:val="clear" w:color="auto" w:fill="FFFFFF"/>
+        </w:rPr>
+        <w:t xml:space="preserve"> Ipsum.</w:t>
+      </w:r>
+    </w:p>
+    <w:p>
+      <w:pPr>
+        <w:pStyle w:val="Ttulo2"/>
+      </w:pPr>
+      <w:r>
+        <w:t>Justificativa</w:t>
+      </w:r>
+    </w:p>
+    <w:p>
+      <w:proofErr w:type="spellStart"/>
+      <w:r>
+        <w:rPr>
+          <w:rStyle w:val="Forte"/>
+          <w:rFonts w:ascii="Open Sans" w:hAnsi="Open Sans" w:cs="Open Sans"/>
+          <w:color w:val="000000"/>
+          <w:sz w:val="21"/>
+          <w:szCs w:val="21"/>
+          <w:shd w:val="clear" w:color="auto" w:fill="FFFFFF"/>
+        </w:rPr>
+        <w:t>Lorem</w:t>
+      </w:r>
+      <w:proofErr w:type="spellEnd"/>
+      <w:r>
+        <w:rPr>
+          <w:rStyle w:val="Forte"/>
+          <w:rFonts w:ascii="Open Sans" w:hAnsi="Open Sans" w:cs="Open Sans"/>
+          <w:color w:val="000000"/>
+          <w:sz w:val="21"/>
+          <w:szCs w:val="21"/>
+          <w:shd w:val="clear" w:color="auto" w:fill="FFFFFF"/>
+        </w:rPr>
+        <w:t xml:space="preserve"> Ipsum</w:t>
+      </w:r>
+      <w:r>
+        <w:rPr>
+          <w:rFonts w:ascii="Open Sans" w:hAnsi="Open Sans" w:cs="Open Sans"/>
+          <w:color w:val="000000"/>
+          <w:sz w:val="21"/>
+          <w:szCs w:val="21"/>
+          <w:shd w:val="clear" w:color="auto" w:fill="FFFFFF"/>
+        </w:rPr>
+        <w:t> </w:t>
+      </w:r>
+      <w:proofErr w:type="spellStart"/>
+      <w:r>
+        <w:rPr>
+          <w:rFonts w:ascii="Open Sans" w:hAnsi="Open Sans" w:cs="Open Sans"/>
+          <w:color w:val="000000"/>
+          <w:sz w:val="21"/>
+          <w:szCs w:val="21"/>
+          <w:shd w:val="clear" w:color="auto" w:fill="FFFFFF"/>
+        </w:rPr>
+        <w:t>is</w:t>
+      </w:r>
+      <w:proofErr w:type="spellEnd"/>
+      <w:r>
+        <w:rPr>
+          <w:rFonts w:ascii="Open Sans" w:hAnsi="Open Sans" w:cs="Open Sans"/>
+          <w:color w:val="000000"/>
+          <w:sz w:val="21"/>
+          <w:szCs w:val="21"/>
+          <w:shd w:val="clear" w:color="auto" w:fill="FFFFFF"/>
+        </w:rPr>
+        <w:t xml:space="preserve"> </w:t>
+      </w:r>
+      <w:proofErr w:type="spellStart"/>
+      <w:r>
+        <w:rPr>
+          <w:rFonts w:ascii="Open Sans" w:hAnsi="Open Sans" w:cs="Open Sans"/>
+          <w:color w:val="000000"/>
+          <w:sz w:val="21"/>
+          <w:szCs w:val="21"/>
+          <w:shd w:val="clear" w:color="auto" w:fill="FFFFFF"/>
+        </w:rPr>
+        <w:t>simply</w:t>
+      </w:r>
+      <w:proofErr w:type="spellEnd"/>
+      <w:r>
+        <w:rPr>
+          <w:rFonts w:ascii="Open Sans" w:hAnsi="Open Sans" w:cs="Open Sans"/>
+          <w:color w:val="000000"/>
+          <w:sz w:val="21"/>
+          <w:szCs w:val="21"/>
+          <w:shd w:val="clear" w:color="auto" w:fill="FFFFFF"/>
+        </w:rPr>
+        <w:t xml:space="preserve"> </w:t>
+      </w:r>
+      <w:proofErr w:type="spellStart"/>
+      <w:r>
+        <w:rPr>
+          <w:rFonts w:ascii="Open Sans" w:hAnsi="Open Sans" w:cs="Open Sans"/>
+          <w:color w:val="000000"/>
+          <w:sz w:val="21"/>
+          <w:szCs w:val="21"/>
+          <w:shd w:val="clear" w:color="auto" w:fill="FFFFFF"/>
+        </w:rPr>
+        <w:t>dummy</w:t>
+      </w:r>
+      <w:proofErr w:type="spellEnd"/>
+      <w:r>
+        <w:rPr>
+          <w:rFonts w:ascii="Open Sans" w:hAnsi="Open Sans" w:cs="Open Sans"/>
+          <w:color w:val="000000"/>
+          <w:sz w:val="21"/>
+          <w:szCs w:val="21"/>
+          <w:shd w:val="clear" w:color="auto" w:fill="FFFFFF"/>
+        </w:rPr>
+        <w:t xml:space="preserve"> </w:t>
+      </w:r>
+      <w:proofErr w:type="spellStart"/>
+      <w:r>
+        <w:rPr>
+          <w:rFonts w:ascii="Open Sans" w:hAnsi="Open Sans" w:cs="Open Sans"/>
+          <w:color w:val="000000"/>
+          <w:sz w:val="21"/>
+          <w:szCs w:val="21"/>
+          <w:shd w:val="clear" w:color="auto" w:fill="FFFFFF"/>
+        </w:rPr>
+        <w:t>text</w:t>
+      </w:r>
+      <w:proofErr w:type="spellEnd"/>
+      <w:r>
+        <w:rPr>
+          <w:rFonts w:ascii="Open Sans" w:hAnsi="Open Sans" w:cs="Open Sans"/>
+          <w:color w:val="000000"/>
+          <w:sz w:val="21"/>
+          <w:szCs w:val="21"/>
+          <w:shd w:val="clear" w:color="auto" w:fill="FFFFFF"/>
+        </w:rPr>
+        <w:t xml:space="preserve"> </w:t>
+      </w:r>
+      <w:proofErr w:type="spellStart"/>
+      <w:r>
+        <w:rPr>
+          <w:rFonts w:ascii="Open Sans" w:hAnsi="Open Sans" w:cs="Open Sans"/>
+          <w:color w:val="000000"/>
+          <w:sz w:val="21"/>
+          <w:szCs w:val="21"/>
+          <w:shd w:val="clear" w:color="auto" w:fill="FFFFFF"/>
+        </w:rPr>
+        <w:t>of</w:t>
+      </w:r>
+      <w:proofErr w:type="spellEnd"/>
+      <w:r>
+        <w:rPr>
+          <w:rFonts w:ascii="Open Sans" w:hAnsi="Open Sans" w:cs="Open Sans"/>
+          <w:color w:val="000000"/>
+          <w:sz w:val="21"/>
+          <w:szCs w:val="21"/>
+          <w:shd w:val="clear" w:color="auto" w:fill="FFFFFF"/>
+        </w:rPr>
+        <w:t xml:space="preserve"> </w:t>
+      </w:r>
+      <w:proofErr w:type="spellStart"/>
+      <w:r>
+        <w:rPr>
+          <w:rFonts w:ascii="Open Sans" w:hAnsi="Open Sans" w:cs="Open Sans"/>
+          <w:color w:val="000000"/>
+          <w:sz w:val="21"/>
+          <w:szCs w:val="21"/>
+          <w:shd w:val="clear" w:color="auto" w:fill="FFFFFF"/>
+        </w:rPr>
+        <w:t>the</w:t>
+      </w:r>
+      <w:proofErr w:type="spellEnd"/>
+      <w:r>
+        <w:rPr>
+          <w:rFonts w:ascii="Open Sans" w:hAnsi="Open Sans" w:cs="Open Sans"/>
+          <w:color w:val="000000"/>
+          <w:sz w:val="21"/>
+          <w:szCs w:val="21"/>
+          <w:shd w:val="clear" w:color="auto" w:fill="FFFFFF"/>
+        </w:rPr>
+        <w:t xml:space="preserve"> </w:t>
+      </w:r>
+      <w:proofErr w:type="spellStart"/>
+      <w:r>
+        <w:rPr>
+          <w:rFonts w:ascii="Open Sans" w:hAnsi="Open Sans" w:cs="Open Sans"/>
+          <w:color w:val="000000"/>
+          <w:sz w:val="21"/>
+          <w:szCs w:val="21"/>
+          <w:shd w:val="clear" w:color="auto" w:fill="FFFFFF"/>
+        </w:rPr>
+        <w:t>printing</w:t>
+      </w:r>
+      <w:proofErr w:type="spellEnd"/>
+      <w:r>
+        <w:rPr>
+          <w:rFonts w:ascii="Open Sans" w:hAnsi="Open Sans" w:cs="Open Sans"/>
+          <w:color w:val="000000"/>
+          <w:sz w:val="21"/>
+          <w:szCs w:val="21"/>
+          <w:shd w:val="clear" w:color="auto" w:fill="FFFFFF"/>
+        </w:rPr>
+        <w:t xml:space="preserve"> </w:t>
+      </w:r>
+      <w:proofErr w:type="spellStart"/>
+      <w:r>
+        <w:rPr>
+          <w:rFonts w:ascii="Open Sans" w:hAnsi="Open Sans" w:cs="Open Sans"/>
+          <w:color w:val="000000"/>
+          <w:sz w:val="21"/>
+          <w:szCs w:val="21"/>
+          <w:shd w:val="clear" w:color="auto" w:fill="FFFFFF"/>
+        </w:rPr>
+        <w:t>and</w:t>
+      </w:r>
+      <w:proofErr w:type="spellEnd"/>
+      <w:r>
+        <w:rPr>
+          <w:rFonts w:ascii="Open Sans" w:hAnsi="Open Sans" w:cs="Open Sans"/>
+          <w:color w:val="000000"/>
+          <w:sz w:val="21"/>
+          <w:szCs w:val="21"/>
+          <w:shd w:val="clear" w:color="auto" w:fill="FFFFFF"/>
+        </w:rPr>
+        <w:t xml:space="preserve"> </w:t>
+      </w:r>
+      <w:proofErr w:type="spellStart"/>
+      <w:r>
+        <w:rPr>
+          <w:rFonts w:ascii="Open Sans" w:hAnsi="Open Sans" w:cs="Open Sans"/>
+          <w:color w:val="000000"/>
+          <w:sz w:val="21"/>
+          <w:szCs w:val="21"/>
+          <w:shd w:val="clear" w:color="auto" w:fill="FFFFFF"/>
+        </w:rPr>
+        <w:t>typesetting</w:t>
+      </w:r>
+      <w:proofErr w:type="spellEnd"/>
+      <w:r>
+        <w:rPr>
+          <w:rFonts w:ascii="Open Sans" w:hAnsi="Open Sans" w:cs="Open Sans"/>
+          <w:color w:val="000000"/>
+          <w:sz w:val="21"/>
+          <w:szCs w:val="21"/>
+          <w:shd w:val="clear" w:color="auto" w:fill="FFFFFF"/>
+        </w:rPr>
+        <w:t xml:space="preserve"> </w:t>
+      </w:r>
+      <w:proofErr w:type="spellStart"/>
+      <w:r>
+        <w:rPr>
+          <w:rFonts w:ascii="Open Sans" w:hAnsi="Open Sans" w:cs="Open Sans"/>
+          <w:color w:val="000000"/>
+          <w:sz w:val="21"/>
+          <w:szCs w:val="21"/>
+          <w:shd w:val="clear" w:color="auto" w:fill="FFFFFF"/>
+        </w:rPr>
+        <w:t>industry</w:t>
+      </w:r>
+      <w:proofErr w:type="spellEnd"/>
+      <w:r>
+        <w:rPr>
+          <w:rFonts w:ascii="Open Sans" w:hAnsi="Open Sans" w:cs="Open Sans"/>
+          <w:color w:val="000000"/>
+          <w:sz w:val="21"/>
+          <w:szCs w:val="21"/>
+          <w:shd w:val="clear" w:color="auto" w:fill="FFFFFF"/>
+        </w:rPr>
+        <w:t xml:space="preserve">. </w:t>
+      </w:r>
+      <w:proofErr w:type="spellStart"/>
+      <w:r>
+        <w:rPr>
+          <w:rFonts w:ascii="Open Sans" w:hAnsi="Open Sans" w:cs="Open Sans"/>
+          <w:color w:val="000000"/>
+          <w:sz w:val="21"/>
+          <w:szCs w:val="21"/>
+          <w:shd w:val="clear" w:color="auto" w:fill="FFFFFF"/>
+        </w:rPr>
+        <w:t>Lorem</w:t>
+      </w:r>
+      <w:proofErr w:type="spellEnd"/>
+      <w:r>
+        <w:rPr>
+          <w:rFonts w:ascii="Open Sans" w:hAnsi="Open Sans" w:cs="Open Sans"/>
+          <w:color w:val="000000"/>
+          <w:sz w:val="21"/>
+          <w:szCs w:val="21"/>
+          <w:shd w:val="clear" w:color="auto" w:fill="FFFFFF"/>
+        </w:rPr>
+        <w:t xml:space="preserve"> Ipsum </w:t>
+      </w:r>
+      <w:proofErr w:type="spellStart"/>
+      <w:r>
+        <w:rPr>
+          <w:rFonts w:ascii="Open Sans" w:hAnsi="Open Sans" w:cs="Open Sans"/>
+          <w:color w:val="000000"/>
+          <w:sz w:val="21"/>
+          <w:szCs w:val="21"/>
+          <w:shd w:val="clear" w:color="auto" w:fill="FFFFFF"/>
+        </w:rPr>
+        <w:t>has</w:t>
+      </w:r>
+      <w:proofErr w:type="spellEnd"/>
+      <w:r>
+        <w:rPr>
+          <w:rFonts w:ascii="Open Sans" w:hAnsi="Open Sans" w:cs="Open Sans"/>
+          <w:color w:val="000000"/>
+          <w:sz w:val="21"/>
+          <w:szCs w:val="21"/>
+          <w:shd w:val="clear" w:color="auto" w:fill="FFFFFF"/>
+        </w:rPr>
+        <w:t xml:space="preserve"> </w:t>
+      </w:r>
+      <w:proofErr w:type="spellStart"/>
+      <w:r>
+        <w:rPr>
+          <w:rFonts w:ascii="Open Sans" w:hAnsi="Open Sans" w:cs="Open Sans"/>
+          <w:color w:val="000000"/>
+          <w:sz w:val="21"/>
+          <w:szCs w:val="21"/>
+          <w:shd w:val="clear" w:color="auto" w:fill="FFFFFF"/>
+        </w:rPr>
+        <w:t>been</w:t>
+      </w:r>
+      <w:proofErr w:type="spellEnd"/>
+      <w:r>
+        <w:rPr>
+          <w:rFonts w:ascii="Open Sans" w:hAnsi="Open Sans" w:cs="Open Sans"/>
+          <w:color w:val="000000"/>
+          <w:sz w:val="21"/>
+          <w:szCs w:val="21"/>
+          <w:shd w:val="clear" w:color="auto" w:fill="FFFFFF"/>
+        </w:rPr>
+        <w:t xml:space="preserve"> </w:t>
+      </w:r>
+      <w:proofErr w:type="spellStart"/>
+      <w:r>
+        <w:rPr>
+          <w:rFonts w:ascii="Open Sans" w:hAnsi="Open Sans" w:cs="Open Sans"/>
+          <w:color w:val="000000"/>
+          <w:sz w:val="21"/>
+          <w:szCs w:val="21"/>
+          <w:shd w:val="clear" w:color="auto" w:fill="FFFFFF"/>
+        </w:rPr>
+        <w:t>the</w:t>
+      </w:r>
+      <w:proofErr w:type="spellEnd"/>
+      <w:r>
+        <w:rPr>
+          <w:rFonts w:ascii="Open Sans" w:hAnsi="Open Sans" w:cs="Open Sans"/>
+          <w:color w:val="000000"/>
+          <w:sz w:val="21"/>
+          <w:szCs w:val="21"/>
+          <w:shd w:val="clear" w:color="auto" w:fill="FFFFFF"/>
+        </w:rPr>
+        <w:t xml:space="preserve"> </w:t>
+      </w:r>
+      <w:proofErr w:type="spellStart"/>
+      <w:r>
+        <w:rPr>
+          <w:rFonts w:ascii="Open Sans" w:hAnsi="Open Sans" w:cs="Open Sans"/>
+          <w:color w:val="000000"/>
+          <w:sz w:val="21"/>
+          <w:szCs w:val="21"/>
+          <w:shd w:val="clear" w:color="auto" w:fill="FFFFFF"/>
+        </w:rPr>
+        <w:t>industry's</w:t>
+      </w:r>
+      <w:proofErr w:type="spellEnd"/>
+      <w:r>
+        <w:rPr>
+          <w:rFonts w:ascii="Open Sans" w:hAnsi="Open Sans" w:cs="Open Sans"/>
+          <w:color w:val="000000"/>
+          <w:sz w:val="21"/>
+          <w:szCs w:val="21"/>
+          <w:shd w:val="clear" w:color="auto" w:fill="FFFFFF"/>
+        </w:rPr>
+        <w:t xml:space="preserve"> standard </w:t>
+      </w:r>
+      <w:proofErr w:type="spellStart"/>
+      <w:r>
+        <w:rPr>
+          <w:rFonts w:ascii="Open Sans" w:hAnsi="Open Sans" w:cs="Open Sans"/>
+          <w:color w:val="000000"/>
+          <w:sz w:val="21"/>
+          <w:szCs w:val="21"/>
+          <w:shd w:val="clear" w:color="auto" w:fill="FFFFFF"/>
+        </w:rPr>
+        <w:t>dummy</w:t>
+      </w:r>
+      <w:proofErr w:type="spellEnd"/>
+      <w:r>
+        <w:rPr>
+          <w:rFonts w:ascii="Open Sans" w:hAnsi="Open Sans" w:cs="Open Sans"/>
+          <w:color w:val="000000"/>
+          <w:sz w:val="21"/>
+          <w:szCs w:val="21"/>
+          <w:shd w:val="clear" w:color="auto" w:fill="FFFFFF"/>
+        </w:rPr>
+        <w:t xml:space="preserve"> </w:t>
+      </w:r>
+      <w:proofErr w:type="spellStart"/>
+      <w:r>
+        <w:rPr>
+          <w:rFonts w:ascii="Open Sans" w:hAnsi="Open Sans" w:cs="Open Sans"/>
+          <w:color w:val="000000"/>
+          <w:sz w:val="21"/>
+          <w:szCs w:val="21"/>
+          <w:shd w:val="clear" w:color="auto" w:fill="FFFFFF"/>
+        </w:rPr>
+        <w:t>text</w:t>
+      </w:r>
+      <w:proofErr w:type="spellEnd"/>
+      <w:r>
+        <w:rPr>
+          <w:rFonts w:ascii="Open Sans" w:hAnsi="Open Sans" w:cs="Open Sans"/>
+          <w:color w:val="000000"/>
+          <w:sz w:val="21"/>
+          <w:szCs w:val="21"/>
+          <w:shd w:val="clear" w:color="auto" w:fill="FFFFFF"/>
+        </w:rPr>
+        <w:t xml:space="preserve"> </w:t>
+      </w:r>
+      <w:proofErr w:type="spellStart"/>
+      <w:r>
+        <w:rPr>
+          <w:rFonts w:ascii="Open Sans" w:hAnsi="Open Sans" w:cs="Open Sans"/>
+          <w:color w:val="000000"/>
+          <w:sz w:val="21"/>
+          <w:szCs w:val="21"/>
+          <w:shd w:val="clear" w:color="auto" w:fill="FFFFFF"/>
+        </w:rPr>
+        <w:t>ever</w:t>
+      </w:r>
+      <w:proofErr w:type="spellEnd"/>
+      <w:r>
+        <w:rPr>
+          <w:rFonts w:ascii="Open Sans" w:hAnsi="Open Sans" w:cs="Open Sans"/>
+          <w:color w:val="000000"/>
+          <w:sz w:val="21"/>
+          <w:szCs w:val="21"/>
+          <w:shd w:val="clear" w:color="auto" w:fill="FFFFFF"/>
+        </w:rPr>
+        <w:t xml:space="preserve"> </w:t>
+      </w:r>
+      <w:proofErr w:type="spellStart"/>
+      <w:r>
+        <w:rPr>
+          <w:rFonts w:ascii="Open Sans" w:hAnsi="Open Sans" w:cs="Open Sans"/>
+          <w:color w:val="000000"/>
+          <w:sz w:val="21"/>
+          <w:szCs w:val="21"/>
+          <w:shd w:val="clear" w:color="auto" w:fill="FFFFFF"/>
+        </w:rPr>
+        <w:t>since</w:t>
+      </w:r>
+      <w:proofErr w:type="spellEnd"/>
+      <w:r>
+        <w:rPr>
+          <w:rFonts w:ascii="Open Sans" w:hAnsi="Open Sans" w:cs="Open Sans"/>
+          <w:color w:val="000000"/>
+          <w:sz w:val="21"/>
+          <w:szCs w:val="21"/>
+          <w:shd w:val="clear" w:color="auto" w:fill="FFFFFF"/>
+        </w:rPr>
+        <w:t xml:space="preserve"> </w:t>
+      </w:r>
+      <w:proofErr w:type="spellStart"/>
+      <w:r>
+        <w:rPr>
+          <w:rFonts w:ascii="Open Sans" w:hAnsi="Open Sans" w:cs="Open Sans"/>
+          <w:color w:val="000000"/>
+          <w:sz w:val="21"/>
+          <w:szCs w:val="21"/>
+          <w:shd w:val="clear" w:color="auto" w:fill="FFFFFF"/>
+        </w:rPr>
+        <w:t>the</w:t>
+      </w:r>
+      <w:proofErr w:type="spellEnd"/>
+      <w:r>
+        <w:rPr>
+          <w:rFonts w:ascii="Open Sans" w:hAnsi="Open Sans" w:cs="Open Sans"/>
+          <w:color w:val="000000"/>
+          <w:sz w:val="21"/>
+          <w:szCs w:val="21"/>
+          <w:shd w:val="clear" w:color="auto" w:fill="FFFFFF"/>
+        </w:rPr>
+        <w:t xml:space="preserve"> 1500s, </w:t>
+      </w:r>
+      <w:proofErr w:type="spellStart"/>
+      <w:r>
+        <w:rPr>
+          <w:rFonts w:ascii="Open Sans" w:hAnsi="Open Sans" w:cs="Open Sans"/>
+          <w:color w:val="000000"/>
+          <w:sz w:val="21"/>
+          <w:szCs w:val="21"/>
+          <w:shd w:val="clear" w:color="auto" w:fill="FFFFFF"/>
+        </w:rPr>
+        <w:t>when</w:t>
+      </w:r>
+      <w:proofErr w:type="spellEnd"/>
+      <w:r>
+        <w:rPr>
+          <w:rFonts w:ascii="Open Sans" w:hAnsi="Open Sans" w:cs="Open Sans"/>
+          <w:color w:val="000000"/>
+          <w:sz w:val="21"/>
+          <w:szCs w:val="21"/>
+          <w:shd w:val="clear" w:color="auto" w:fill="FFFFFF"/>
+        </w:rPr>
+        <w:t xml:space="preserve"> </w:t>
+      </w:r>
+      <w:proofErr w:type="spellStart"/>
+      <w:r>
+        <w:rPr>
+          <w:rFonts w:ascii="Open Sans" w:hAnsi="Open Sans" w:cs="Open Sans"/>
+          <w:color w:val="000000"/>
+          <w:sz w:val="21"/>
+          <w:szCs w:val="21"/>
+          <w:shd w:val="clear" w:color="auto" w:fill="FFFFFF"/>
+        </w:rPr>
+        <w:t>an</w:t>
+      </w:r>
+      <w:proofErr w:type="spellEnd"/>
+      <w:r>
+        <w:rPr>
+          <w:rFonts w:ascii="Open Sans" w:hAnsi="Open Sans" w:cs="Open Sans"/>
+          <w:color w:val="000000"/>
+          <w:sz w:val="21"/>
+          <w:szCs w:val="21"/>
+          <w:shd w:val="clear" w:color="auto" w:fill="FFFFFF"/>
+        </w:rPr>
+        <w:t xml:space="preserve"> </w:t>
+      </w:r>
+      <w:proofErr w:type="spellStart"/>
+      <w:r>
+        <w:rPr>
+          <w:rFonts w:ascii="Open Sans" w:hAnsi="Open Sans" w:cs="Open Sans"/>
+          <w:color w:val="000000"/>
+          <w:sz w:val="21"/>
+          <w:szCs w:val="21"/>
+          <w:shd w:val="clear" w:color="auto" w:fill="FFFFFF"/>
+        </w:rPr>
+        <w:t>unknown</w:t>
+      </w:r>
+      <w:proofErr w:type="spellEnd"/>
+      <w:r>
+        <w:rPr>
+          <w:rFonts w:ascii="Open Sans" w:hAnsi="Open Sans" w:cs="Open Sans"/>
+          <w:color w:val="000000"/>
+          <w:sz w:val="21"/>
+          <w:szCs w:val="21"/>
+          <w:shd w:val="clear" w:color="auto" w:fill="FFFFFF"/>
+        </w:rPr>
+        <w:t xml:space="preserve"> </w:t>
+      </w:r>
+      <w:proofErr w:type="spellStart"/>
+      <w:r>
+        <w:rPr>
+          <w:rFonts w:ascii="Open Sans" w:hAnsi="Open Sans" w:cs="Open Sans"/>
+          <w:color w:val="000000"/>
+          <w:sz w:val="21"/>
+          <w:szCs w:val="21"/>
+          <w:shd w:val="clear" w:color="auto" w:fill="FFFFFF"/>
+        </w:rPr>
+        <w:t>printer</w:t>
+      </w:r>
+      <w:proofErr w:type="spellEnd"/>
+      <w:r>
+        <w:rPr>
+          <w:rFonts w:ascii="Open Sans" w:hAnsi="Open Sans" w:cs="Open Sans"/>
+          <w:color w:val="000000"/>
+          <w:sz w:val="21"/>
+          <w:szCs w:val="21"/>
+          <w:shd w:val="clear" w:color="auto" w:fill="FFFFFF"/>
+        </w:rPr>
+        <w:t xml:space="preserve"> </w:t>
+      </w:r>
+      <w:proofErr w:type="spellStart"/>
+      <w:r>
+        <w:rPr>
+          <w:rFonts w:ascii="Open Sans" w:hAnsi="Open Sans" w:cs="Open Sans"/>
+          <w:color w:val="000000"/>
+          <w:sz w:val="21"/>
+          <w:szCs w:val="21"/>
+          <w:shd w:val="clear" w:color="auto" w:fill="FFFFFF"/>
+        </w:rPr>
+        <w:t>took</w:t>
+      </w:r>
+      <w:proofErr w:type="spellEnd"/>
+      <w:r>
+        <w:rPr>
+          <w:rFonts w:ascii="Open Sans" w:hAnsi="Open Sans" w:cs="Open Sans"/>
+          <w:color w:val="000000"/>
+          <w:sz w:val="21"/>
+          <w:szCs w:val="21"/>
+          <w:shd w:val="clear" w:color="auto" w:fill="FFFFFF"/>
+        </w:rPr>
+        <w:t xml:space="preserve"> a </w:t>
+      </w:r>
+      <w:proofErr w:type="spellStart"/>
+      <w:r>
+        <w:rPr>
+          <w:rFonts w:ascii="Open Sans" w:hAnsi="Open Sans" w:cs="Open Sans"/>
+          <w:color w:val="000000"/>
+          <w:sz w:val="21"/>
+          <w:szCs w:val="21"/>
+          <w:shd w:val="clear" w:color="auto" w:fill="FFFFFF"/>
+        </w:rPr>
+        <w:t>galley</w:t>
+      </w:r>
+      <w:proofErr w:type="spellEnd"/>
+      <w:r>
+        <w:rPr>
+          <w:rFonts w:ascii="Open Sans" w:hAnsi="Open Sans" w:cs="Open Sans"/>
+          <w:color w:val="000000"/>
+          <w:sz w:val="21"/>
+          <w:szCs w:val="21"/>
+          <w:shd w:val="clear" w:color="auto" w:fill="FFFFFF"/>
+        </w:rPr>
+        <w:t xml:space="preserve"> </w:t>
+      </w:r>
+      <w:proofErr w:type="spellStart"/>
+      <w:r>
+        <w:rPr>
+          <w:rFonts w:ascii="Open Sans" w:hAnsi="Open Sans" w:cs="Open Sans"/>
+          <w:color w:val="000000"/>
+          <w:sz w:val="21"/>
+          <w:szCs w:val="21"/>
+          <w:shd w:val="clear" w:color="auto" w:fill="FFFFFF"/>
+        </w:rPr>
+        <w:t>of</w:t>
+      </w:r>
+      <w:proofErr w:type="spellEnd"/>
+      <w:r>
+        <w:rPr>
+          <w:rFonts w:ascii="Open Sans" w:hAnsi="Open Sans" w:cs="Open Sans"/>
+          <w:color w:val="000000"/>
+          <w:sz w:val="21"/>
+          <w:szCs w:val="21"/>
+          <w:shd w:val="clear" w:color="auto" w:fill="FFFFFF"/>
+        </w:rPr>
+        <w:t xml:space="preserve"> </w:t>
+      </w:r>
+      <w:proofErr w:type="spellStart"/>
+      <w:r>
+        <w:rPr>
+          <w:rFonts w:ascii="Open Sans" w:hAnsi="Open Sans" w:cs="Open Sans"/>
+          <w:color w:val="000000"/>
+          <w:sz w:val="21"/>
+          <w:szCs w:val="21"/>
+          <w:shd w:val="clear" w:color="auto" w:fill="FFFFFF"/>
+        </w:rPr>
+        <w:t>type</w:t>
+      </w:r>
+      <w:proofErr w:type="spellEnd"/>
+      <w:r>
+        <w:rPr>
+          <w:rFonts w:ascii="Open Sans" w:hAnsi="Open Sans" w:cs="Open Sans"/>
+          <w:color w:val="000000"/>
+          <w:sz w:val="21"/>
+          <w:szCs w:val="21"/>
+          <w:shd w:val="clear" w:color="auto" w:fill="FFFFFF"/>
+        </w:rPr>
+        <w:t xml:space="preserve"> </w:t>
+      </w:r>
+      <w:proofErr w:type="spellStart"/>
+      <w:r>
+        <w:rPr>
+          <w:rFonts w:ascii="Open Sans" w:hAnsi="Open Sans" w:cs="Open Sans"/>
+          <w:color w:val="000000"/>
+          <w:sz w:val="21"/>
+          <w:szCs w:val="21"/>
+          <w:shd w:val="clear" w:color="auto" w:fill="FFFFFF"/>
+        </w:rPr>
+        <w:t>and</w:t>
+      </w:r>
+      <w:proofErr w:type="spellEnd"/>
+      <w:r>
+        <w:rPr>
+          <w:rFonts w:ascii="Open Sans" w:hAnsi="Open Sans" w:cs="Open Sans"/>
+          <w:color w:val="000000"/>
+          <w:sz w:val="21"/>
+          <w:szCs w:val="21"/>
+          <w:shd w:val="clear" w:color="auto" w:fill="FFFFFF"/>
+        </w:rPr>
+        <w:t xml:space="preserve"> </w:t>
+      </w:r>
+      <w:proofErr w:type="spellStart"/>
+      <w:r>
+        <w:rPr>
+          <w:rFonts w:ascii="Open Sans" w:hAnsi="Open Sans" w:cs="Open Sans"/>
+          <w:color w:val="000000"/>
+          <w:sz w:val="21"/>
+          <w:szCs w:val="21"/>
+          <w:shd w:val="clear" w:color="auto" w:fill="FFFFFF"/>
+        </w:rPr>
+        <w:t>scrambled</w:t>
+      </w:r>
+      <w:proofErr w:type="spellEnd"/>
+      <w:r>
+        <w:rPr>
+          <w:rFonts w:ascii="Open Sans" w:hAnsi="Open Sans" w:cs="Open Sans"/>
+          <w:color w:val="000000"/>
+          <w:sz w:val="21"/>
+          <w:szCs w:val="21"/>
+          <w:shd w:val="clear" w:color="auto" w:fill="FFFFFF"/>
+        </w:rPr>
+        <w:t xml:space="preserve"> it </w:t>
+      </w:r>
+      <w:proofErr w:type="spellStart"/>
+      <w:r>
+        <w:rPr>
+          <w:rFonts w:ascii="Open Sans" w:hAnsi="Open Sans" w:cs="Open Sans"/>
+          <w:color w:val="000000"/>
+          <w:sz w:val="21"/>
+          <w:szCs w:val="21"/>
+          <w:shd w:val="clear" w:color="auto" w:fill="FFFFFF"/>
+        </w:rPr>
+        <w:t>to</w:t>
+      </w:r>
+      <w:proofErr w:type="spellEnd"/>
+      <w:r>
+        <w:rPr>
+          <w:rFonts w:ascii="Open Sans" w:hAnsi="Open Sans" w:cs="Open Sans"/>
+          <w:color w:val="000000"/>
+          <w:sz w:val="21"/>
+          <w:szCs w:val="21"/>
+          <w:shd w:val="clear" w:color="auto" w:fill="FFFFFF"/>
+        </w:rPr>
+        <w:t xml:space="preserve"> </w:t>
+      </w:r>
+      <w:proofErr w:type="spellStart"/>
+      <w:r>
+        <w:rPr>
+          <w:rFonts w:ascii="Open Sans" w:hAnsi="Open Sans" w:cs="Open Sans"/>
+          <w:color w:val="000000"/>
+          <w:sz w:val="21"/>
+          <w:szCs w:val="21"/>
+          <w:shd w:val="clear" w:color="auto" w:fill="FFFFFF"/>
+        </w:rPr>
+        <w:t>make</w:t>
+      </w:r>
+      <w:proofErr w:type="spellEnd"/>
+      <w:r>
+        <w:rPr>
+          <w:rFonts w:ascii="Open Sans" w:hAnsi="Open Sans" w:cs="Open Sans"/>
+          <w:color w:val="000000"/>
+          <w:sz w:val="21"/>
+          <w:szCs w:val="21"/>
+          <w:shd w:val="clear" w:color="auto" w:fill="FFFFFF"/>
+        </w:rPr>
+        <w:t xml:space="preserve"> a </w:t>
+      </w:r>
+      <w:proofErr w:type="spellStart"/>
+      <w:r>
+        <w:rPr>
+          <w:rFonts w:ascii="Open Sans" w:hAnsi="Open Sans" w:cs="Open Sans"/>
+          <w:color w:val="000000"/>
+          <w:sz w:val="21"/>
+          <w:szCs w:val="21"/>
+          <w:shd w:val="clear" w:color="auto" w:fill="FFFFFF"/>
+        </w:rPr>
+        <w:t>type</w:t>
+      </w:r>
+      <w:proofErr w:type="spellEnd"/>
+      <w:r>
+        <w:rPr>
+          <w:rFonts w:ascii="Open Sans" w:hAnsi="Open Sans" w:cs="Open Sans"/>
+          <w:color w:val="000000"/>
+          <w:sz w:val="21"/>
+          <w:szCs w:val="21"/>
+          <w:shd w:val="clear" w:color="auto" w:fill="FFFFFF"/>
+        </w:rPr>
+        <w:t xml:space="preserve"> </w:t>
+      </w:r>
+      <w:proofErr w:type="spellStart"/>
+      <w:r>
+        <w:rPr>
+          <w:rFonts w:ascii="Open Sans" w:hAnsi="Open Sans" w:cs="Open Sans"/>
+          <w:color w:val="000000"/>
+          <w:sz w:val="21"/>
+          <w:szCs w:val="21"/>
+          <w:shd w:val="clear" w:color="auto" w:fill="FFFFFF"/>
+        </w:rPr>
+        <w:t>specimen</w:t>
+      </w:r>
+      <w:proofErr w:type="spellEnd"/>
+      <w:r>
+        <w:rPr>
+          <w:rFonts w:ascii="Open Sans" w:hAnsi="Open Sans" w:cs="Open Sans"/>
+          <w:color w:val="000000"/>
+          <w:sz w:val="21"/>
+          <w:szCs w:val="21"/>
+          <w:shd w:val="clear" w:color="auto" w:fill="FFFFFF"/>
+        </w:rPr>
+        <w:t xml:space="preserve"> book. It </w:t>
+      </w:r>
+      <w:proofErr w:type="spellStart"/>
+      <w:r>
+        <w:rPr>
+          <w:rFonts w:ascii="Open Sans" w:hAnsi="Open Sans" w:cs="Open Sans"/>
+          <w:color w:val="000000"/>
+          <w:sz w:val="21"/>
+          <w:szCs w:val="21"/>
+          <w:shd w:val="clear" w:color="auto" w:fill="FFFFFF"/>
+        </w:rPr>
+        <w:t>has</w:t>
+      </w:r>
+      <w:proofErr w:type="spellEnd"/>
+      <w:r>
+        <w:rPr>
+          <w:rFonts w:ascii="Open Sans" w:hAnsi="Open Sans" w:cs="Open Sans"/>
+          <w:color w:val="000000"/>
+          <w:sz w:val="21"/>
+          <w:szCs w:val="21"/>
+          <w:shd w:val="clear" w:color="auto" w:fill="FFFFFF"/>
+        </w:rPr>
+        <w:t xml:space="preserve"> </w:t>
+      </w:r>
+      <w:proofErr w:type="spellStart"/>
+      <w:r>
+        <w:rPr>
+          <w:rFonts w:ascii="Open Sans" w:hAnsi="Open Sans" w:cs="Open Sans"/>
+          <w:color w:val="000000"/>
+          <w:sz w:val="21"/>
+          <w:szCs w:val="21"/>
+          <w:shd w:val="clear" w:color="auto" w:fill="FFFFFF"/>
+        </w:rPr>
+        <w:t>survived</w:t>
+      </w:r>
+      <w:proofErr w:type="spellEnd"/>
+      <w:r>
+        <w:rPr>
+          <w:rFonts w:ascii="Open Sans" w:hAnsi="Open Sans" w:cs="Open Sans"/>
+          <w:color w:val="000000"/>
+          <w:sz w:val="21"/>
+          <w:szCs w:val="21"/>
+          <w:shd w:val="clear" w:color="auto" w:fill="FFFFFF"/>
+        </w:rPr>
+        <w:t xml:space="preserve"> </w:t>
+      </w:r>
+      <w:proofErr w:type="spellStart"/>
+      <w:r>
+        <w:rPr>
+          <w:rFonts w:ascii="Open Sans" w:hAnsi="Open Sans" w:cs="Open Sans"/>
+          <w:color w:val="000000"/>
+          <w:sz w:val="21"/>
+          <w:szCs w:val="21"/>
+          <w:shd w:val="clear" w:color="auto" w:fill="FFFFFF"/>
+        </w:rPr>
+        <w:t>not</w:t>
+      </w:r>
+      <w:proofErr w:type="spellEnd"/>
+      <w:r>
+        <w:rPr>
+          <w:rFonts w:ascii="Open Sans" w:hAnsi="Open Sans" w:cs="Open Sans"/>
+          <w:color w:val="000000"/>
+          <w:sz w:val="21"/>
+          <w:szCs w:val="21"/>
+          <w:shd w:val="clear" w:color="auto" w:fill="FFFFFF"/>
+        </w:rPr>
+        <w:t xml:space="preserve"> </w:t>
+      </w:r>
+      <w:proofErr w:type="spellStart"/>
+      <w:r>
+        <w:rPr>
+          <w:rFonts w:ascii="Open Sans" w:hAnsi="Open Sans" w:cs="Open Sans"/>
+          <w:color w:val="000000"/>
+          <w:sz w:val="21"/>
+          <w:szCs w:val="21"/>
+          <w:shd w:val="clear" w:color="auto" w:fill="FFFFFF"/>
+        </w:rPr>
+        <w:t>only</w:t>
+      </w:r>
+      <w:proofErr w:type="spellEnd"/>
+      <w:r>
+        <w:rPr>
+          <w:rFonts w:ascii="Open Sans" w:hAnsi="Open Sans" w:cs="Open Sans"/>
+          <w:color w:val="000000"/>
+          <w:sz w:val="21"/>
+          <w:szCs w:val="21"/>
+          <w:shd w:val="clear" w:color="auto" w:fill="FFFFFF"/>
+        </w:rPr>
+        <w:t xml:space="preserve"> </w:t>
+      </w:r>
+      <w:proofErr w:type="spellStart"/>
+      <w:r>
+        <w:rPr>
+          <w:rFonts w:ascii="Open Sans" w:hAnsi="Open Sans" w:cs="Open Sans"/>
+          <w:color w:val="000000"/>
+          <w:sz w:val="21"/>
+          <w:szCs w:val="21"/>
+          <w:shd w:val="clear" w:color="auto" w:fill="FFFFFF"/>
+        </w:rPr>
+        <w:t>five</w:t>
+      </w:r>
+      <w:proofErr w:type="spellEnd"/>
+      <w:r>
+        <w:rPr>
+          <w:rFonts w:ascii="Open Sans" w:hAnsi="Open Sans" w:cs="Open Sans"/>
+          <w:color w:val="000000"/>
+          <w:sz w:val="21"/>
+          <w:szCs w:val="21"/>
+          <w:shd w:val="clear" w:color="auto" w:fill="FFFFFF"/>
+        </w:rPr>
+        <w:t xml:space="preserve"> </w:t>
+      </w:r>
+      <w:proofErr w:type="spellStart"/>
+      <w:r>
+        <w:rPr>
+          <w:rFonts w:ascii="Open Sans" w:hAnsi="Open Sans" w:cs="Open Sans"/>
+          <w:color w:val="000000"/>
+          <w:sz w:val="21"/>
+          <w:szCs w:val="21"/>
+          <w:shd w:val="clear" w:color="auto" w:fill="FFFFFF"/>
+        </w:rPr>
+        <w:t>centuries</w:t>
+      </w:r>
+      <w:proofErr w:type="spellEnd"/>
+      <w:r>
+        <w:rPr>
+          <w:rFonts w:ascii="Open Sans" w:hAnsi="Open Sans" w:cs="Open Sans"/>
+          <w:color w:val="000000"/>
+          <w:sz w:val="21"/>
+          <w:szCs w:val="21"/>
+          <w:shd w:val="clear" w:color="auto" w:fill="FFFFFF"/>
+        </w:rPr>
+        <w:t xml:space="preserve">, </w:t>
+      </w:r>
+      <w:proofErr w:type="spellStart"/>
+      <w:r>
+        <w:rPr>
+          <w:rFonts w:ascii="Open Sans" w:hAnsi="Open Sans" w:cs="Open Sans"/>
+          <w:color w:val="000000"/>
+          <w:sz w:val="21"/>
+          <w:szCs w:val="21"/>
+          <w:shd w:val="clear" w:color="auto" w:fill="FFFFFF"/>
+        </w:rPr>
+        <w:t>but</w:t>
+      </w:r>
+      <w:proofErr w:type="spellEnd"/>
+      <w:r>
+        <w:rPr>
+          <w:rFonts w:ascii="Open Sans" w:hAnsi="Open Sans" w:cs="Open Sans"/>
+          <w:color w:val="000000"/>
+          <w:sz w:val="21"/>
+          <w:szCs w:val="21"/>
+          <w:shd w:val="clear" w:color="auto" w:fill="FFFFFF"/>
+        </w:rPr>
+        <w:t xml:space="preserve"> </w:t>
+      </w:r>
+      <w:proofErr w:type="spellStart"/>
+      <w:r>
+        <w:rPr>
+          <w:rFonts w:ascii="Open Sans" w:hAnsi="Open Sans" w:cs="Open Sans"/>
+          <w:color w:val="000000"/>
+          <w:sz w:val="21"/>
+          <w:szCs w:val="21"/>
+          <w:shd w:val="clear" w:color="auto" w:fill="FFFFFF"/>
+        </w:rPr>
+        <w:t>also</w:t>
+      </w:r>
+      <w:proofErr w:type="spellEnd"/>
+      <w:r>
+        <w:rPr>
+          <w:rFonts w:ascii="Open Sans" w:hAnsi="Open Sans" w:cs="Open Sans"/>
+          <w:color w:val="000000"/>
+          <w:sz w:val="21"/>
+          <w:szCs w:val="21"/>
+          <w:shd w:val="clear" w:color="auto" w:fill="FFFFFF"/>
+        </w:rPr>
+        <w:t xml:space="preserve"> </w:t>
+      </w:r>
+      <w:proofErr w:type="spellStart"/>
+      <w:r>
+        <w:rPr>
+          <w:rFonts w:ascii="Open Sans" w:hAnsi="Open Sans" w:cs="Open Sans"/>
+          <w:color w:val="000000"/>
+          <w:sz w:val="21"/>
+          <w:szCs w:val="21"/>
+          <w:shd w:val="clear" w:color="auto" w:fill="FFFFFF"/>
+        </w:rPr>
+        <w:t>the</w:t>
+      </w:r>
+      <w:proofErr w:type="spellEnd"/>
+      <w:r>
+        <w:rPr>
+          <w:rFonts w:ascii="Open Sans" w:hAnsi="Open Sans" w:cs="Open Sans"/>
+          <w:color w:val="000000"/>
+          <w:sz w:val="21"/>
+          <w:szCs w:val="21"/>
+          <w:shd w:val="clear" w:color="auto" w:fill="FFFFFF"/>
+        </w:rPr>
+        <w:t xml:space="preserve"> </w:t>
+      </w:r>
+      <w:proofErr w:type="spellStart"/>
+      <w:r>
+        <w:rPr>
+          <w:rFonts w:ascii="Open Sans" w:hAnsi="Open Sans" w:cs="Open Sans"/>
+          <w:color w:val="000000"/>
+          <w:sz w:val="21"/>
+          <w:szCs w:val="21"/>
+          <w:shd w:val="clear" w:color="auto" w:fill="FFFFFF"/>
+        </w:rPr>
+        <w:t>leap</w:t>
+      </w:r>
+      <w:proofErr w:type="spellEnd"/>
+      <w:r>
+        <w:rPr>
+          <w:rFonts w:ascii="Open Sans" w:hAnsi="Open Sans" w:cs="Open Sans"/>
+          <w:color w:val="000000"/>
+          <w:sz w:val="21"/>
+          <w:szCs w:val="21"/>
+          <w:shd w:val="clear" w:color="auto" w:fill="FFFFFF"/>
+        </w:rPr>
+        <w:t xml:space="preserve"> </w:t>
+      </w:r>
+      <w:proofErr w:type="spellStart"/>
+      <w:r>
+        <w:rPr>
+          <w:rFonts w:ascii="Open Sans" w:hAnsi="Open Sans" w:cs="Open Sans"/>
+          <w:color w:val="000000"/>
+          <w:sz w:val="21"/>
+          <w:szCs w:val="21"/>
+          <w:shd w:val="clear" w:color="auto" w:fill="FFFFFF"/>
+        </w:rPr>
+        <w:t>into</w:t>
+      </w:r>
+      <w:proofErr w:type="spellEnd"/>
+      <w:r>
+        <w:rPr>
+          <w:rFonts w:ascii="Open Sans" w:hAnsi="Open Sans" w:cs="Open Sans"/>
+          <w:color w:val="000000"/>
+          <w:sz w:val="21"/>
+          <w:szCs w:val="21"/>
+          <w:shd w:val="clear" w:color="auto" w:fill="FFFFFF"/>
+        </w:rPr>
+        <w:t xml:space="preserve"> </w:t>
+      </w:r>
+      <w:proofErr w:type="spellStart"/>
+      <w:r>
+        <w:rPr>
+          <w:rFonts w:ascii="Open Sans" w:hAnsi="Open Sans" w:cs="Open Sans"/>
+          <w:color w:val="000000"/>
+          <w:sz w:val="21"/>
+          <w:szCs w:val="21"/>
+          <w:shd w:val="clear" w:color="auto" w:fill="FFFFFF"/>
+        </w:rPr>
+        <w:t>electronic</w:t>
+      </w:r>
+      <w:proofErr w:type="spellEnd"/>
+      <w:r>
+        <w:rPr>
+          <w:rFonts w:ascii="Open Sans" w:hAnsi="Open Sans" w:cs="Open Sans"/>
+          <w:color w:val="000000"/>
+          <w:sz w:val="21"/>
+          <w:szCs w:val="21"/>
+          <w:shd w:val="clear" w:color="auto" w:fill="FFFFFF"/>
+        </w:rPr>
+        <w:t xml:space="preserve"> </w:t>
+      </w:r>
+      <w:proofErr w:type="spellStart"/>
+      <w:r>
+        <w:rPr>
+          <w:rFonts w:ascii="Open Sans" w:hAnsi="Open Sans" w:cs="Open Sans"/>
+          <w:color w:val="000000"/>
+          <w:sz w:val="21"/>
+          <w:szCs w:val="21"/>
+          <w:shd w:val="clear" w:color="auto" w:fill="FFFFFF"/>
+        </w:rPr>
+        <w:t>typesetting</w:t>
+      </w:r>
+      <w:proofErr w:type="spellEnd"/>
+      <w:r>
+        <w:rPr>
+          <w:rFonts w:ascii="Open Sans" w:hAnsi="Open Sans" w:cs="Open Sans"/>
+          <w:color w:val="000000"/>
+          <w:sz w:val="21"/>
+          <w:szCs w:val="21"/>
+          <w:shd w:val="clear" w:color="auto" w:fill="FFFFFF"/>
+        </w:rPr>
+        <w:t xml:space="preserve">, </w:t>
+      </w:r>
+      <w:proofErr w:type="spellStart"/>
+      <w:r>
+        <w:rPr>
+          <w:rFonts w:ascii="Open Sans" w:hAnsi="Open Sans" w:cs="Open Sans"/>
+          <w:color w:val="000000"/>
+          <w:sz w:val="21"/>
+          <w:szCs w:val="21"/>
+          <w:shd w:val="clear" w:color="auto" w:fill="FFFFFF"/>
+        </w:rPr>
+        <w:t>remaining</w:t>
+      </w:r>
+      <w:proofErr w:type="spellEnd"/>
+      <w:r>
+        <w:rPr>
+          <w:rFonts w:ascii="Open Sans" w:hAnsi="Open Sans" w:cs="Open Sans"/>
+          <w:color w:val="000000"/>
+          <w:sz w:val="21"/>
+          <w:szCs w:val="21"/>
+          <w:shd w:val="clear" w:color="auto" w:fill="FFFFFF"/>
+        </w:rPr>
+        <w:t xml:space="preserve"> </w:t>
+      </w:r>
+      <w:proofErr w:type="spellStart"/>
+      <w:r>
+        <w:rPr>
+          <w:rFonts w:ascii="Open Sans" w:hAnsi="Open Sans" w:cs="Open Sans"/>
+          <w:color w:val="000000"/>
+          <w:sz w:val="21"/>
+          <w:szCs w:val="21"/>
+          <w:shd w:val="clear" w:color="auto" w:fill="FFFFFF"/>
+        </w:rPr>
+        <w:t>essentially</w:t>
+      </w:r>
+      <w:proofErr w:type="spellEnd"/>
+      <w:r>
+        <w:rPr>
+          <w:rFonts w:ascii="Open Sans" w:hAnsi="Open Sans" w:cs="Open Sans"/>
+          <w:color w:val="000000"/>
+          <w:sz w:val="21"/>
+          <w:szCs w:val="21"/>
+          <w:shd w:val="clear" w:color="auto" w:fill="FFFFFF"/>
+        </w:rPr>
+        <w:t xml:space="preserve"> </w:t>
+      </w:r>
+      <w:proofErr w:type="spellStart"/>
+      <w:r>
+        <w:rPr>
+          <w:rFonts w:ascii="Open Sans" w:hAnsi="Open Sans" w:cs="Open Sans"/>
+          <w:color w:val="000000"/>
+          <w:sz w:val="21"/>
+          <w:szCs w:val="21"/>
+          <w:shd w:val="clear" w:color="auto" w:fill="FFFFFF"/>
+        </w:rPr>
+        <w:t>unchanged</w:t>
+      </w:r>
+      <w:proofErr w:type="spellEnd"/>
+      <w:r>
+        <w:rPr>
+          <w:rFonts w:ascii="Open Sans" w:hAnsi="Open Sans" w:cs="Open Sans"/>
+          <w:color w:val="000000"/>
+          <w:sz w:val="21"/>
+          <w:szCs w:val="21"/>
+          <w:shd w:val="clear" w:color="auto" w:fill="FFFFFF"/>
+        </w:rPr>
+        <w:t xml:space="preserve">. It </w:t>
+      </w:r>
+      <w:proofErr w:type="spellStart"/>
+      <w:r>
+        <w:rPr>
+          <w:rFonts w:ascii="Open Sans" w:hAnsi="Open Sans" w:cs="Open Sans"/>
+          <w:color w:val="000000"/>
+          <w:sz w:val="21"/>
+          <w:szCs w:val="21"/>
+          <w:shd w:val="clear" w:color="auto" w:fill="FFFFFF"/>
+        </w:rPr>
+        <w:t>was</w:t>
+      </w:r>
+      <w:proofErr w:type="spellEnd"/>
+      <w:r>
+        <w:rPr>
+          <w:rFonts w:ascii="Open Sans" w:hAnsi="Open Sans" w:cs="Open Sans"/>
+          <w:color w:val="000000"/>
+          <w:sz w:val="21"/>
+          <w:szCs w:val="21"/>
+          <w:shd w:val="clear" w:color="auto" w:fill="FFFFFF"/>
+        </w:rPr>
+        <w:t xml:space="preserve"> </w:t>
+      </w:r>
+      <w:proofErr w:type="spellStart"/>
+      <w:r>
+        <w:rPr>
+          <w:rFonts w:ascii="Open Sans" w:hAnsi="Open Sans" w:cs="Open Sans"/>
+          <w:color w:val="000000"/>
+          <w:sz w:val="21"/>
+          <w:szCs w:val="21"/>
+          <w:shd w:val="clear" w:color="auto" w:fill="FFFFFF"/>
+        </w:rPr>
+        <w:t>popularised</w:t>
+      </w:r>
+      <w:proofErr w:type="spellEnd"/>
+      <w:r>
+        <w:rPr>
+          <w:rFonts w:ascii="Open Sans" w:hAnsi="Open Sans" w:cs="Open Sans"/>
+          <w:color w:val="000000"/>
+          <w:sz w:val="21"/>
+          <w:szCs w:val="21"/>
+          <w:shd w:val="clear" w:color="auto" w:fill="FFFFFF"/>
+        </w:rPr>
+        <w:t xml:space="preserve"> in </w:t>
+      </w:r>
+      <w:proofErr w:type="spellStart"/>
+      <w:r>
+        <w:rPr>
+          <w:rFonts w:ascii="Open Sans" w:hAnsi="Open Sans" w:cs="Open Sans"/>
+          <w:color w:val="000000"/>
+          <w:sz w:val="21"/>
+          <w:szCs w:val="21"/>
+          <w:shd w:val="clear" w:color="auto" w:fill="FFFFFF"/>
+        </w:rPr>
+        <w:t>the</w:t>
+      </w:r>
+      <w:proofErr w:type="spellEnd"/>
+      <w:r>
+        <w:rPr>
+          <w:rFonts w:ascii="Open Sans" w:hAnsi="Open Sans" w:cs="Open Sans"/>
+          <w:color w:val="000000"/>
+          <w:sz w:val="21"/>
+          <w:szCs w:val="21"/>
+          <w:shd w:val="clear" w:color="auto" w:fill="FFFFFF"/>
+        </w:rPr>
+        <w:t xml:space="preserve"> 1960s </w:t>
+      </w:r>
+      <w:proofErr w:type="spellStart"/>
+      <w:r>
+        <w:rPr>
+          <w:rFonts w:ascii="Open Sans" w:hAnsi="Open Sans" w:cs="Open Sans"/>
+          <w:color w:val="000000"/>
+          <w:sz w:val="21"/>
+          <w:szCs w:val="21"/>
+          <w:shd w:val="clear" w:color="auto" w:fill="FFFFFF"/>
+        </w:rPr>
+        <w:t>with</w:t>
+      </w:r>
+      <w:proofErr w:type="spellEnd"/>
+      <w:r>
+        <w:rPr>
+          <w:rFonts w:ascii="Open Sans" w:hAnsi="Open Sans" w:cs="Open Sans"/>
+          <w:color w:val="000000"/>
+          <w:sz w:val="21"/>
+          <w:szCs w:val="21"/>
+          <w:shd w:val="clear" w:color="auto" w:fill="FFFFFF"/>
+        </w:rPr>
+        <w:t xml:space="preserve"> </w:t>
+      </w:r>
+      <w:proofErr w:type="spellStart"/>
+      <w:r>
+        <w:rPr>
+          <w:rFonts w:ascii="Open Sans" w:hAnsi="Open Sans" w:cs="Open Sans"/>
+          <w:color w:val="000000"/>
+          <w:sz w:val="21"/>
+          <w:szCs w:val="21"/>
+          <w:shd w:val="clear" w:color="auto" w:fill="FFFFFF"/>
+        </w:rPr>
+        <w:t>the</w:t>
+      </w:r>
+      <w:proofErr w:type="spellEnd"/>
+      <w:r>
+        <w:rPr>
+          <w:rFonts w:ascii="Open Sans" w:hAnsi="Open Sans" w:cs="Open Sans"/>
+          <w:color w:val="000000"/>
+          <w:sz w:val="21"/>
+          <w:szCs w:val="21"/>
+          <w:shd w:val="clear" w:color="auto" w:fill="FFFFFF"/>
+        </w:rPr>
+        <w:t xml:space="preserve"> release </w:t>
+      </w:r>
+      <w:proofErr w:type="spellStart"/>
+      <w:r>
+        <w:rPr>
+          <w:rFonts w:ascii="Open Sans" w:hAnsi="Open Sans" w:cs="Open Sans"/>
+          <w:color w:val="000000"/>
+          <w:sz w:val="21"/>
+          <w:szCs w:val="21"/>
+          <w:shd w:val="clear" w:color="auto" w:fill="FFFFFF"/>
+        </w:rPr>
+        <w:t>of</w:t>
+      </w:r>
+      <w:proofErr w:type="spellEnd"/>
+      <w:r>
+        <w:rPr>
+          <w:rFonts w:ascii="Open Sans" w:hAnsi="Open Sans" w:cs="Open Sans"/>
+          <w:color w:val="000000"/>
+          <w:sz w:val="21"/>
+          <w:szCs w:val="21"/>
+          <w:shd w:val="clear" w:color="auto" w:fill="FFFFFF"/>
+        </w:rPr>
+        <w:t xml:space="preserve"> </w:t>
+      </w:r>
+      <w:proofErr w:type="spellStart"/>
+      <w:r>
+        <w:rPr>
+          <w:rFonts w:ascii="Open Sans" w:hAnsi="Open Sans" w:cs="Open Sans"/>
+          <w:color w:val="000000"/>
+          <w:sz w:val="21"/>
+          <w:szCs w:val="21"/>
+          <w:shd w:val="clear" w:color="auto" w:fill="FFFFFF"/>
+        </w:rPr>
+        <w:t>Letraset</w:t>
+      </w:r>
+      <w:proofErr w:type="spellEnd"/>
+      <w:r>
+        <w:rPr>
+          <w:rFonts w:ascii="Open Sans" w:hAnsi="Open Sans" w:cs="Open Sans"/>
+          <w:color w:val="000000"/>
+          <w:sz w:val="21"/>
+          <w:szCs w:val="21"/>
+          <w:shd w:val="clear" w:color="auto" w:fill="FFFFFF"/>
+        </w:rPr>
+        <w:t xml:space="preserve"> </w:t>
+      </w:r>
+      <w:proofErr w:type="spellStart"/>
+      <w:r>
+        <w:rPr>
+          <w:rFonts w:ascii="Open Sans" w:hAnsi="Open Sans" w:cs="Open Sans"/>
+          <w:color w:val="000000"/>
+          <w:sz w:val="21"/>
+          <w:szCs w:val="21"/>
+          <w:shd w:val="clear" w:color="auto" w:fill="FFFFFF"/>
+        </w:rPr>
+        <w:t>sheets</w:t>
+      </w:r>
+      <w:proofErr w:type="spellEnd"/>
+      <w:r>
+        <w:rPr>
+          <w:rFonts w:ascii="Open Sans" w:hAnsi="Open Sans" w:cs="Open Sans"/>
+          <w:color w:val="000000"/>
+          <w:sz w:val="21"/>
+          <w:szCs w:val="21"/>
+          <w:shd w:val="clear" w:color="auto" w:fill="FFFFFF"/>
+        </w:rPr>
+        <w:t xml:space="preserve"> </w:t>
+      </w:r>
+      <w:proofErr w:type="spellStart"/>
+      <w:r>
+        <w:rPr>
+          <w:rFonts w:ascii="Open Sans" w:hAnsi="Open Sans" w:cs="Open Sans"/>
+          <w:color w:val="000000"/>
+          <w:sz w:val="21"/>
+          <w:szCs w:val="21"/>
+          <w:shd w:val="clear" w:color="auto" w:fill="FFFFFF"/>
+        </w:rPr>
+        <w:t>containing</w:t>
+      </w:r>
+      <w:proofErr w:type="spellEnd"/>
+      <w:r>
+        <w:rPr>
+          <w:rFonts w:ascii="Open Sans" w:hAnsi="Open Sans" w:cs="Open Sans"/>
+          <w:color w:val="000000"/>
+          <w:sz w:val="21"/>
+          <w:szCs w:val="21"/>
+          <w:shd w:val="clear" w:color="auto" w:fill="FFFFFF"/>
+        </w:rPr>
+        <w:t xml:space="preserve"> </w:t>
+      </w:r>
+      <w:proofErr w:type="spellStart"/>
+      <w:r>
+        <w:rPr>
+          <w:rFonts w:ascii="Open Sans" w:hAnsi="Open Sans" w:cs="Open Sans"/>
+          <w:color w:val="000000"/>
+          <w:sz w:val="21"/>
+          <w:szCs w:val="21"/>
+          <w:shd w:val="clear" w:color="auto" w:fill="FFFFFF"/>
+        </w:rPr>
+        <w:t>Lorem</w:t>
+      </w:r>
+      <w:proofErr w:type="spellEnd"/>
+      <w:r>
+        <w:rPr>
+          <w:rFonts w:ascii="Open Sans" w:hAnsi="Open Sans" w:cs="Open Sans"/>
+          <w:color w:val="000000"/>
+          <w:sz w:val="21"/>
+          <w:szCs w:val="21"/>
+          <w:shd w:val="clear" w:color="auto" w:fill="FFFFFF"/>
+        </w:rPr>
+        <w:t xml:space="preserve"> Ipsum </w:t>
+      </w:r>
+      <w:proofErr w:type="spellStart"/>
+      <w:r>
+        <w:rPr>
+          <w:rFonts w:ascii="Open Sans" w:hAnsi="Open Sans" w:cs="Open Sans"/>
+          <w:color w:val="000000"/>
+          <w:sz w:val="21"/>
+          <w:szCs w:val="21"/>
+          <w:shd w:val="clear" w:color="auto" w:fill="FFFFFF"/>
+        </w:rPr>
+        <w:t>passages</w:t>
+      </w:r>
+      <w:proofErr w:type="spellEnd"/>
+      <w:r>
+        <w:rPr>
+          <w:rFonts w:ascii="Open Sans" w:hAnsi="Open Sans" w:cs="Open Sans"/>
+          <w:color w:val="000000"/>
+          <w:sz w:val="21"/>
+          <w:szCs w:val="21"/>
+          <w:shd w:val="clear" w:color="auto" w:fill="FFFFFF"/>
+        </w:rPr>
+        <w:t xml:space="preserve">, </w:t>
+      </w:r>
+      <w:proofErr w:type="spellStart"/>
+      <w:r>
+        <w:rPr>
+          <w:rFonts w:ascii="Open Sans" w:hAnsi="Open Sans" w:cs="Open Sans"/>
+          <w:color w:val="000000"/>
+          <w:sz w:val="21"/>
+          <w:szCs w:val="21"/>
+          <w:shd w:val="clear" w:color="auto" w:fill="FFFFFF"/>
+        </w:rPr>
+        <w:t>and</w:t>
+      </w:r>
+      <w:proofErr w:type="spellEnd"/>
+      <w:r>
+        <w:rPr>
+          <w:rFonts w:ascii="Open Sans" w:hAnsi="Open Sans" w:cs="Open Sans"/>
+          <w:color w:val="000000"/>
+          <w:sz w:val="21"/>
+          <w:szCs w:val="21"/>
+          <w:shd w:val="clear" w:color="auto" w:fill="FFFFFF"/>
+        </w:rPr>
+        <w:t xml:space="preserve"> more </w:t>
+      </w:r>
+      <w:proofErr w:type="spellStart"/>
+      <w:r>
+        <w:rPr>
+          <w:rFonts w:ascii="Open Sans" w:hAnsi="Open Sans" w:cs="Open Sans"/>
+          <w:color w:val="000000"/>
+          <w:sz w:val="21"/>
+          <w:szCs w:val="21"/>
+          <w:shd w:val="clear" w:color="auto" w:fill="FFFFFF"/>
+        </w:rPr>
+        <w:t>recently</w:t>
+      </w:r>
+      <w:proofErr w:type="spellEnd"/>
+      <w:r>
+        <w:rPr>
+          <w:rFonts w:ascii="Open Sans" w:hAnsi="Open Sans" w:cs="Open Sans"/>
+          <w:color w:val="000000"/>
+          <w:sz w:val="21"/>
+          <w:szCs w:val="21"/>
+          <w:shd w:val="clear" w:color="auto" w:fill="FFFFFF"/>
+        </w:rPr>
+        <w:t xml:space="preserve"> </w:t>
+      </w:r>
+      <w:proofErr w:type="spellStart"/>
+      <w:r>
+        <w:rPr>
+          <w:rFonts w:ascii="Open Sans" w:hAnsi="Open Sans" w:cs="Open Sans"/>
+          <w:color w:val="000000"/>
+          <w:sz w:val="21"/>
+          <w:szCs w:val="21"/>
+          <w:shd w:val="clear" w:color="auto" w:fill="FFFFFF"/>
+        </w:rPr>
+        <w:t>with</w:t>
+      </w:r>
+      <w:proofErr w:type="spellEnd"/>
+      <w:r>
+        <w:rPr>
+          <w:rFonts w:ascii="Open Sans" w:hAnsi="Open Sans" w:cs="Open Sans"/>
+          <w:color w:val="000000"/>
+          <w:sz w:val="21"/>
+          <w:szCs w:val="21"/>
+          <w:shd w:val="clear" w:color="auto" w:fill="FFFFFF"/>
+        </w:rPr>
+        <w:t xml:space="preserve"> desktop </w:t>
+      </w:r>
+      <w:proofErr w:type="spellStart"/>
+      <w:r>
+        <w:rPr>
+          <w:rFonts w:ascii="Open Sans" w:hAnsi="Open Sans" w:cs="Open Sans"/>
+          <w:color w:val="000000"/>
+          <w:sz w:val="21"/>
+          <w:szCs w:val="21"/>
+          <w:shd w:val="clear" w:color="auto" w:fill="FFFFFF"/>
+        </w:rPr>
+        <w:t>publishing</w:t>
+      </w:r>
+      <w:proofErr w:type="spellEnd"/>
+      <w:r>
+        <w:rPr>
+          <w:rFonts w:ascii="Open Sans" w:hAnsi="Open Sans" w:cs="Open Sans"/>
+          <w:color w:val="000000"/>
+          <w:sz w:val="21"/>
+          <w:szCs w:val="21"/>
+          <w:shd w:val="clear" w:color="auto" w:fill="FFFFFF"/>
+        </w:rPr>
+        <w:t xml:space="preserve"> software </w:t>
+      </w:r>
+      <w:proofErr w:type="spellStart"/>
+      <w:r>
+        <w:rPr>
+          <w:rFonts w:ascii="Open Sans" w:hAnsi="Open Sans" w:cs="Open Sans"/>
+          <w:color w:val="000000"/>
+          <w:sz w:val="21"/>
+          <w:szCs w:val="21"/>
+          <w:shd w:val="clear" w:color="auto" w:fill="FFFFFF"/>
+        </w:rPr>
+        <w:t>like</w:t>
+      </w:r>
+      <w:proofErr w:type="spellEnd"/>
+      <w:r>
+        <w:rPr>
+          <w:rFonts w:ascii="Open Sans" w:hAnsi="Open Sans" w:cs="Open Sans"/>
+          <w:color w:val="000000"/>
+          <w:sz w:val="21"/>
+          <w:szCs w:val="21"/>
+          <w:shd w:val="clear" w:color="auto" w:fill="FFFFFF"/>
+        </w:rPr>
+        <w:t xml:space="preserve"> </w:t>
+      </w:r>
+      <w:proofErr w:type="spellStart"/>
+      <w:r>
+        <w:rPr>
+          <w:rFonts w:ascii="Open Sans" w:hAnsi="Open Sans" w:cs="Open Sans"/>
+          <w:color w:val="000000"/>
+          <w:sz w:val="21"/>
+          <w:szCs w:val="21"/>
+          <w:shd w:val="clear" w:color="auto" w:fill="FFFFFF"/>
+        </w:rPr>
+        <w:t>Aldus</w:t>
+      </w:r>
+      <w:proofErr w:type="spellEnd"/>
+      <w:r>
+        <w:rPr>
+          <w:rFonts w:ascii="Open Sans" w:hAnsi="Open Sans" w:cs="Open Sans"/>
+          <w:color w:val="000000"/>
+          <w:sz w:val="21"/>
+          <w:szCs w:val="21"/>
+          <w:shd w:val="clear" w:color="auto" w:fill="FFFFFF"/>
+        </w:rPr>
+        <w:t xml:space="preserve"> PageMaker </w:t>
+      </w:r>
+      <w:proofErr w:type="spellStart"/>
+      <w:r>
+        <w:rPr>
+          <w:rFonts w:ascii="Open Sans" w:hAnsi="Open Sans" w:cs="Open Sans"/>
+          <w:color w:val="000000"/>
+          <w:sz w:val="21"/>
+          <w:szCs w:val="21"/>
+          <w:shd w:val="clear" w:color="auto" w:fill="FFFFFF"/>
+        </w:rPr>
+        <w:t>including</w:t>
+      </w:r>
+      <w:proofErr w:type="spellEnd"/>
+      <w:r>
+        <w:rPr>
+          <w:rFonts w:ascii="Open Sans" w:hAnsi="Open Sans" w:cs="Open Sans"/>
+          <w:color w:val="000000"/>
+          <w:sz w:val="21"/>
+          <w:szCs w:val="21"/>
+          <w:shd w:val="clear" w:color="auto" w:fill="FFFFFF"/>
+        </w:rPr>
+        <w:t xml:space="preserve"> </w:t>
+      </w:r>
+      <w:proofErr w:type="spellStart"/>
+      <w:r>
+        <w:rPr>
+          <w:rFonts w:ascii="Open Sans" w:hAnsi="Open Sans" w:cs="Open Sans"/>
+          <w:color w:val="000000"/>
+          <w:sz w:val="21"/>
+          <w:szCs w:val="21"/>
+          <w:shd w:val="clear" w:color="auto" w:fill="FFFFFF"/>
+        </w:rPr>
+        <w:t>versions</w:t>
+      </w:r>
+      <w:proofErr w:type="spellEnd"/>
+      <w:r>
+        <w:rPr>
+          <w:rFonts w:ascii="Open Sans" w:hAnsi="Open Sans" w:cs="Open Sans"/>
+          <w:color w:val="000000"/>
+          <w:sz w:val="21"/>
+          <w:szCs w:val="21"/>
+          <w:shd w:val="clear" w:color="auto" w:fill="FFFFFF"/>
+        </w:rPr>
+        <w:t xml:space="preserve"> </w:t>
+      </w:r>
+      <w:proofErr w:type="spellStart"/>
+      <w:r>
+        <w:rPr>
+          <w:rFonts w:ascii="Open Sans" w:hAnsi="Open Sans" w:cs="Open Sans"/>
+          <w:color w:val="000000"/>
+          <w:sz w:val="21"/>
+          <w:szCs w:val="21"/>
+          <w:shd w:val="clear" w:color="auto" w:fill="FFFFFF"/>
+        </w:rPr>
+        <w:t>of</w:t>
+      </w:r>
+      <w:proofErr w:type="spellEnd"/>
+      <w:r>
+        <w:rPr>
+          <w:rFonts w:ascii="Open Sans" w:hAnsi="Open Sans" w:cs="Open Sans"/>
+          <w:color w:val="000000"/>
+          <w:sz w:val="21"/>
+          <w:szCs w:val="21"/>
+          <w:shd w:val="clear" w:color="auto" w:fill="FFFFFF"/>
+        </w:rPr>
+        <w:t xml:space="preserve"> </w:t>
+      </w:r>
+      <w:proofErr w:type="spellStart"/>
+      <w:r>
+        <w:rPr>
+          <w:rFonts w:ascii="Open Sans" w:hAnsi="Open Sans" w:cs="Open Sans"/>
+          <w:color w:val="000000"/>
+          <w:sz w:val="21"/>
+          <w:szCs w:val="21"/>
+          <w:shd w:val="clear" w:color="auto" w:fill="FFFFFF"/>
+        </w:rPr>
+        <w:t>Lorem</w:t>
+      </w:r>
+      <w:proofErr w:type="spellEnd"/>
+      <w:r>
+        <w:rPr>
+          <w:rFonts w:ascii="Open Sans" w:hAnsi="Open Sans" w:cs="Open Sans"/>
+          <w:color w:val="000000"/>
+          <w:sz w:val="21"/>
+          <w:szCs w:val="21"/>
+          <w:shd w:val="clear" w:color="auto" w:fill="FFFFFF"/>
+        </w:rPr>
+        <w:t xml:space="preserve"> Ipsum.</w:t>
+      </w:r>
+    </w:p>
+    <w:p>
+      <w:pPr>
+        <w:pStyle w:val="Ttulo2"/>
+      </w:pPr>
+      <w:r>
+        <w:lastRenderedPageBreak/>
+        <w:t>Objetivos</w:t>
+      </w:r>
+    </w:p>
+    <w:p>
+      <w:pPr>
+        <w:pStyle w:val="Ttulo3"/>
+      </w:pPr>
+      <w:r>
+        <w:t>Objetivo Geral</w:t>
+      </w:r>
+    </w:p>
+    <w:p>
+      <w:pPr>
+        <w:pStyle w:val="Ttulo4"/>
+      </w:pPr>
+      <w:r>
+        <w:t>Teste nível 4</w:t>
+      </w:r>
+    </w:p>
+    <w:p>
+      <w:pPr>
+        <w:pStyle w:val="Ttulo5"/>
+      </w:pPr>
       <w:bookmarkStart w:id="0" w:name="_GoBack"/>
       <w:bookmarkEnd w:id="0"/>
+      <w:r>
+        <w:t>Teste nível 5</w:t>
+      </w:r>
     </w:p>
+    <w:p>
+      <w:pPr>
+        <w:pStyle w:val="Ttulo3"/>
+      </w:pPr>
+      <w:r>
+        <w:t>Objetivos Específicos</w:t>
+      </w:r>
+    </w:p>
+    <w:p>
+      <w:pPr>
+        <w:pStyle w:val="Ttulo4"/>
+      </w:pPr>
+      <w:r>
+        <w:t>Teste nível 4</w:t>
+      </w:r>
+    </w:p>
+    <w:p>
+      <w:r>
+        <w:t>Teste nível 5</w:t>
+      </w:r>
+    </w:p>
+    <w:p>
+      <w:pPr>
+        <w:pStyle w:val="Ttulo2"/>
+      </w:pPr>
+      <w:r>
+        <w:t>Metodologia</w:t>
+      </w:r>
+    </w:p>
+    <w:p>
+      <w:pPr>
+        <w:pStyle w:val="Ttulo2"/>
+      </w:pPr>
+      <w:r>
+        <w:t xml:space="preserve">Resultados Esperados </w:t>
+      </w:r>
+    </w:p>
+    <w:p>
+      <w:pPr>
+        <w:spacing w:after="160" w:line="259" w:lineRule="auto"/>
+        <w:ind w:firstLine="0"/>
+        <w:jc w:val="left"/>
+      </w:pPr>
+      <w:r>
+        <w:br w:type="page"/>
+      </w:r>
+    </w:p>
+    <w:p>
+      <w:pPr>
+        <w:pStyle w:val="Ttulo1"/>
+      </w:pPr>
+      <w:r>
+        <w:lastRenderedPageBreak/>
+        <w:t>Resultados Esperados</w:t>
+      </w:r>
+    </w:p>
+    <w:p>
+      <w:pPr>
+        <w:pStyle w:val="Ttulo2"/>
+      </w:pPr>
+      <w:r>
+        <w:t xml:space="preserve">Teste de nível 2 </w:t>
+      </w:r>
+    </w:p>
+    <w:p>
+      <w:pPr>
+        <w:pStyle w:val="Ttulo3"/>
+      </w:pPr>
+      <w:r>
+        <w:t>Teste de nível 3</w:t>
+      </w:r>
+    </w:p>
+    <w:p>
+      <w:pPr>
+        <w:pStyle w:val="Ttulo4"/>
+      </w:pPr>
+      <w:r>
+        <w:t>Teste de nível 4</w:t>
+      </w:r>
+    </w:p>
+    <w:p>
+      <w:r>
+        <w:t>Teste nível 5</w:t>
+      </w:r>
+    </w:p>
+    <w:p/>
     <w:sectPr>
       <w:pgSz w:w="11906" w:h="16838"/>
       <w:pgMar w:top="1701" w:right="1134" w:bottom="1134" w:left="1701" w:header="709" w:footer="709" w:gutter="0"/>
@@ -248,6 +5328,232 @@
     </w:sectPr>
   </w:body>
 </w:document>
+</file>
+
+<file path=word/numbering.xml><?xml version="1.0" encoding="utf-8"?>
+<w:numbering xmlns:wpc="http://schemas.microsoft.com/office/word/2010/wordprocessingCanvas" xmlns:cx="http://schemas.microsoft.com/office/drawing/2014/chartex" xmlns:cx1="http://schemas.microsoft.com/office/drawing/2015/9/8/chartex" xmlns:mc="http://schemas.openxmlformats.org/markup-compatibility/2006" xmlns:o="urn:schemas-microsoft-com:office:office" xmlns:r="http://schemas.openxmlformats.org/officeDocument/2006/relationships" xmlns:m="http://schemas.openxmlformats.org/officeDocument/2006/math" xmlns:v="urn:schemas-microsoft-com:vml" xmlns:wp14="http://schemas.microsoft.com/office/word/2010/wordprocessingDrawing" xmlns:wp="http://schemas.openxmlformats.org/drawingml/2006/wordprocessingDrawing" xmlns:w10="urn:schemas-microsoft-com:office:word" xmlns:w="http://schemas.openxmlformats.org/wordprocessingml/2006/main" xmlns:w14="http://schemas.microsoft.com/office/word/2010/wordml" xmlns:w15="http://schemas.microsoft.com/office/word/2012/wordml" xmlns:w16se="http://schemas.microsoft.com/office/word/2015/wordml/symex" xmlns:wpg="http://schemas.microsoft.com/office/word/2010/wordprocessingGroup" xmlns:wpi="http://schemas.microsoft.com/office/word/2010/wordprocessingInk" xmlns:wne="http://schemas.microsoft.com/office/word/2006/wordml" xmlns:wps="http://schemas.microsoft.com/office/word/2010/wordprocessingShape" mc:Ignorable="w14 w15 w16se wp14">
+  <w:abstractNum w:abstractNumId="0" w15:restartNumberingAfterBreak="0">
+    <w:nsid w:val="43E74780"/>
+    <w:multiLevelType w:val="hybridMultilevel"/>
+    <w:tmpl w:val="A50EBBAA"/>
+    <w:lvl w:ilvl="0" w:tplc="C76E3F3E">
+      <w:start w:val="1"/>
+      <w:numFmt w:val="decimal"/>
+      <w:lvlText w:val="%1"/>
+      <w:lvlJc w:val="left"/>
+      <w:pPr>
+        <w:ind w:left="1069" w:hanging="360"/>
+      </w:pPr>
+      <w:rPr>
+        <w:rFonts w:hint="default"/>
+      </w:rPr>
+    </w:lvl>
+    <w:lvl w:ilvl="1" w:tplc="04160019" w:tentative="1">
+      <w:start w:val="1"/>
+      <w:numFmt w:val="lowerLetter"/>
+      <w:lvlText w:val="%2."/>
+      <w:lvlJc w:val="left"/>
+      <w:pPr>
+        <w:ind w:left="1789" w:hanging="360"/>
+      </w:pPr>
+    </w:lvl>
+    <w:lvl w:ilvl="2" w:tplc="0416001B" w:tentative="1">
+      <w:start w:val="1"/>
+      <w:numFmt w:val="lowerRoman"/>
+      <w:lvlText w:val="%3."/>
+      <w:lvlJc w:val="right"/>
+      <w:pPr>
+        <w:ind w:left="2509" w:hanging="180"/>
+      </w:pPr>
+    </w:lvl>
+    <w:lvl w:ilvl="3" w:tplc="0416000F" w:tentative="1">
+      <w:start w:val="1"/>
+      <w:numFmt w:val="decimal"/>
+      <w:lvlText w:val="%4."/>
+      <w:lvlJc w:val="left"/>
+      <w:pPr>
+        <w:ind w:left="3229" w:hanging="360"/>
+      </w:pPr>
+    </w:lvl>
+    <w:lvl w:ilvl="4" w:tplc="04160019" w:tentative="1">
+      <w:start w:val="1"/>
+      <w:numFmt w:val="lowerLetter"/>
+      <w:lvlText w:val="%5."/>
+      <w:lvlJc w:val="left"/>
+      <w:pPr>
+        <w:ind w:left="3949" w:hanging="360"/>
+      </w:pPr>
+    </w:lvl>
+    <w:lvl w:ilvl="5" w:tplc="0416001B" w:tentative="1">
+      <w:start w:val="1"/>
+      <w:numFmt w:val="lowerRoman"/>
+      <w:lvlText w:val="%6."/>
+      <w:lvlJc w:val="right"/>
+      <w:pPr>
+        <w:ind w:left="4669" w:hanging="180"/>
+      </w:pPr>
+    </w:lvl>
+    <w:lvl w:ilvl="6" w:tplc="0416000F" w:tentative="1">
+      <w:start w:val="1"/>
+      <w:numFmt w:val="decimal"/>
+      <w:lvlText w:val="%7."/>
+      <w:lvlJc w:val="left"/>
+      <w:pPr>
+        <w:ind w:left="5389" w:hanging="360"/>
+      </w:pPr>
+    </w:lvl>
+    <w:lvl w:ilvl="7" w:tplc="04160019" w:tentative="1">
+      <w:start w:val="1"/>
+      <w:numFmt w:val="lowerLetter"/>
+      <w:lvlText w:val="%8."/>
+      <w:lvlJc w:val="left"/>
+      <w:pPr>
+        <w:ind w:left="6109" w:hanging="360"/>
+      </w:pPr>
+    </w:lvl>
+    <w:lvl w:ilvl="8" w:tplc="0416001B" w:tentative="1">
+      <w:start w:val="1"/>
+      <w:numFmt w:val="lowerRoman"/>
+      <w:lvlText w:val="%9."/>
+      <w:lvlJc w:val="right"/>
+      <w:pPr>
+        <w:ind w:left="6829" w:hanging="180"/>
+      </w:pPr>
+    </w:lvl>
+  </w:abstractNum>
+  <w:abstractNum w:abstractNumId="1" w15:restartNumberingAfterBreak="0">
+    <w:nsid w:val="7A8E6BEE"/>
+    <w:multiLevelType w:val="multilevel"/>
+    <w:tmpl w:val="5122FBA0"/>
+    <w:lvl w:ilvl="0">
+      <w:start w:val="1"/>
+      <w:numFmt w:val="decimal"/>
+      <w:pStyle w:val="Ttulo1"/>
+      <w:lvlText w:val="%1"/>
+      <w:lvlJc w:val="left"/>
+      <w:pPr>
+        <w:ind w:left="1069" w:hanging="360"/>
+      </w:pPr>
+      <w:rPr>
+        <w:rFonts w:hint="default"/>
+      </w:rPr>
+    </w:lvl>
+    <w:lvl w:ilvl="1">
+      <w:start w:val="1"/>
+      <w:numFmt w:val="decimal"/>
+      <w:pStyle w:val="Ttulo2"/>
+      <w:isLgl/>
+      <w:lvlText w:val="%1.%2"/>
+      <w:lvlJc w:val="left"/>
+      <w:pPr>
+        <w:ind w:left="1429" w:hanging="360"/>
+      </w:pPr>
+      <w:rPr>
+        <w:rFonts w:hint="default"/>
+      </w:rPr>
+    </w:lvl>
+    <w:lvl w:ilvl="2">
+      <w:start w:val="1"/>
+      <w:numFmt w:val="decimal"/>
+      <w:pStyle w:val="Ttulo3"/>
+      <w:isLgl/>
+      <w:lvlText w:val="%1.%2.%3"/>
+      <w:lvlJc w:val="left"/>
+      <w:pPr>
+        <w:ind w:left="2149" w:hanging="720"/>
+      </w:pPr>
+      <w:rPr>
+        <w:rFonts w:hint="default"/>
+      </w:rPr>
+    </w:lvl>
+    <w:lvl w:ilvl="3">
+      <w:start w:val="1"/>
+      <w:numFmt w:val="decimal"/>
+      <w:pStyle w:val="Ttulo4"/>
+      <w:isLgl/>
+      <w:lvlText w:val="%1.%2.%3.%4"/>
+      <w:lvlJc w:val="left"/>
+      <w:pPr>
+        <w:ind w:left="2869" w:hanging="1080"/>
+      </w:pPr>
+      <w:rPr>
+        <w:rFonts w:hint="default"/>
+      </w:rPr>
+    </w:lvl>
+    <w:lvl w:ilvl="4">
+      <w:start w:val="1"/>
+      <w:numFmt w:val="decimal"/>
+      <w:pStyle w:val="Ttulo5"/>
+      <w:isLgl/>
+      <w:lvlText w:val="%1.%2.%3.%4.%5"/>
+      <w:lvlJc w:val="left"/>
+      <w:pPr>
+        <w:ind w:left="3229" w:hanging="1080"/>
+      </w:pPr>
+      <w:rPr>
+        <w:rFonts w:hint="default"/>
+      </w:rPr>
+    </w:lvl>
+    <w:lvl w:ilvl="5">
+      <w:start w:val="1"/>
+      <w:numFmt w:val="decimal"/>
+      <w:isLgl/>
+      <w:lvlText w:val="%1.%2.%3.%4.%5.%6"/>
+      <w:lvlJc w:val="left"/>
+      <w:pPr>
+        <w:ind w:left="3949" w:hanging="1440"/>
+      </w:pPr>
+      <w:rPr>
+        <w:rFonts w:hint="default"/>
+      </w:rPr>
+    </w:lvl>
+    <w:lvl w:ilvl="6">
+      <w:start w:val="1"/>
+      <w:numFmt w:val="decimal"/>
+      <w:isLgl/>
+      <w:lvlText w:val="%1.%2.%3.%4.%5.%6.%7"/>
+      <w:lvlJc w:val="left"/>
+      <w:pPr>
+        <w:ind w:left="4309" w:hanging="1440"/>
+      </w:pPr>
+      <w:rPr>
+        <w:rFonts w:hint="default"/>
+      </w:rPr>
+    </w:lvl>
+    <w:lvl w:ilvl="7">
+      <w:start w:val="1"/>
+      <w:numFmt w:val="decimal"/>
+      <w:isLgl/>
+      <w:lvlText w:val="%1.%2.%3.%4.%5.%6.%7.%8"/>
+      <w:lvlJc w:val="left"/>
+      <w:pPr>
+        <w:ind w:left="5029" w:hanging="1800"/>
+      </w:pPr>
+      <w:rPr>
+        <w:rFonts w:hint="default"/>
+      </w:rPr>
+    </w:lvl>
+    <w:lvl w:ilvl="8">
+      <w:start w:val="1"/>
+      <w:numFmt w:val="decimal"/>
+      <w:isLgl/>
+      <w:lvlText w:val="%1.%2.%3.%4.%5.%6.%7.%8.%9"/>
+      <w:lvlJc w:val="left"/>
+      <w:pPr>
+        <w:ind w:left="5389" w:hanging="1800"/>
+      </w:pPr>
+      <w:rPr>
+        <w:rFonts w:hint="default"/>
+      </w:rPr>
+    </w:lvl>
+  </w:abstractNum>
+  <w:num w:numId="1">
+    <w:abstractNumId w:val="0"/>
+  </w:num>
+  <w:num w:numId="2">
+    <w:abstractNumId w:val="1"/>
+  </w:num>
+</w:numbering>
 </file>
 
 <file path=word/styles.xml><?xml version="1.0" encoding="utf-8"?>
@@ -643,6 +5949,148 @@
   <w:style w:type="paragraph" w:default="1" w:styleId="Normal">
     <w:name w:val="Normal"/>
     <w:qFormat/>
+    <w:rsid w:val="007077C4"/>
+    <w:pPr>
+      <w:spacing w:after="120" w:line="360" w:lineRule="auto"/>
+      <w:ind w:firstLine="709"/>
+      <w:jc w:val="both"/>
+    </w:pPr>
+    <w:rPr>
+      <w:rFonts w:ascii="Arial" w:hAnsi="Arial"/>
+      <w:sz w:val="24"/>
+    </w:rPr>
+  </w:style>
+  <w:style w:type="paragraph" w:styleId="Ttulo1">
+    <w:name w:val="heading 1"/>
+    <w:basedOn w:val="Normal"/>
+    <w:next w:val="Normal"/>
+    <w:link w:val="Ttulo1Char"/>
+    <w:uiPriority w:val="9"/>
+    <w:qFormat/>
+    <w:rsid w:val="00DE31B4"/>
+    <w:pPr>
+      <w:keepNext/>
+      <w:keepLines/>
+      <w:numPr>
+        <w:numId w:val="2"/>
+      </w:numPr>
+      <w:spacing w:after="300" w:line="240" w:lineRule="auto"/>
+      <w:jc w:val="left"/>
+      <w:outlineLvl w:val="0"/>
+    </w:pPr>
+    <w:rPr>
+      <w:rFonts w:eastAsiaTheme="majorEastAsia" w:cstheme="majorBidi"/>
+      <w:b/>
+      <w:szCs w:val="32"/>
+    </w:rPr>
+  </w:style>
+  <w:style w:type="paragraph" w:styleId="Ttulo2">
+    <w:name w:val="heading 2"/>
+    <w:basedOn w:val="Normal"/>
+    <w:next w:val="Normal"/>
+    <w:link w:val="Ttulo2Char"/>
+    <w:uiPriority w:val="9"/>
+    <w:unhideWhenUsed/>
+    <w:qFormat/>
+    <w:rsid w:val="00AF13B6"/>
+    <w:pPr>
+      <w:keepNext/>
+      <w:keepLines/>
+      <w:numPr>
+        <w:ilvl w:val="1"/>
+        <w:numId w:val="2"/>
+      </w:numPr>
+      <w:spacing w:before="300" w:after="300" w:line="240" w:lineRule="auto"/>
+      <w:jc w:val="left"/>
+      <w:outlineLvl w:val="1"/>
+    </w:pPr>
+    <w:rPr>
+      <w:rFonts w:eastAsiaTheme="majorEastAsia" w:cstheme="majorBidi"/>
+      <w:b/>
+      <w:szCs w:val="26"/>
+    </w:rPr>
+  </w:style>
+  <w:style w:type="paragraph" w:styleId="Ttulo3">
+    <w:name w:val="heading 3"/>
+    <w:basedOn w:val="Normal"/>
+    <w:next w:val="Normal"/>
+    <w:link w:val="Ttulo3Char"/>
+    <w:uiPriority w:val="9"/>
+    <w:unhideWhenUsed/>
+    <w:qFormat/>
+    <w:rsid w:val="008026F2"/>
+    <w:pPr>
+      <w:keepNext/>
+      <w:keepLines/>
+      <w:numPr>
+        <w:ilvl w:val="2"/>
+        <w:numId w:val="2"/>
+      </w:numPr>
+      <w:spacing w:before="300" w:after="300" w:line="240" w:lineRule="auto"/>
+      <w:jc w:val="left"/>
+      <w:outlineLvl w:val="2"/>
+    </w:pPr>
+    <w:rPr>
+      <w:rFonts w:eastAsiaTheme="majorEastAsia" w:cstheme="majorBidi"/>
+      <w:b/>
+      <w:color w:val="000000" w:themeColor="text1"/>
+      <w:szCs w:val="24"/>
+    </w:rPr>
+  </w:style>
+  <w:style w:type="paragraph" w:styleId="Ttulo4">
+    <w:name w:val="heading 4"/>
+    <w:basedOn w:val="Normal"/>
+    <w:next w:val="Normal"/>
+    <w:link w:val="Ttulo4Char"/>
+    <w:uiPriority w:val="9"/>
+    <w:unhideWhenUsed/>
+    <w:qFormat/>
+    <w:rsid w:val="00AF13B6"/>
+    <w:pPr>
+      <w:keepNext/>
+      <w:keepLines/>
+      <w:numPr>
+        <w:ilvl w:val="3"/>
+        <w:numId w:val="2"/>
+      </w:numPr>
+      <w:spacing w:before="300" w:after="300" w:line="240" w:lineRule="auto"/>
+      <w:jc w:val="left"/>
+      <w:outlineLvl w:val="3"/>
+    </w:pPr>
+    <w:rPr>
+      <w:rFonts w:eastAsiaTheme="majorEastAsia" w:cstheme="majorBidi"/>
+      <w:b/>
+      <w:i/>
+      <w:iCs/>
+      <w:color w:val="000000" w:themeColor="text1"/>
+    </w:rPr>
+  </w:style>
+  <w:style w:type="paragraph" w:styleId="Ttulo5">
+    <w:name w:val="heading 5"/>
+    <w:basedOn w:val="Normal"/>
+    <w:next w:val="Normal"/>
+    <w:link w:val="Ttulo5Char"/>
+    <w:uiPriority w:val="9"/>
+    <w:unhideWhenUsed/>
+    <w:qFormat/>
+    <w:rsid w:val="00AF13B6"/>
+    <w:pPr>
+      <w:keepNext/>
+      <w:keepLines/>
+      <w:numPr>
+        <w:ilvl w:val="4"/>
+        <w:numId w:val="2"/>
+      </w:numPr>
+      <w:spacing w:before="300" w:after="300" w:line="240" w:lineRule="auto"/>
+      <w:ind w:left="0" w:firstLine="0"/>
+      <w:jc w:val="left"/>
+      <w:outlineLvl w:val="4"/>
+    </w:pPr>
+    <w:rPr>
+      <w:rFonts w:eastAsiaTheme="majorEastAsia" w:cstheme="majorBidi"/>
+      <w:b/>
+      <w:color w:val="000000" w:themeColor="text1"/>
+    </w:rPr>
   </w:style>
   <w:style w:type="character" w:default="1" w:styleId="Fontepargpadro">
     <w:name w:val="Default Paragraph Font"/>
@@ -685,6 +6133,96 @@
       <w:rFonts w:ascii="Arial" w:hAnsi="Arial"/>
       <w:b/>
       <w:sz w:val="28"/>
+    </w:rPr>
+  </w:style>
+  <w:style w:type="character" w:styleId="Forte">
+    <w:name w:val="Strong"/>
+    <w:basedOn w:val="Fontepargpadro"/>
+    <w:uiPriority w:val="22"/>
+    <w:qFormat/>
+    <w:rsid w:val="007077C4"/>
+    <w:rPr>
+      <w:b/>
+      <w:bCs/>
+    </w:rPr>
+  </w:style>
+  <w:style w:type="paragraph" w:styleId="PargrafodaLista">
+    <w:name w:val="List Paragraph"/>
+    <w:basedOn w:val="Normal"/>
+    <w:uiPriority w:val="34"/>
+    <w:qFormat/>
+    <w:rsid w:val="007077C4"/>
+    <w:pPr>
+      <w:ind w:left="720"/>
+      <w:contextualSpacing/>
+    </w:pPr>
+  </w:style>
+  <w:style w:type="character" w:customStyle="1" w:styleId="Ttulo1Char">
+    <w:name w:val="Título 1 Char"/>
+    <w:basedOn w:val="Fontepargpadro"/>
+    <w:link w:val="Ttulo1"/>
+    <w:uiPriority w:val="9"/>
+    <w:rsid w:val="00DE31B4"/>
+    <w:rPr>
+      <w:rFonts w:ascii="Arial" w:eastAsiaTheme="majorEastAsia" w:hAnsi="Arial" w:cstheme="majorBidi"/>
+      <w:b/>
+      <w:sz w:val="24"/>
+      <w:szCs w:val="32"/>
+    </w:rPr>
+  </w:style>
+  <w:style w:type="character" w:customStyle="1" w:styleId="Ttulo2Char">
+    <w:name w:val="Título 2 Char"/>
+    <w:basedOn w:val="Fontepargpadro"/>
+    <w:link w:val="Ttulo2"/>
+    <w:uiPriority w:val="9"/>
+    <w:rsid w:val="00AF13B6"/>
+    <w:rPr>
+      <w:rFonts w:ascii="Arial" w:eastAsiaTheme="majorEastAsia" w:hAnsi="Arial" w:cstheme="majorBidi"/>
+      <w:b/>
+      <w:sz w:val="24"/>
+      <w:szCs w:val="26"/>
+    </w:rPr>
+  </w:style>
+  <w:style w:type="character" w:customStyle="1" w:styleId="Ttulo3Char">
+    <w:name w:val="Título 3 Char"/>
+    <w:basedOn w:val="Fontepargpadro"/>
+    <w:link w:val="Ttulo3"/>
+    <w:uiPriority w:val="9"/>
+    <w:rsid w:val="008026F2"/>
+    <w:rPr>
+      <w:rFonts w:ascii="Arial" w:eastAsiaTheme="majorEastAsia" w:hAnsi="Arial" w:cstheme="majorBidi"/>
+      <w:b/>
+      <w:color w:val="000000" w:themeColor="text1"/>
+      <w:sz w:val="24"/>
+      <w:szCs w:val="24"/>
+    </w:rPr>
+  </w:style>
+  <w:style w:type="character" w:customStyle="1" w:styleId="Ttulo4Char">
+    <w:name w:val="Título 4 Char"/>
+    <w:basedOn w:val="Fontepargpadro"/>
+    <w:link w:val="Ttulo4"/>
+    <w:uiPriority w:val="9"/>
+    <w:rsid w:val="00AF13B6"/>
+    <w:rPr>
+      <w:rFonts w:ascii="Arial" w:eastAsiaTheme="majorEastAsia" w:hAnsi="Arial" w:cstheme="majorBidi"/>
+      <w:b/>
+      <w:i/>
+      <w:iCs/>
+      <w:color w:val="000000" w:themeColor="text1"/>
+      <w:sz w:val="24"/>
+    </w:rPr>
+  </w:style>
+  <w:style w:type="character" w:customStyle="1" w:styleId="Ttulo5Char">
+    <w:name w:val="Título 5 Char"/>
+    <w:basedOn w:val="Fontepargpadro"/>
+    <w:link w:val="Ttulo5"/>
+    <w:uiPriority w:val="9"/>
+    <w:rsid w:val="00AF13B6"/>
+    <w:rPr>
+      <w:rFonts w:ascii="Arial" w:eastAsiaTheme="majorEastAsia" w:hAnsi="Arial" w:cstheme="majorBidi"/>
+      <w:b/>
+      <w:color w:val="000000" w:themeColor="text1"/>
+      <w:sz w:val="24"/>
     </w:rPr>
   </w:style>
 </w:styles>
@@ -956,7 +6494,7 @@
 </file>
 
 <file path=customXml/itemProps1.xml><?xml version="1.0" encoding="utf-8"?>
-<ds:datastoreItem xmlns:ds="http://schemas.openxmlformats.org/officeDocument/2006/customXml" ds:itemID="{9C1A33FB-CD19-4572-B076-CFA5F8C14FBF}">
+<ds:datastoreItem xmlns:ds="http://schemas.openxmlformats.org/officeDocument/2006/customXml" ds:itemID="{A3BB85DC-EA2B-4918-9476-F1AB30BB303A}">
   <ds:schemaRefs>
     <ds:schemaRef ds:uri="http://schemas.openxmlformats.org/officeDocument/2006/bibliography"/>
   </ds:schemaRefs>
